--- a/docs/제안발표/제안서_02_두뜀.docx
+++ b/docs/제안발표/제안서_02_두뜀.docx
@@ -1,6 +1,6 @@
 
 <file path=word/document.xml><?xml version="1.0" encoding="utf-8"?>
-<w:document xmlns:wpc="http://schemas.microsoft.com/office/word/2010/wordprocessingCanvas" xmlns:cx="http://schemas.microsoft.com/office/drawing/2014/chartex" xmlns:cx1="http://schemas.microsoft.com/office/drawing/2015/9/8/chartex" xmlns:cx2="http://schemas.microsoft.com/office/drawing/2015/10/21/chartex" xmlns:cx3="http://schemas.microsoft.com/office/drawing/2016/5/9/chartex" xmlns:cx4="http://schemas.microsoft.com/office/drawing/2016/5/10/chartex" xmlns:cx5="http://schemas.microsoft.com/office/drawing/2016/5/11/chartex" xmlns:cx6="http://schemas.microsoft.com/office/drawing/2016/5/12/chartex" xmlns:cx7="http://schemas.microsoft.com/office/drawing/2016/5/13/chartex" xmlns:cx8="http://schemas.microsoft.com/office/drawing/2016/5/14/chartex" xmlns:mc="http://schemas.openxmlformats.org/markup-compatibility/2006" xmlns:aink="http://schemas.microsoft.com/office/drawing/2016/ink" xmlns:am3d="http://schemas.microsoft.com/office/drawing/2017/model3d" xmlns:o="urn:schemas-microsoft-com:office:office" xmlns:oel="http://schemas.microsoft.com/office/2019/extlst" xmlns:r="http://schemas.openxmlformats.org/officeDocument/2006/relationships" xmlns:m="http://schemas.openxmlformats.org/officeDocument/2006/math" xmlns:v="urn:schemas-microsoft-com:vml" xmlns:wp14="http://schemas.microsoft.com/office/word/2010/wordprocessingDrawing" xmlns:wp="http://schemas.openxmlformats.org/drawingml/2006/wordprocessingDrawing" xmlns:w10="urn:schemas-microsoft-com:office:word" xmlns:w="http://schemas.openxmlformats.org/wordprocessingml/2006/main" xmlns:w14="http://schemas.microsoft.com/office/word/2010/wordml" xmlns:w15="http://schemas.microsoft.com/office/word/2012/wordml" xmlns:w16cex="http://schemas.microsoft.com/office/word/2018/wordml/cex" xmlns:w16cid="http://schemas.microsoft.com/office/word/2016/wordml/cid" xmlns:w16="http://schemas.microsoft.com/office/word/2018/wordml" xmlns:w16du="http://schemas.microsoft.com/office/word/2023/wordml/word16du" xmlns:w16sdtdh="http://schemas.microsoft.com/office/word/2020/wordml/sdtdatahash" xmlns:w16sdtfl="http://schemas.microsoft.com/office/word/2024/wordml/sdtformatlock" xmlns:w16se="http://schemas.microsoft.com/office/word/2015/wordml/symex" xmlns:wpg="http://schemas.microsoft.com/office/word/2010/wordprocessingGroup" xmlns:wpi="http://schemas.microsoft.com/office/word/2010/wordprocessingInk" xmlns:wne="http://schemas.microsoft.com/office/word/2006/wordml" xmlns:wps="http://schemas.microsoft.com/office/word/2010/wordprocessingShape" mc:Ignorable="w14 w15 w16se w16cid w16 w16cex w16sdtdh w16sdtfl w16du wp14">
+<w:document xmlns:wpc="http://schemas.microsoft.com/office/word/2010/wordprocessingCanvas" xmlns:cx="http://schemas.microsoft.com/office/drawing/2014/chartex" xmlns:cx1="http://schemas.microsoft.com/office/drawing/2015/9/8/chartex" xmlns:cx2="http://schemas.microsoft.com/office/drawing/2015/10/21/chartex" xmlns:cx3="http://schemas.microsoft.com/office/drawing/2016/5/9/chartex" xmlns:cx4="http://schemas.microsoft.com/office/drawing/2016/5/10/chartex" xmlns:cx5="http://schemas.microsoft.com/office/drawing/2016/5/11/chartex" xmlns:cx6="http://schemas.microsoft.com/office/drawing/2016/5/12/chartex" xmlns:cx7="http://schemas.microsoft.com/office/drawing/2016/5/13/chartex" xmlns:cx8="http://schemas.microsoft.com/office/drawing/2016/5/14/chartex" xmlns:mc="http://schemas.openxmlformats.org/markup-compatibility/2006" xmlns:m="http://schemas.openxmlformats.org/officeDocument/2006/math" xmlns:aink="http://schemas.microsoft.com/office/drawing/2016/ink" xmlns:am3d="http://schemas.microsoft.com/office/drawing/2017/model3d" xmlns:oel="http://schemas.microsoft.com/office/2019/extlst" xmlns:r="http://schemas.openxmlformats.org/officeDocument/2006/relationships" xmlns:wp14="http://schemas.microsoft.com/office/word/2010/wordprocessingDrawing" xmlns:wp="http://schemas.openxmlformats.org/drawingml/2006/wordprocessingDrawing" xmlns:wpg="http://schemas.microsoft.com/office/word/2010/wordprocessingGroup" xmlns:wpi="http://schemas.microsoft.com/office/word/2010/wordprocessingInk" xmlns:wps="http://schemas.microsoft.com/office/word/2010/wordprocessingShape" xmlns:o="urn:schemas-microsoft-com:office:office" xmlns:v="urn:schemas-microsoft-com:vml" xmlns:w10="urn:schemas-microsoft-com:office:word" xmlns:w="http://schemas.openxmlformats.org/wordprocessingml/2006/main" xmlns:w14="http://schemas.microsoft.com/office/word/2010/wordml" xmlns:w15="http://schemas.microsoft.com/office/word/2012/wordml" xmlns:w16cex="http://schemas.microsoft.com/office/word/2018/wordml/cex" xmlns:w16cid="http://schemas.microsoft.com/office/word/2016/wordml/cid" xmlns:w16="http://schemas.microsoft.com/office/word/2018/wordml" xmlns:w16sdtdh="http://schemas.microsoft.com/office/word/2020/wordml/sdtdatahash" xmlns:w16sdtfl="http://schemas.microsoft.com/office/word/2024/wordml/sdtformatlock" xmlns:w16se="http://schemas.microsoft.com/office/word/2015/wordml/symex" xmlns:w16du="http://schemas.microsoft.com/office/word/2023/wordml/word16du" xmlns:wne="http://schemas.microsoft.com/office/word/2006/wordml" mc:Ignorable="w14 w15 w16se w16cid w16 w16cex w16sdtdh w16sdtfl w16du wp14">
   <w:body>
     <w:tbl>
       <w:tblPr>
@@ -2688,7 +2688,63 @@
               <w:rPr>
                 <w:rFonts w:ascii="맑은 고딕" w:eastAsia="맑은 고딕" w:hAnsi="맑은 고딕" w:cs="맑은 고딕"/>
               </w:rPr>
-              <w:t xml:space="preserve">                </w:t>
+              <w:t xml:space="preserve">      </w:t>
+            </w:r>
+            <w:r>
+              <w:rPr>
+                <w:rFonts w:ascii="맑은 고딕" w:eastAsia="맑은 고딕" w:hAnsi="맑은 고딕" w:cs="맑은 고딕"/>
+                <w:noProof/>
+              </w:rPr>
+              <w:drawing>
+                <wp:inline distT="0" distB="0" distL="0" distR="0" wp14:anchorId="507C812F" wp14:editId="67AF354D">
+                  <wp:extent cx="592852" cy="294342"/>
+                  <wp:effectExtent l="0" t="0" r="0" b="0"/>
+                  <wp:docPr id="2065918096" name="그림 1"/>
+                  <wp:cNvGraphicFramePr>
+                    <a:graphicFrameLocks xmlns:a="http://schemas.openxmlformats.org/drawingml/2006/main" noChangeAspect="1"/>
+                  </wp:cNvGraphicFramePr>
+                  <a:graphic xmlns:a="http://schemas.openxmlformats.org/drawingml/2006/main">
+                    <a:graphicData uri="http://schemas.openxmlformats.org/drawingml/2006/picture">
+                      <pic:pic xmlns:pic="http://schemas.openxmlformats.org/drawingml/2006/picture">
+                        <pic:nvPicPr>
+                          <pic:cNvPr id="2065918096" name="그림 2065918096"/>
+                          <pic:cNvPicPr/>
+                        </pic:nvPicPr>
+                        <pic:blipFill rotWithShape="1">
+                          <a:blip r:embed="rId7" cstate="print">
+                            <a:extLst>
+                              <a:ext uri="{28A0092B-C50C-407E-A947-70E740481C1C}">
+                                <a14:useLocalDpi xmlns:a14="http://schemas.microsoft.com/office/drawing/2010/main" val="0"/>
+                              </a:ext>
+                            </a:extLst>
+                          </a:blip>
+                          <a:srcRect l="14882" t="18783" r="33920" b="36036"/>
+                          <a:stretch>
+                            <a:fillRect/>
+                          </a:stretch>
+                        </pic:blipFill>
+                        <pic:spPr bwMode="auto">
+                          <a:xfrm>
+                            <a:off x="0" y="0"/>
+                            <a:ext cx="668084" cy="331694"/>
+                          </a:xfrm>
+                          <a:prstGeom prst="rect">
+                            <a:avLst/>
+                          </a:prstGeom>
+                          <a:ln>
+                            <a:noFill/>
+                          </a:ln>
+                          <a:extLst>
+                            <a:ext uri="{53640926-AAD7-44D8-BBD7-CCE9431645EC}">
+                              <a14:shadowObscured xmlns:a14="http://schemas.microsoft.com/office/drawing/2010/main"/>
+                            </a:ext>
+                          </a:extLst>
+                        </pic:spPr>
+                      </pic:pic>
+                    </a:graphicData>
+                  </a:graphic>
+                </wp:inline>
+              </w:drawing>
             </w:r>
             <w:r>
               <w:rPr>
@@ -2727,17 +2783,7 @@
       <w:pPr>
         <w:pStyle w:val="FFFFB9FFFFD9FFFFC5FFFFC1FFFFB1FFFFDB"/>
         <w:rPr>
-          <w:rFonts w:ascii="HY울릉도M" w:eastAsia="HY울릉도M" w:hAnsi="HY울릉도M" w:cs="HY울릉도M"/>
-          <w:sz w:val="24"/>
-          <w:szCs w:val="24"/>
-        </w:rPr>
-      </w:pPr>
-    </w:p>
-    <w:p>
-      <w:pPr>
-        <w:pStyle w:val="FFFFB9FFFFD9FFFFC5FFFFC1FFFFB1FFFFDB"/>
-        <w:rPr>
-          <w:rFonts w:ascii="HY울릉도M" w:eastAsia="HY울릉도M" w:hAnsi="HY울릉도M" w:cs="HY울릉도M"/>
+          <w:rFonts w:ascii="HY울릉도M" w:eastAsia="HY울릉도M" w:hAnsi="HY울릉도M" w:cs="HY울릉도M" w:hint="eastAsia"/>
           <w:sz w:val="24"/>
           <w:szCs w:val="24"/>
         </w:rPr>
@@ -2922,7 +2968,7 @@
                 <w:sz w:val="19"/>
                 <w:szCs w:val="19"/>
               </w:rPr>
-              <w:t xml:space="preserve">웹 기반 아바타 스터디카페 서비스</w:t>
+              <w:t>웹 기반 아바타 스터디카페 서비스</w:t>
             </w:r>
             <w:r>
               <w:rPr>
@@ -3002,7 +3048,7 @@
                 <w:sz w:val="19"/>
                 <w:szCs w:val="19"/>
               </w:rPr>
-              <w:t xml:space="preserve">한다. 이를 통해 사용자는 얼굴을 드러내지 않으면서도 실제 스터디카페처럼 함께 공부하는 긴장감을 얻을 수 있다.</w:t>
+              <w:t>한다. 이를 통해 사용자는 얼굴을 드러내지 않으면서도 실제 스터디카페처럼 함께 공부하는 긴장감을 얻을 수 있다.</w:t>
             </w:r>
           </w:p>
           <w:p>
@@ -3216,7 +3262,7 @@
                 <w:sz w:val="19"/>
                 <w:szCs w:val="19"/>
               </w:rPr>
-              <w:t xml:space="preserve">: 스터디카페 이용료는 시간당 1,500원에서 3,000원 수준으로, 매일 서너 시간씩 이용하는 청소년에게는 부담이 된다. 서울 강동구는 취약계층 고등학생에게 스터디카페·독서실 이용료를 월 최대 10만 원, 연간 최대 20만 원까지 지원하는 사업을 시행하고 있을 정도로, 학습 공간 비용은 사회적 문제로도 인식되고 있다.</w:t>
+              <w:t>: 스터디카페 이용료는 시간당 1,500원에서 3,000원 수준으로, 매일 서너 시간씩 이용하는 청소년에게는 부담이 된다. 서울 강동구는 취약계층 고등학생에게 스터디카페·독서실 이용료를 월 최대 10만 원, 연간 최대 20만 원까지 지원하는 사업을 시행하고 있을 정도로, 학습 공간 비용은 사회적 문제로도 인식되고 있다.</w:t>
             </w:r>
           </w:p>
           <w:p>
@@ -3252,9 +3298,16 @@
                 <w:sz w:val="19"/>
                 <w:szCs w:val="19"/>
               </w:rPr>
-              <w:t xml:space="preserve">: 캠스터디는 젊은층 사이에서 비대면 문화의 상징처럼 자리 잡았으며, 공부 시간을 기록하고 공유하는 앱도 학생들 사이에 널리 쓰이고 있다. 타인의 존재가 과제 수행에 영향을 준다는 사회적 촉진(social facilitation) 이론과, 옆에 누군가 있기만 해도 과제 지속이 쉬워진다는 바디 더블링(body </w:t>
+              <w:t xml:space="preserve">: 캠스터디는 젊은층 사이에서 비대면 문화의 상징처럼 </w:t>
+            </w:r>
+            <w:r>
+              <w:rPr>
+                <w:rFonts w:ascii="맑은 고딕" w:eastAsia="맑은 고딕" w:hAnsi="맑은 고딕" w:cs="맑은 고딕" w:hint="eastAsia"/>
+                <w:sz w:val="19"/>
+                <w:szCs w:val="19"/>
+              </w:rPr>
               <w:lastRenderedPageBreak/>
-              <w:t xml:space="preserve">doubling) 개념이 이러한 흐름을 뒷받침한다. 이러한 효과는 가상 공간에서도 나타난다. 가상환경 실험에서 참가자들은 실제 사람이 조종한다고 믿은 아바타 앞에서 과제를 수행할 때에만 타인의 존재에 따른 영향을 받았고, 이 영향은 캐릭터가 사실적이지 않아도 ‘누군가 함께 있다’는 느낌을 통해 생겨났다[2]. 즉, 실제 얼굴 대신 아바타로 참여하더라도 그 아바타가 실제 사람이라는 인식만 있으면 함께 공부하는 사회적 영향을 줄 수 있다.</w:t>
+              <w:t>자리 잡았으며, 공부 시간을 기록하고 공유하는 앱도 학생들 사이에 널리 쓰이고 있다. 타인의 존재가 과제 수행에 영향을 준다는 사회적 촉진(social facilitation) 이론과, 옆에 누군가 있기만 해도 과제 지속이 쉬워진다는 바디 더블링(body doubling) 개념이 이러한 흐름을 뒷받침한다. 이러한 효과는 가상 공간에서도 나타난다. 가상환경 실험에서 참가자들은 실제 사람이 조종한다고 믿은 아바타 앞에서 과제를 수행할 때에만 타인의 존재에 따른 영향을 받았고, 이 영향은 캐릭터가 사실적이지 않아도 ‘누군가 함께 있다’는 느낌을 통해 생겨났다[2]. 즉, 실제 얼굴 대신 아바타로 참여하더라도 그 아바타가 실제 사람이라는 인식만 있으면 함께 공부하는 사회적 영향을 줄 수 있다.</w:t>
             </w:r>
           </w:p>
           <w:p>
@@ -3290,7 +3343,7 @@
                 <w:sz w:val="19"/>
                 <w:szCs w:val="19"/>
               </w:rPr>
-              <w:t xml:space="preserve">: 웹 브라우저에서 동작하는 얼굴·자세·물체 인식 기술(MediaPipe 등)과 웹 3D 그래픽 기술(WebGL, Three.js)이 발전하면서, 별도 프로그램 설치 없이 웹캠만으로 사용자의 움직임을 3D 캐릭터에 실시간 반영할 수 있게 되었다. 또한 영상을 서버로 보내지 않고 사용자 기기에서 처리할 수 있어 개인정보 보호 측면에서도 유리하다.</w:t>
+              <w:t>: 웹 브라우저에서 동작하는 얼굴·자세·물체 인식 기술(MediaPipe 등)과 웹 3D 그래픽 기술(WebGL, Three.js)이 발전하면서, 별도 프로그램 설치 없이 웹캠만으로 사용자의 움직임을 3D 캐릭터에 실시간 반영할 수 있게 되었다. 또한 영상을 서버로 보내지 않고 사용자 기기에서 처리할 수 있어 개인정보 보호 측면에서도 유리하다.</w:t>
             </w:r>
           </w:p>
           <w:p>
@@ -3433,7 +3486,7 @@
                       <w:sz w:val="16"/>
                       <w:szCs w:val="16"/>
                     </w:rPr>
-                    <w:t xml:space="preserve">스터디라이브, 구루미 캠스터디</w:t>
+                    <w:t>스터디라이브, 구루미 캠스터디</w:t>
                   </w:r>
                 </w:p>
               </w:tc>
@@ -3452,7 +3505,7 @@
                       <w:sz w:val="16"/>
                       <w:szCs w:val="16"/>
                     </w:rPr>
-                    <w:t xml:space="preserve">실제 얼굴을 보여주는 실시간 캠스터디</w:t>
+                    <w:t>실제 얼굴을 보여주는 실시간 캠스터디</w:t>
                   </w:r>
                 </w:p>
               </w:tc>
@@ -3514,7 +3567,7 @@
                       <w:sz w:val="16"/>
                       <w:szCs w:val="16"/>
                     </w:rPr>
-                    <w:t xml:space="preserve">과목별 공부 시간을 측정하고 순위·그룹으로 공유</w:t>
+                    <w:t>과목별 공부 시간을 측정하고 순위·그룹으로 공유</w:t>
                   </w:r>
                 </w:p>
               </w:tc>
@@ -3576,7 +3629,7 @@
                       <w:sz w:val="16"/>
                       <w:szCs w:val="16"/>
                     </w:rPr>
-                    <w:t xml:space="preserve">AI가 웹캠으로 졸음·자리 이탈을 감지해 알림</w:t>
+                    <w:t>AI가 웹캠으로 졸음·자리 이탈을 감지해 알림</w:t>
                   </w:r>
                 </w:p>
               </w:tc>
@@ -3595,7 +3648,7 @@
                       <w:sz w:val="16"/>
                       <w:szCs w:val="16"/>
                     </w:rPr>
-                    <w:t xml:space="preserve">스터디카페 관리용으로, 얼굴 노출 문제는 그대로</w:t>
+                    <w:t>스터디카페 관리용으로, 얼굴 노출 문제는 그대로</w:t>
                   </w:r>
                 </w:p>
               </w:tc>
@@ -3638,7 +3691,7 @@
                       <w:sz w:val="16"/>
                       <w:szCs w:val="16"/>
                     </w:rPr>
-                    <w:t xml:space="preserve">2D 캐릭터로 가상 공간을 돌아다니다가 가까이 가면 영상·음성 대화</w:t>
+                    <w:t>2D 캐릭터로 가상 공간을 돌아다니다가 가까이 가면 영상·음성 대화</w:t>
                   </w:r>
                 </w:p>
               </w:tc>
@@ -3681,7 +3734,7 @@
                       <w:sz w:val="16"/>
                       <w:szCs w:val="16"/>
                     </w:rPr>
-                    <w:t xml:space="preserve">ZEP, Flat.social</w:t>
+                    <w:t>ZEP, Flat.social</w:t>
                   </w:r>
                 </w:p>
               </w:tc>
@@ -3749,7 +3802,7 @@
                 <w:sz w:val="19"/>
                 <w:szCs w:val="19"/>
               </w:rPr>
-              <w:t xml:space="preserve">열품타는 이용자의 공부시간 순위를 보여줘 공부 의욕을 높이는 방식이 인기 요인으로, 공부 시간 기록과 공유 자체에 대한 수요가 크다는 점을 보여준다.</w:t>
+              <w:t>열품타는 이용자의 공부시간 순위를 보여줘 공부 의욕을 높이는 방식이 인기 요인으로, 공부 시간 기록과 공유 자체에 대한 수요가 크다는 점을 보여준다.</w:t>
             </w:r>
           </w:p>
           <w:p>
@@ -3841,7 +3894,7 @@
                 <w:sz w:val="19"/>
                 <w:szCs w:val="19"/>
               </w:rPr>
-              <w:t xml:space="preserve">얼굴 영상 대신 트래킹되는 3D 캐릭터로 마주 보는 방식</w:t>
+              <w:t>얼굴 영상 대신 트래킹되는 3D 캐릭터로 마주 보는 방식</w:t>
             </w:r>
             <w:r>
               <w:rPr>
@@ -3867,7 +3920,16 @@
                 <w:sz w:val="19"/>
                 <w:szCs w:val="19"/>
               </w:rPr>
-              <w:t>함으로써 이 세 가지를 함께 해결한다.</w:t>
+              <w:t>함으로써 이 세 가</w:t>
+            </w:r>
+            <w:r>
+              <w:rPr>
+                <w:rFonts w:ascii="맑은 고딕" w:eastAsia="맑은 고딕" w:hAnsi="맑은 고딕" w:cs="맑은 고딕" w:hint="eastAsia"/>
+                <w:sz w:val="19"/>
+                <w:szCs w:val="19"/>
+              </w:rPr>
+              <w:lastRenderedPageBreak/>
+              <w:t>지를 함께 해결한다.</w:t>
             </w:r>
           </w:p>
           <w:p>
@@ -4046,15 +4108,15 @@
                 <w:sz w:val="19"/>
                 <w:szCs w:val="19"/>
               </w:rPr>
-              <w:t xml:space="preserve">얼굴과 생활 공간을 노출하지 않고도 함께 공부하는 긴장감을 유지할 수 있는 웹 기반 온라인 스터디카페</w:t>
-            </w:r>
-            <w:r>
-              <w:rPr>
-                <w:rFonts w:ascii="맑은 고딕" w:eastAsia="맑은 고딕" w:hAnsi="맑은 고딕" w:cs="맑은 고딕" w:hint="eastAsia"/>
-                <w:sz w:val="19"/>
-                <w:szCs w:val="19"/>
-              </w:rPr>
-              <w:t xml:space="preserve">를 개발한다.</w:t>
+              <w:t>얼굴과 생활 공간을 노출하지 않고도 함께 공부하는 긴장감을 유지할 수 있는 웹 기반 온라인 스터디카페</w:t>
+            </w:r>
+            <w:r>
+              <w:rPr>
+                <w:rFonts w:ascii="맑은 고딕" w:eastAsia="맑은 고딕" w:hAnsi="맑은 고딕" w:cs="맑은 고딕" w:hint="eastAsia"/>
+                <w:sz w:val="19"/>
+                <w:szCs w:val="19"/>
+              </w:rPr>
+              <w:t>를 개발한다.</w:t>
             </w:r>
           </w:p>
           <w:p>
@@ -4074,7 +4136,6 @@
                 <w:sz w:val="19"/>
                 <w:szCs w:val="19"/>
               </w:rPr>
-              <w:lastRenderedPageBreak/>
               <w:t>① 문제 해결</w:t>
             </w:r>
           </w:p>
@@ -4111,7 +4172,7 @@
                 <w:sz w:val="19"/>
                 <w:szCs w:val="19"/>
               </w:rPr>
-              <w:t xml:space="preserve">: 실제 얼굴 대신 사용자를 따라 움직이는 캐릭터를 보여주어, 외모·배경 노출에 대한 부담 없이 참여할 수 있게 한다.</w:t>
+              <w:t>: 실제 얼굴 대신 사용자를 따라 움직이는 캐릭터를 보여주어, 외모·배경 노출에 대한 부담 없이 참여할 수 있게 한다.</w:t>
             </w:r>
           </w:p>
           <w:p>
@@ -4147,7 +4208,7 @@
                 <w:sz w:val="19"/>
                 <w:szCs w:val="19"/>
               </w:rPr>
-              <w:t xml:space="preserve">: 카메라 가이드라인(머리부터 가슴, 그리고 학습 자료가 놓인 책상까지)을 착석 전에 맞추고 공부 중에도 유지하도록 하고, 자리 이탈·졸음 등 관찰 가능한 행동 상태를 캐릭터에 표시하고, 학습 기기를 쓰지 않는 사용자의 화면에 휴대폰·태블릿 등 전자기기가 감지되면 공부 타이머를 멈추어, 카메라를 껐을 때 사라지던 외부 제약 효과를 유지한다.</w:t>
+              <w:t>: 카메라 가이드라인(머리부터 가슴, 그리고 학습 자료가 놓인 책상까지)을 착석 전에 맞추고 공부 중에도 유지하도록 하고, 자리 이탈·졸음 등 관찰 가능한 행동 상태를 캐릭터에 표시하고, 학습 기기를 쓰지 않는 사용자의 화면에 휴대폰·태블릿 등 전자기기가 감지되면 공부 타이머를 멈추어, 카메라를 껐을 때 사라지던 외부 제약 효과를 유지한다.</w:t>
             </w:r>
           </w:p>
           <w:p>
@@ -4237,7 +4298,7 @@
                 <w:sz w:val="19"/>
                 <w:szCs w:val="19"/>
               </w:rPr>
-              <w:t xml:space="preserve">: 스터디카페 등 유료 공간 없이 집에서도 비슷한 학습 환경을 제공한다.</w:t>
+              <w:t>: 스터디카페 등 유료 공간 없이 집에서도 비슷한 학습 환경을 제공한다.</w:t>
             </w:r>
           </w:p>
           <w:p>
@@ -4367,7 +4428,7 @@
                 <w:sz w:val="19"/>
                 <w:szCs w:val="19"/>
               </w:rPr>
-              <w:t xml:space="preserve">: 공간을 돌아다닐 때는 Gather처럼 위에서 내려다보는 2D 시점, 좌석에 앉으면 내 눈높이의 3D 1인칭 시점(약 120도)으로 전환하여, 앞자리에 앉은 사람의 캐릭터가 실제로 마주 보이는 현실감을 제공한다.</w:t>
+              <w:t>: 공간을 돌아다닐 때는 Gather처럼 위에서 내려다보는 2D 시점, 좌석에 앉으면 내 눈높이의 3D 1인칭 시점(약 120도)으로 전환하여, 앞자리에 앉은 사람의 캐릭터가 실제로 마주 보이는 현실감을 제공한다.</w:t>
             </w:r>
           </w:p>
           <w:p>
@@ -4385,6 +4446,7 @@
                 <w:sz w:val="19"/>
                 <w:szCs w:val="19"/>
               </w:rPr>
+              <w:lastRenderedPageBreak/>
               <w:t xml:space="preserve">• </w:t>
             </w:r>
             <w:r>
@@ -4395,15 +4457,15 @@
                 <w:sz w:val="19"/>
                 <w:szCs w:val="19"/>
               </w:rPr>
-              <w:t xml:space="preserve">실제 스터디카페 이용 경험의 재현</w:t>
-            </w:r>
-            <w:r>
-              <w:rPr>
-                <w:rFonts w:ascii="맑은 고딕" w:eastAsia="맑은 고딕" w:hAnsi="맑은 고딕" w:cs="맑은 고딕" w:hint="eastAsia"/>
-                <w:sz w:val="19"/>
-                <w:szCs w:val="19"/>
-              </w:rPr>
-              <w:t xml:space="preserve">: 지점 선택, 키오스크 이용권·좌석 지정, 라운지 개인 좌석과 회의실 구분 등 익숙한 흐름을 가상 공간에 옮겨 별도 학습 없이 이용할 수 있게 한다.</w:t>
+              <w:t>실제 스터디카페 이용 경험의 재현</w:t>
+            </w:r>
+            <w:r>
+              <w:rPr>
+                <w:rFonts w:ascii="맑은 고딕" w:eastAsia="맑은 고딕" w:hAnsi="맑은 고딕" w:cs="맑은 고딕" w:hint="eastAsia"/>
+                <w:sz w:val="19"/>
+                <w:szCs w:val="19"/>
+              </w:rPr>
+              <w:t>: 지점 선택, 키오스크 이용권·좌석 지정, 라운지 개인 좌석과 회의실 구분 등 익숙한 흐름을 가상 공간에 옮겨 별도 학습 없이 이용할 수 있게 한다.</w:t>
             </w:r>
           </w:p>
           <w:p>
@@ -4457,7 +4519,7 @@
                 <w:sz w:val="19"/>
                 <w:szCs w:val="19"/>
               </w:rPr>
-              <w:t xml:space="preserve">• (향후 확장) 공부 시간에 따른 보상(코스튬 등)과 캐릭터 꾸미기로 게임처럼 공부를 지속하는 동기를 제공한다.</w:t>
+              <w:t>• (향후 확장) 공부 시간에 따른 보상(코스튬 등)과 캐릭터 꾸미기로 게임처럼 공부를 지속하는 동기를 제공한다.</w:t>
             </w:r>
           </w:p>
           <w:p>
@@ -4495,7 +4557,7 @@
                 <w:sz w:val="19"/>
                 <w:szCs w:val="19"/>
               </w:rPr>
-              <w:t xml:space="preserve">• 개인 학습: 중고등학생, 대학생, 수험생, 취준생의 자기주도 학습</w:t>
+              <w:t>• 개인 학습: 중고등학생, 대학생, 수험생, 취준생의 자기주도 학습</w:t>
             </w:r>
           </w:p>
           <w:p>
@@ -4513,7 +4575,7 @@
                 <w:sz w:val="19"/>
                 <w:szCs w:val="19"/>
               </w:rPr>
-              <w:t xml:space="preserve">• 친구·스터디 그룹: 회의실을 이용한 온라인 그룹 스터디</w:t>
+              <w:t>• 친구·스터디 그룹: 회의실을 이용한 온라인 그룹 스터디</w:t>
             </w:r>
           </w:p>
           <w:p>
@@ -4531,7 +4593,7 @@
                 <w:sz w:val="19"/>
                 <w:szCs w:val="19"/>
               </w:rPr>
-              <w:t xml:space="preserve">• 교육 기관(확장): 학원, 관리형 스터디카페의 온라인 자습 관리 도구</w:t>
+              <w:t>• 교육 기관(확장): 학원, 관리형 스터디카페의 온라인 자습 관리 도구</w:t>
             </w:r>
           </w:p>
           <w:p>
@@ -4569,8 +4631,7 @@
                 <w:sz w:val="19"/>
                 <w:szCs w:val="19"/>
               </w:rPr>
-              <w:lastRenderedPageBreak/>
-              <w:t xml:space="preserve">• 트래킹 반영 지연 시간 200ms 이하, 화면 30FPS 이상 유지</w:t>
+              <w:t>• 트래킹 반영 지연 시간 200ms 이하, 화면 30FPS 이상 유지</w:t>
             </w:r>
           </w:p>
           <w:p>
@@ -4606,7 +4667,7 @@
                 <w:sz w:val="19"/>
                 <w:szCs w:val="19"/>
               </w:rPr>
-              <w:t xml:space="preserve">• 좌석·회의실 동시 지정 시 중복 배정 0건</w:t>
+              <w:t>• 좌석·회의실 동시 지정 시 중복 배정 0건</w:t>
             </w:r>
           </w:p>
           <w:p>
@@ -4624,7 +4685,7 @@
                 <w:sz w:val="19"/>
                 <w:szCs w:val="19"/>
               </w:rPr>
-              <w:t xml:space="preserve">• 자리 이탈·졸음 판정 정확도 80% 이상, 전자기기 감지 정확도 80% 이상, 카메라 가이드라인 판정 정확도 80% 이상, 필기 상황 오판율 10% 이하</w:t>
+              <w:t>• 자리 이탈·졸음 판정 정확도 80% 이상, 전자기기 감지 정확도 80% 이상, 카메라 가이드라인 판정 정확도 80% 이상, 필기 상황 오판율 10% 이하</w:t>
             </w:r>
           </w:p>
           <w:p>
@@ -4660,7 +4721,7 @@
                 <w:sz w:val="19"/>
                 <w:szCs w:val="19"/>
               </w:rPr>
-              <w:t xml:space="preserve">• 사용자 실험에서 기존 캠 ON 대비 "내 모습이 신경 쓰였다" 점수 감소, 캠 OFF(캐릭터 숨김 모드) 대비 초록불(공부 중) 시간 비율 증가</w:t>
+              <w:t>• 사용자 실험에서 기존 캠 ON 대비 "내 모습이 신경 쓰였다" 점수 감소, 캠 OFF(캐릭터 숨김 모드) 대비 초록불(공부 중) 시간 비율 증가</w:t>
             </w:r>
           </w:p>
           <w:p>
@@ -4711,7 +4772,6 @@
                 <w:sz w:val="20"/>
                 <w:szCs w:val="20"/>
               </w:rPr>
-              <w:lastRenderedPageBreak/>
               <w:t>목표</w:t>
             </w:r>
             <w:r>
@@ -4923,7 +4983,7 @@
                       <w:sz w:val="16"/>
                       <w:szCs w:val="16"/>
                     </w:rPr>
-                    <w:t xml:space="preserve">웹 서비스 (PC 크롬 브라우저 기준, 웹캠 필수)</w:t>
+                    <w:t>웹 서비스 (PC 크롬 브라우저 기준, 웹캠 필수)</w:t>
                   </w:r>
                 </w:p>
               </w:tc>
@@ -4960,17 +5020,14 @@
                 <w:p>
                   <w:pPr>
                     <w:spacing w:after="0" w:line="264" w:lineRule="auto"/>
-                    <w:rPr>
-                      <w:rFonts w:hint="eastAsia"/>
-                    </w:rPr>
-                  </w:pPr>
-                  <w:r>
-                    <w:rPr>
-                      <w:rFonts w:ascii="맑은 고딕" w:eastAsia="맑은 고딕" w:hAnsi="맑은 고딕" w:cs="맑은 고딕" w:hint="eastAsia"/>
-                      <w:sz w:val="16"/>
-                      <w:szCs w:val="16"/>
-                    </w:rPr>
-                    <w:t xml:space="preserve">회원 관리, 지점 선택, 키오스크(이용권·좌석 번호 지정), 2D 이동 모드, 3D 좌석 모드(1인칭 120도 + 내 모습 화면), 웹캠 모션 트래킹, 카메라 가이드라인, 학습 기기 사용 여부 설정, 전자기기 감지(물체 인식), 집중 상태 표시, 과목별 공부 시간 자동 기록, 회의실(비밀번호 없이 입장), 실험용 캐릭터 숨김 모드</w:t>
+                  </w:pPr>
+                  <w:r>
+                    <w:rPr>
+                      <w:rFonts w:ascii="맑은 고딕" w:eastAsia="맑은 고딕" w:hAnsi="맑은 고딕" w:cs="맑은 고딕" w:hint="eastAsia"/>
+                      <w:sz w:val="16"/>
+                      <w:szCs w:val="16"/>
+                    </w:rPr>
+                    <w:t>회원 관리, 지점 선택, 키오스크(이용권·좌석 번호 지정), 2D 이동 모드, 3D 좌석 모드(1인칭 120도 + 내 모습 화면), 웹캠 모션 트래킹, 카메라 가이드라인, 학습 기기 사용 여부 설정, 전자기기 감지(물체 인식), 집중 상태 표시, 과목별 공부 시간 자동 기록, 회의실(비밀번호 없이 입장), 실험용 캐릭터 숨김 모드</w:t>
                   </w:r>
                 </w:p>
               </w:tc>
@@ -5014,7 +5071,7 @@
                       <w:sz w:val="16"/>
                       <w:szCs w:val="16"/>
                     </w:rPr>
-                    <w:t xml:space="preserve">모바일 앱, 유료 결제, 기관용 관리자 기능, 캐릭터 꾸미기, 보상, 공부 통계(기간별), 친구 목록·위치, 회의실 비밀번호·음성, 맵에서 "+" 버튼으로 좌석·회의실 선점, 고개 숙임 등 세부 자세 기반 행동 판정</w:t>
+                    <w:t>모바일 앱, 유료 결제, 기관용 관리자 기능, 캐릭터 꾸미기, 보상, 공부 통계(기간별), 친구 목록·위치, 회의실 비밀번호·음성, 맵에서 "+" 버튼으로 좌석·회의실 선점, 고개 숙임 등 세부 자세 기반 행동 판정</w:t>
                   </w:r>
                 </w:p>
               </w:tc>
@@ -5046,6 +5103,7 @@
                 <w:sz w:val="19"/>
                 <w:szCs w:val="19"/>
               </w:rPr>
+              <w:lastRenderedPageBreak/>
               <w:t>(2) 사용자 이용 흐름</w:t>
             </w:r>
           </w:p>
@@ -5082,7 +5140,7 @@
                 <w:sz w:val="18"/>
                 <w:szCs w:val="18"/>
               </w:rPr>
-              <w:t xml:space="preserve">→ 지점 선택 (예: 별다방, 달다방 …)</w:t>
+              <w:t>→ 지점 선택 (예: 별다방, 달다방 …)</w:t>
             </w:r>
           </w:p>
           <w:p>
@@ -5100,7 +5158,7 @@
                 <w:sz w:val="18"/>
                 <w:szCs w:val="18"/>
               </w:rPr>
-              <w:t xml:space="preserve">→ [키오스크] 이용 유형과 이용 시간 선택, 좌석 또는 회의실 번호 지정 → 이용권 발급</w:t>
+              <w:t>→ [키오스크] 이용 유형과 이용 시간 선택, 좌석 또는 회의실 번호 지정 → 이용권 발급</w:t>
             </w:r>
           </w:p>
           <w:p>
@@ -5118,7 +5176,7 @@
                 <w:sz w:val="18"/>
                 <w:szCs w:val="18"/>
               </w:rPr>
-              <w:t xml:space="preserve">├ 라운지: 좌석 배치도에서 빈 좌석 번호 선택</w:t>
+              <w:t>├ 라운지: 좌석 배치도에서 빈 좌석 번호 선택</w:t>
             </w:r>
           </w:p>
           <w:p>
@@ -5136,7 +5194,7 @@
                 <w:sz w:val="18"/>
                 <w:szCs w:val="18"/>
               </w:rPr>
-              <w:t xml:space="preserve">└ 회의실: 빈 회의실 또는 정원이 남은 회의실 번호 선택 (비밀번호 없이 입장, 최대 6명)</w:t>
+              <w:t>└ 회의실: 빈 회의실 또는 정원이 남은 회의실 번호 선택 (비밀번호 없이 입장, 최대 6명)</w:t>
             </w:r>
           </w:p>
           <w:p>
@@ -5154,7 +5212,7 @@
                 <w:sz w:val="18"/>
                 <w:szCs w:val="18"/>
               </w:rPr>
-              <w:t xml:space="preserve">→ [2D 이동 모드] 캐릭터를 조작해 지점 안을 걸어 지정한 자리로 이동 후 착석</w:t>
+              <w:t>→ [2D 이동 모드] 캐릭터를 조작해 지점 안을 걸어 지정한 자리로 이동 후 착석</w:t>
             </w:r>
           </w:p>
           <w:p>
@@ -5172,7 +5230,7 @@
                 <w:sz w:val="18"/>
                 <w:szCs w:val="18"/>
               </w:rPr>
-              <w:t xml:space="preserve">→ 카메라 가이드라인 확인 (머리부터 가슴, 학습 자료가 놓인 책상까지 화면의 가이드 틀에 들어오도록 조정)</w:t>
+              <w:t>→ 카메라 가이드라인 확인 (머리부터 가슴, 학습 자료가 놓인 책상까지 화면의 가이드 틀에 들어오도록 조정)</w:t>
             </w:r>
           </w:p>
           <w:p>
@@ -5208,7 +5266,7 @@
                 <w:sz w:val="18"/>
                 <w:szCs w:val="18"/>
               </w:rPr>
-              <w:t xml:space="preserve">→ 학습 기기(휴대폰·태블릿 등) 사용 여부 선택 (미사용 선택 시 “전자기기는 화면 밖에 두세요” 안내)</w:t>
+              <w:t>→ 학습 기기(휴대폰·태블릿 등) 사용 여부 선택 (미사용 선택 시 “전자기기는 화면 밖에 두세요” 안내)</w:t>
             </w:r>
           </w:p>
           <w:p>
@@ -5245,7 +5303,7 @@
                 <w:sz w:val="18"/>
                 <w:szCs w:val="18"/>
               </w:rPr>
-              <w:t xml:space="preserve">→ 자리에서 일어나기 → 2D 이동 모드로 전환 (좌석은 유지, 공부 시간 제외) / 이용 시간 종료 또는 키오스크에서 반납 → 좌석 반납</w:t>
+              <w:t>→ 자리에서 일어나기 → 2D 이동 모드로 전환 (좌석은 유지, 공부 시간 제외) / 이용 시간 종료 또는 키오스크에서 반납 → 좌석 반납</w:t>
             </w:r>
           </w:p>
           <w:p>
@@ -5407,7 +5465,7 @@
                       <w:sz w:val="16"/>
                       <w:szCs w:val="16"/>
                     </w:rPr>
-                    <w:t xml:space="preserve">회원가입, 로그인, 닉네임·프로필 설정</w:t>
+                    <w:t>회원가입, 로그인, 닉네임·프로필 설정</w:t>
                   </w:r>
                 </w:p>
               </w:tc>
@@ -5452,7 +5510,6 @@
                       <w:sz w:val="16"/>
                       <w:szCs w:val="16"/>
                     </w:rPr>
-                    <w:lastRenderedPageBreak/>
                     <w:t>지점</w:t>
                   </w:r>
                 </w:p>
@@ -5472,7 +5529,7 @@
                       <w:sz w:val="16"/>
                       <w:szCs w:val="16"/>
                     </w:rPr>
-                    <w:t xml:space="preserve">지점 목록과 테마 선택, 지점별 라운지 좌석·회의실 구성</w:t>
+                    <w:t>지점 목록과 테마 선택, 지점별 라운지 좌석·회의실 구성</w:t>
                   </w:r>
                 </w:p>
               </w:tc>
@@ -5550,7 +5607,7 @@
                       <w:sz w:val="16"/>
                       <w:szCs w:val="16"/>
                     </w:rPr>
-                    <w:t xml:space="preserve">이용 유형(라운지/회의실)과 이용 시간 선택, 좌석 배치도를 보며 좌석·회의실 번호 지정 → 이용권 발급, 종료 10분 전 알림, 시간 연장</w:t>
+                    <w:t>이용 유형(라운지/회의실)과 이용 시간 선택, 좌석 배치도를 보며 좌석·회의실 번호 지정 → 이용권 발급, 종료 10분 전 알림, 시간 연장</w:t>
                   </w:r>
                 </w:p>
               </w:tc>
@@ -5614,7 +5671,7 @@
                       <w:sz w:val="16"/>
                       <w:szCs w:val="16"/>
                     </w:rPr>
-                    <w:t xml:space="preserve">위에서 내려다보는 시점, 키보드(WASD·방향키)로 캐릭터 이동, 벽·가구 충돌 처리, 다른 사용자 위치와 상태 표시등(초록·노랑·빨강) 실시간 표시</w:t>
+                    <w:t>위에서 내려다보는 시점, 키보드(WASD·방향키)로 캐릭터 이동, 벽·가구 충돌 처리, 다른 사용자 위치와 상태 표시등(초록·노랑·빨강) 실시간 표시</w:t>
                   </w:r>
                 </w:p>
               </w:tc>
@@ -5659,7 +5716,7 @@
                       <w:sz w:val="16"/>
                       <w:szCs w:val="16"/>
                     </w:rPr>
-                    <w:t xml:space="preserve">좌석·회의실 배정</w:t>
+                    <w:t>좌석·회의실 배정</w:t>
                   </w:r>
                 </w:p>
               </w:tc>
@@ -5678,7 +5735,7 @@
                       <w:sz w:val="16"/>
                       <w:szCs w:val="16"/>
                     </w:rPr>
-                    <w:t xml:space="preserve">키오스크에서 지정한 좌석·회의실을 DB에서 원자적으로 배정, 먼저 요청한 1명만 성공, 배정 즉시 다른 사용자의 키오스크 화면에서 해당 번호 비활성화 (예외 처리는 아래 표 참고)</w:t>
+                    <w:t>키오스크에서 지정한 좌석·회의실을 DB에서 원자적으로 배정, 먼저 요청한 1명만 성공, 배정 즉시 다른 사용자의 키오스크 화면에서 해당 번호 비활성화 (예외 처리는 아래 표 참고)</w:t>
                   </w:r>
                 </w:p>
               </w:tc>
@@ -5805,7 +5862,7 @@
                       <w:sz w:val="16"/>
                       <w:szCs w:val="16"/>
                     </w:rPr>
-                    <w:t xml:space="preserve">모션 트래킹</w:t>
+                    <w:t>모션 트래킹</w:t>
                   </w:r>
                 </w:p>
               </w:tc>
@@ -5824,7 +5881,7 @@
                       <w:sz w:val="16"/>
                       <w:szCs w:val="16"/>
                     </w:rPr>
-                    <w:t xml:space="preserve">웹캠으로 고개 좌우·위아래 방향, 눈 깜빡임 인식 → 캐릭터 머리·눈에 실시간 반영, 떨림 보정</w:t>
+                    <w:t>웹캠으로 고개 좌우·위아래 방향, 눈 깜빡임 인식 → 캐릭터 머리·눈에 실시간 반영, 떨림 보정</w:t>
                   </w:r>
                 </w:p>
               </w:tc>
@@ -5869,7 +5926,16 @@
                       <w:sz w:val="16"/>
                       <w:szCs w:val="16"/>
                     </w:rPr>
-                    <w:t>카메라 가이드라인</w:t>
+                    <w:t>카메라 가이드</w:t>
+                  </w:r>
+                  <w:r>
+                    <w:rPr>
+                      <w:rFonts w:ascii="맑은 고딕" w:eastAsia="맑은 고딕" w:hAnsi="맑은 고딕" w:cs="맑은 고딕" w:hint="eastAsia"/>
+                      <w:sz w:val="16"/>
+                      <w:szCs w:val="16"/>
+                    </w:rPr>
+                    <w:lastRenderedPageBreak/>
+                    <w:t>라인</w:t>
                   </w:r>
                 </w:p>
               </w:tc>
@@ -5888,7 +5954,17 @@
                       <w:sz w:val="16"/>
                       <w:szCs w:val="16"/>
                     </w:rPr>
-                    <w:t xml:space="preserve">촬영 범위: 머리부터 가슴(양 어깨), 학습 자료가 놓인 책상까지. 착석 전 화면의 가이드 틀에 맞추도록 안내하고 MediaPipe Pose로 머리~가슴이 들어왔는지 확인, 공부 중에도 같은 범위를 유지하며 머리~가슴이 벗어나면 경고 및 타이머 일시정지. 책상이 화면에 들어오므로 학습 기기 미사용 사용자의 휴대폰 등 전자기기가 책상 위에 보이면 감지됨. 책·인쇄물 등 학습 자료 자체는 인식하지 않음</w:t>
+                    <w:lastRenderedPageBreak/>
+                    <w:t>촬영 범위: 머리부터 가슴(양 어깨), 학습 자료가 놓인 책상까</w:t>
+                  </w:r>
+                  <w:r>
+                    <w:rPr>
+                      <w:rFonts w:ascii="맑은 고딕" w:eastAsia="맑은 고딕" w:hAnsi="맑은 고딕" w:cs="맑은 고딕" w:hint="eastAsia"/>
+                      <w:sz w:val="16"/>
+                      <w:szCs w:val="16"/>
+                    </w:rPr>
+                    <w:lastRenderedPageBreak/>
+                    <w:t>지. 착석 전 화면의 가이드 틀에 맞추도록 안내하고 MediaPipe Pose로 머리~가슴이 들어왔는지 확인, 공부 중에도 같은 범위를 유지하며 머리~가슴이 벗어나면 경고 및 타이머 일시정지. 책상이 화면에 들어오므로 학습 기기 미사용 사용자의 휴대폰 등 전자기기가 책상 위에 보이면 감지됨. 책·인쇄물 등 학습 자료 자체는 인식하지 않음</w:t>
                   </w:r>
                 </w:p>
               </w:tc>
@@ -5908,6 +5984,7 @@
                       <w:sz w:val="16"/>
                       <w:szCs w:val="16"/>
                     </w:rPr>
+                    <w:lastRenderedPageBreak/>
                     <w:t>필수</w:t>
                   </w:r>
                 </w:p>
@@ -5952,46 +6029,46 @@
                       <w:sz w:val="16"/>
                       <w:szCs w:val="16"/>
                     </w:rPr>
-                    <w:t xml:space="preserve">자리 이탈(얼굴 미인식 5초 이상), 졸음(눈 감김 지속), 가이드라인 이탈, 전자기기 감지(학습 기기 미사용 선택 시 화면 안에 휴대폰·태블릿 등이 보이면) 판정 → 캐릭터에 아이콘·동작과 상태 표시등으로 표시. 관찰 가능한 행동 상태만 판정하며, 필기와 구별이 어려운 고개 숙임은 판정하지 않음</w:t>
-                  </w:r>
-                </w:p>
-                <w:p>
-                  <w:pPr>
-                    <w:spacing w:after="0" w:line="264" w:lineRule="auto"/>
-                  </w:pPr>
-                  <w:r>
-                    <w:rPr>
-                      <w:rFonts w:ascii="맑은 고딕" w:eastAsia="맑은 고딕" w:hAnsi="맑은 고딕" w:cs="맑은 고딕" w:hint="eastAsia"/>
-                      <w:sz w:val="16"/>
-                      <w:szCs w:val="16"/>
-                    </w:rPr>
-                    <w:t xml:space="preserve">- 초록불(공부 중): 착석 후 트래킹으로 공부 상태가 확인됨</w:t>
-                  </w:r>
-                </w:p>
-                <w:p>
-                  <w:pPr>
-                    <w:spacing w:after="0" w:line="264" w:lineRule="auto"/>
-                  </w:pPr>
-                  <w:r>
-                    <w:rPr>
-                      <w:rFonts w:ascii="맑은 고딕" w:eastAsia="맑은 고딕" w:hAnsi="맑은 고딕" w:cs="맑은 고딕" w:hint="eastAsia"/>
-                      <w:sz w:val="16"/>
-                      <w:szCs w:val="16"/>
-                    </w:rPr>
-                    <w:t xml:space="preserve">- 노란불(접속·비공부): 접속해 있으나 공부하지 않는 상태 전체 (자리 이탈·졸음·가이드라인 이탈·전자기기 감지, 2D 모드로 다른 자리나 카페 안을 돌아다님 등)</w:t>
-                  </w:r>
-                </w:p>
-                <w:p>
-                  <w:pPr>
-                    <w:spacing w:after="0" w:line="264" w:lineRule="auto"/>
-                  </w:pPr>
-                  <w:r>
-                    <w:rPr>
-                      <w:rFonts w:ascii="맑은 고딕" w:eastAsia="맑은 고딕" w:hAnsi="맑은 고딕" w:cs="맑은 고딕" w:hint="eastAsia"/>
-                      <w:sz w:val="16"/>
-                      <w:szCs w:val="16"/>
-                    </w:rPr>
-                    <w:t xml:space="preserve">- 빨간불(미접속): 서비스에 접속해 있지 않음 (접속이 끊긴 뒤 좌석이 반납되기 전까지 해당 좌석에 표시)</w:t>
+                    <w:t>자리 이탈(얼굴 미인식 5초 이상), 졸음(눈 감김 지속), 가이드라인 이탈, 전자기기 감지(학습 기기 미사용 선택 시 화면 안에 휴대폰·태블릿 등이 보이면) 판정 → 캐릭터에 아이콘·동작과 상태 표시등으로 표시. 관찰 가능한 행동 상태만 판정하며, 필기와 구별이 어려운 고개 숙임은 판정하지 않음</w:t>
+                  </w:r>
+                </w:p>
+                <w:p>
+                  <w:pPr>
+                    <w:spacing w:after="0" w:line="264" w:lineRule="auto"/>
+                  </w:pPr>
+                  <w:r>
+                    <w:rPr>
+                      <w:rFonts w:ascii="맑은 고딕" w:eastAsia="맑은 고딕" w:hAnsi="맑은 고딕" w:cs="맑은 고딕" w:hint="eastAsia"/>
+                      <w:sz w:val="16"/>
+                      <w:szCs w:val="16"/>
+                    </w:rPr>
+                    <w:t>- 초록불(공부 중): 착석 후 트래킹으로 공부 상태가 확인됨</w:t>
+                  </w:r>
+                </w:p>
+                <w:p>
+                  <w:pPr>
+                    <w:spacing w:after="0" w:line="264" w:lineRule="auto"/>
+                  </w:pPr>
+                  <w:r>
+                    <w:rPr>
+                      <w:rFonts w:ascii="맑은 고딕" w:eastAsia="맑은 고딕" w:hAnsi="맑은 고딕" w:cs="맑은 고딕" w:hint="eastAsia"/>
+                      <w:sz w:val="16"/>
+                      <w:szCs w:val="16"/>
+                    </w:rPr>
+                    <w:t>- 노란불(접속·비공부): 접속해 있으나 공부하지 않는 상태 전체 (자리 이탈·졸음·가이드라인 이탈·전자기기 감지, 2D 모드로 다른 자리나 카페 안을 돌아다님 등)</w:t>
+                  </w:r>
+                </w:p>
+                <w:p>
+                  <w:pPr>
+                    <w:spacing w:after="0" w:line="264" w:lineRule="auto"/>
+                  </w:pPr>
+                  <w:r>
+                    <w:rPr>
+                      <w:rFonts w:ascii="맑은 고딕" w:eastAsia="맑은 고딕" w:hAnsi="맑은 고딕" w:cs="맑은 고딕" w:hint="eastAsia"/>
+                      <w:sz w:val="16"/>
+                      <w:szCs w:val="16"/>
+                    </w:rPr>
+                    <w:t>- 빨간불(미접속): 서비스에 접속해 있지 않음 (접속이 끊긴 뒤 좌석이 반납되기 전까지 해당 좌석에 표시)</w:t>
                   </w:r>
                 </w:p>
               </w:tc>
@@ -6055,46 +6132,46 @@
                       <w:sz w:val="16"/>
                       <w:szCs w:val="16"/>
                     </w:rPr>
-                    <w:t xml:space="preserve">공부 시작 시 과목과 학습 기기 사용 여부 선택, 초록불(공부 중)일 때만 시간이 올라가는 자동 타이머, 과목별 기록 저장</w:t>
-                  </w:r>
-                </w:p>
-                <w:p>
-                  <w:pPr>
-                    <w:spacing w:after="0" w:line="264" w:lineRule="auto"/>
-                  </w:pPr>
-                  <w:r>
-                    <w:rPr>
-                      <w:rFonts w:ascii="맑은 고딕" w:eastAsia="맑은 고딕" w:hAnsi="맑은 고딕" w:cs="맑은 고딕" w:hint="eastAsia"/>
-                      <w:sz w:val="16"/>
-                      <w:szCs w:val="16"/>
-                    </w:rPr>
-                    <w:t xml:space="preserve">- 사용(O): 휴대폰·태블릿 등이 감지되어도 공부로 인정</w:t>
-                  </w:r>
-                </w:p>
-                <w:p>
-                  <w:pPr>
-                    <w:spacing w:after="0" w:line="264" w:lineRule="auto"/>
-                  </w:pPr>
-                  <w:r>
-                    <w:rPr>
-                      <w:rFonts w:ascii="맑은 고딕" w:eastAsia="맑은 고딕" w:hAnsi="맑은 고딕" w:cs="맑은 고딕" w:hint="eastAsia"/>
-                      <w:sz w:val="16"/>
-                      <w:szCs w:val="16"/>
-                    </w:rPr>
-                    <w:t xml:space="preserve">- 미사용(X): 휴대폰·태블릿 등이 화면 안에 감지되면 타이머 정지</w:t>
-                  </w:r>
-                </w:p>
-                <w:p>
-                  <w:pPr>
-                    <w:spacing w:after="0" w:line="264" w:lineRule="auto"/>
-                  </w:pPr>
-                  <w:r>
-                    <w:rPr>
-                      <w:rFonts w:ascii="맑은 고딕" w:eastAsia="맑은 고딕" w:hAnsi="맑은 고딕" w:cs="맑은 고딕" w:hint="eastAsia"/>
-                      <w:sz w:val="16"/>
-                      <w:szCs w:val="16"/>
-                    </w:rPr>
-                    <w:t xml:space="preserve">※ 사용(O) 선택 시 기기 안에서의 딴짓은 구별할 수 없으나, 자리 이탈·졸음·가이드라인 이탈 판정은 그대로 적용</w:t>
+                    <w:t>공부 시작 시 과목과 학습 기기 사용 여부 선택, 초록불(공부 중)일 때만 시간이 올라가는 자동 타이머, 과목별 기록 저장</w:t>
+                  </w:r>
+                </w:p>
+                <w:p>
+                  <w:pPr>
+                    <w:spacing w:after="0" w:line="264" w:lineRule="auto"/>
+                  </w:pPr>
+                  <w:r>
+                    <w:rPr>
+                      <w:rFonts w:ascii="맑은 고딕" w:eastAsia="맑은 고딕" w:hAnsi="맑은 고딕" w:cs="맑은 고딕" w:hint="eastAsia"/>
+                      <w:sz w:val="16"/>
+                      <w:szCs w:val="16"/>
+                    </w:rPr>
+                    <w:t>- 사용(O): 휴대폰·태블릿 등이 감지되어도 공부로 인정</w:t>
+                  </w:r>
+                </w:p>
+                <w:p>
+                  <w:pPr>
+                    <w:spacing w:after="0" w:line="264" w:lineRule="auto"/>
+                  </w:pPr>
+                  <w:r>
+                    <w:rPr>
+                      <w:rFonts w:ascii="맑은 고딕" w:eastAsia="맑은 고딕" w:hAnsi="맑은 고딕" w:cs="맑은 고딕" w:hint="eastAsia"/>
+                      <w:sz w:val="16"/>
+                      <w:szCs w:val="16"/>
+                    </w:rPr>
+                    <w:t>- 미사용(X): 휴대폰·태블릿 등이 화면 안에 감지되면 타이머 정지</w:t>
+                  </w:r>
+                </w:p>
+                <w:p>
+                  <w:pPr>
+                    <w:spacing w:after="0" w:line="264" w:lineRule="auto"/>
+                  </w:pPr>
+                  <w:r>
+                    <w:rPr>
+                      <w:rFonts w:ascii="맑은 고딕" w:eastAsia="맑은 고딕" w:hAnsi="맑은 고딕" w:cs="맑은 고딕" w:hint="eastAsia"/>
+                      <w:sz w:val="16"/>
+                      <w:szCs w:val="16"/>
+                    </w:rPr>
+                    <w:t>※ 사용(O) 선택 시 기기 안에서의 딴짓은 구별할 수 없으나, 자리 이탈·졸음·가이드라인 이탈 판정은 그대로 적용</w:t>
                   </w:r>
                 </w:p>
               </w:tc>
@@ -6158,7 +6235,7 @@
                       <w:sz w:val="16"/>
                       <w:szCs w:val="16"/>
                     </w:rPr>
-                    <w:t xml:space="preserve">다른 참여자의 캐릭터와 상태 표시등을 숨기고 접속 인원 수만 표시, 트래킹·타이머는 그대로 동작 (사용자 실험 B 조건)</w:t>
+                    <w:t>다른 참여자의 캐릭터와 상태 표시등을 숨기고 접속 인원 수만 표시, 트래킹·타이머는 그대로 동작 (사용자 실험 B 조건)</w:t>
                   </w:r>
                 </w:p>
               </w:tc>
@@ -6222,7 +6299,7 @@
                       <w:sz w:val="16"/>
                       <w:szCs w:val="16"/>
                     </w:rPr>
-                    <w:t xml:space="preserve">일간·주간·월간·연간·누적 기록, 과목별 비율, 그래프</w:t>
+                    <w:t>일간·주간·월간·연간·누적 기록, 과목별 비율, 그래프</w:t>
                   </w:r>
                 </w:p>
               </w:tc>
@@ -6286,7 +6363,7 @@
                       <w:sz w:val="16"/>
                       <w:szCs w:val="16"/>
                     </w:rPr>
-                    <w:t xml:space="preserve">키오스크에서 회의실 번호를 지정해 입장(비밀번호 없음), 최대 6명, 모두 나가면 회의실 자동 반납</w:t>
+                    <w:t>키오스크에서 회의실 번호를 지정해 입장(비밀번호 없음), 최대 6명, 모두 나가면 회의실 자동 반납</w:t>
                   </w:r>
                 </w:p>
               </w:tc>
@@ -6350,7 +6427,7 @@
                       <w:sz w:val="16"/>
                       <w:szCs w:val="16"/>
                     </w:rPr>
-                    <w:t xml:space="preserve">회의실 안에서만 선택적으로 음성 켜기/끄기 (라운지는 음성 불가), 마이크 음소거</w:t>
+                    <w:t>회의실 안에서만 선택적으로 음성 켜기/끄기 (라운지는 음성 불가), 마이크 음소거</w:t>
                   </w:r>
                 </w:p>
               </w:tc>
@@ -6496,7 +6573,7 @@
                       <w:sz w:val="16"/>
                       <w:szCs w:val="16"/>
                     </w:rPr>
-                    <w:t xml:space="preserve">기본 캐릭터 4~6종 선택 (머리색·옷색 변경, 보상 코스튬 착용은 향후 확장)</w:t>
+                    <w:t>기본 캐릭터 4~6종 선택 (머리색·옷색 변경, 보상 코스튬 착용은 향후 확장)</w:t>
                   </w:r>
                 </w:p>
               </w:tc>
@@ -6560,7 +6637,7 @@
                       <w:sz w:val="16"/>
                       <w:szCs w:val="16"/>
                     </w:rPr>
-                    <w:t xml:space="preserve">누적 공부 시간·연속 출석 달성 시 코스튬 등 꾸미기 아이템 지급</w:t>
+                    <w:t>누적 공부 시간·연속 출석 달성 시 코스튬 등 꾸미기 아이템 지급</w:t>
                   </w:r>
                 </w:p>
               </w:tc>
@@ -6611,7 +6688,7 @@
                 <w:sz w:val="17"/>
                 <w:szCs w:val="17"/>
               </w:rPr>
-              <w:t xml:space="preserve">※ 우선순위: 필수는 반드시 구현, 권장은 일정 내 구현 목표, 향후 확장은 이번 개발 범위에서 제외</w:t>
+              <w:t>※ 우선순위: 필수는 반드시 구현, 권장은 일정 내 구현 목표, 향후 확장은 이번 개발 범위에서 제외</w:t>
             </w:r>
           </w:p>
           <w:p>
@@ -6632,7 +6709,7 @@
                 <w:szCs w:val="19"/>
               </w:rPr>
               <w:lastRenderedPageBreak/>
-              <w:t xml:space="preserve">좌석·회의실 배정 예외 처리</w:t>
+              <w:t>좌석·회의실 배정 예외 처리</w:t>
             </w:r>
           </w:p>
           <w:tbl>
@@ -6730,7 +6807,7 @@
                       <w:sz w:val="16"/>
                       <w:szCs w:val="16"/>
                     </w:rPr>
-                    <w:t xml:space="preserve">두 명이 키오스크에서 같은 좌석 번호를 거의 동시에 선택</w:t>
+                    <w:t>두 명이 키오스크에서 같은 좌석 번호를 거의 동시에 선택</w:t>
                   </w:r>
                 </w:p>
               </w:tc>
@@ -6749,7 +6826,7 @@
                       <w:sz w:val="16"/>
                       <w:szCs w:val="16"/>
                     </w:rPr>
-                    <w:t xml:space="preserve">데이터베이스에서 한 번에 하나의 요청만 처리하여 먼저 도착한 1명만 성공, 나머지는 "이미 선택된 좌석입니다" 안내 후 해당 번호 비활성화</w:t>
+                    <w:t>데이터베이스에서 한 번에 하나의 요청만 처리하여 먼저 도착한 1명만 성공, 나머지는 "이미 선택된 좌석입니다" 안내 후 해당 번호 비활성화</w:t>
                   </w:r>
                 </w:p>
               </w:tc>
@@ -6773,7 +6850,7 @@
                       <w:sz w:val="16"/>
                       <w:szCs w:val="16"/>
                     </w:rPr>
-                    <w:t xml:space="preserve">다른 사람이 배정받은 뒤 내 키오스크 화면이 아직 갱신되지 않음</w:t>
+                    <w:t>다른 사람이 배정받은 뒤 내 키오스크 화면이 아직 갱신되지 않음</w:t>
                   </w:r>
                 </w:p>
               </w:tc>
@@ -6792,7 +6869,7 @@
                       <w:sz w:val="16"/>
                       <w:szCs w:val="16"/>
                     </w:rPr>
-                    <w:t xml:space="preserve">선택해도 서버에서 한 번 더 확인해 거절, 화면을 즉시 갱신</w:t>
+                    <w:t>선택해도 서버에서 한 번 더 확인해 거절, 화면을 즉시 갱신</w:t>
                   </w:r>
                 </w:p>
               </w:tc>
@@ -6816,7 +6893,7 @@
                       <w:sz w:val="16"/>
                       <w:szCs w:val="16"/>
                     </w:rPr>
-                    <w:t xml:space="preserve">한 사람이 여러 좌석을 동시에 지정 시도</w:t>
+                    <w:t>한 사람이 여러 좌석을 동시에 지정 시도</w:t>
                   </w:r>
                 </w:p>
               </w:tc>
@@ -6835,7 +6912,7 @@
                       <w:sz w:val="16"/>
                       <w:szCs w:val="16"/>
                     </w:rPr>
-                    <w:t xml:space="preserve">한 사용자당 좌석 1개만 허용, 새 좌석 지정 시 기존 좌석 자동 반납</w:t>
+                    <w:t>한 사용자당 좌석 1개만 허용, 새 좌석 지정 시 기존 좌석 자동 반납</w:t>
                   </w:r>
                 </w:p>
               </w:tc>
@@ -6878,7 +6955,7 @@
                       <w:sz w:val="16"/>
                       <w:szCs w:val="16"/>
                     </w:rPr>
-                    <w:t xml:space="preserve">접속 신호가 3분 이상 끊기면 좌석 자동 반납 (그동안 해당 좌석에 빨간불 표시)</w:t>
+                    <w:t>접속 신호가 3분 이상 끊기면 좌석 자동 반납 (그동안 해당 좌석에 빨간불 표시)</w:t>
                   </w:r>
                 </w:p>
               </w:tc>
@@ -6902,7 +6979,7 @@
                       <w:sz w:val="16"/>
                       <w:szCs w:val="16"/>
                     </w:rPr>
-                    <w:t xml:space="preserve">회의실 참여자가 모두 나감</w:t>
+                    <w:t>회의실 참여자가 모두 나감</w:t>
                   </w:r>
                 </w:p>
               </w:tc>
@@ -6921,7 +6998,7 @@
                       <w:sz w:val="16"/>
                       <w:szCs w:val="16"/>
                     </w:rPr>
-                    <w:t xml:space="preserve">회의실 자동 반납</w:t>
+                    <w:t>회의실 자동 반납</w:t>
                   </w:r>
                 </w:p>
               </w:tc>
@@ -6964,7 +7041,7 @@
                       <w:sz w:val="16"/>
                       <w:szCs w:val="16"/>
                     </w:rPr>
-                    <w:t xml:space="preserve">키오스크에서 해당 회의실 번호 비활성화, "정원이 가득 찼습니다" 안내</w:t>
+                    <w:t>키오스크에서 해당 회의실 번호 비활성화, "정원이 가득 찼습니다" 안내</w:t>
                   </w:r>
                 </w:p>
               </w:tc>
@@ -7216,7 +7293,7 @@
                       <w:sz w:val="16"/>
                       <w:szCs w:val="16"/>
                     </w:rPr>
-                    <w:t xml:space="preserve">트래킹 → 내 캐릭터 반영 200ms 이하, 다른 참여자 화면 반영 500ms 이하, 2D → 3D 전환 1초 이내, 일반 노트북에서 30FPS 이상, 지점당 라운지 좌석 20석·회의실 3개(각 최대 6명) 기준</w:t>
+                    <w:t>트래킹 → 내 캐릭터 반영 200ms 이하, 다른 참여자 화면 반영 500ms 이하, 2D → 3D 전환 1초 이내, 일반 노트북에서 30FPS 이상, 지점당 라운지 좌석 20석·회의실 3개(각 최대 6명) 기준</w:t>
                   </w:r>
                 </w:p>
               </w:tc>
@@ -7260,7 +7337,7 @@
                       <w:sz w:val="16"/>
                       <w:szCs w:val="16"/>
                     </w:rPr>
-                    <w:t xml:space="preserve">좌석·회의실 배정은 데이터베이스에서 원자적으로 처리하여 중복 배정 0건</w:t>
+                    <w:t>좌석·회의실 배정은 데이터베이스에서 원자적으로 처리하여 중복 배정 0건</w:t>
                   </w:r>
                 </w:p>
               </w:tc>
@@ -7304,7 +7381,7 @@
                       <w:sz w:val="16"/>
                       <w:szCs w:val="16"/>
                     </w:rPr>
-                    <w:t xml:space="preserve">웹캠 영상은 사용자 기기에서만 처리(얼굴·자세·물체 인식 모두 기기 내 처리)하고 저장·전송하지 않음, 서버에는 위치·고개 각도·상태 등 수치 데이터만 전송, 데이터베이스 행 단위 접근 제어(본인 데이터만 조회·수정)</w:t>
+                    <w:t>웹캠 영상은 사용자 기기에서만 처리(얼굴·자세·물체 인식 모두 기기 내 처리)하고 저장·전송하지 않음, 서버에는 위치·고개 각도·상태 등 수치 데이터만 전송, 데이터베이스 행 단위 접근 제어(본인 데이터만 조회·수정)</w:t>
                   </w:r>
                 </w:p>
               </w:tc>
@@ -7348,7 +7425,7 @@
                       <w:sz w:val="16"/>
                       <w:szCs w:val="16"/>
                     </w:rPr>
-                    <w:t xml:space="preserve">웹캠 권한 거절 시 안내 화면, 카메라 가이드라인을 내 모습 화면 위에 틀로 표시, 첫 이용 시 간단한 사용 안내</w:t>
+                    <w:t>웹캠 권한 거절 시 안내 화면, 카메라 가이드라인을 내 모습 화면 위에 틀로 표시, 첫 이용 시 간단한 사용 안내</w:t>
                   </w:r>
                 </w:p>
               </w:tc>
@@ -7392,7 +7469,7 @@
                       <w:sz w:val="16"/>
                       <w:szCs w:val="16"/>
                     </w:rPr>
-                    <w:t xml:space="preserve">TypeScript로 타입 오류 사전 방지, 기능별 모듈 분리(트래킹 / 물체 인식 / 화면 / 공간·배정 / 기록), 지점 배치는 설정 파일(JSON)로 관리하여 지점 추가가 쉬움, GitHub 브랜치 기반 협업 및 코드 리뷰</w:t>
+                    <w:t>TypeScript로 타입 오류 사전 방지, 기능별 모듈 분리(트래킹 / 물체 인식 / 화면 / 공간·배정 / 기록), 지점 배치는 설정 파일(JSON)로 관리하여 지점 추가가 쉬움, GitHub 브랜치 기반 협업 및 코드 리뷰</w:t>
                   </w:r>
                 </w:p>
               </w:tc>
@@ -7675,7 +7752,7 @@
                       <w:sz w:val="16"/>
                       <w:szCs w:val="16"/>
                     </w:rPr>
-                    <w:t xml:space="preserve">Three.js, React Three Fiber, drei (2D 이동 모드는 위에서 내려다보는 고정 카메라, 3D 좌석 모드는 1인칭 카메라로 같은 공간을 표현)</w:t>
+                    <w:t>Three.js, React Three Fiber, drei (2D 이동 모드는 위에서 내려다보는 고정 카메라, 3D 좌석 모드는 1인칭 카메라로 같은 공간을 표현)</w:t>
                   </w:r>
                 </w:p>
               </w:tc>
@@ -7719,7 +7796,7 @@
                       <w:sz w:val="16"/>
                       <w:szCs w:val="16"/>
                     </w:rPr>
-                    <w:t xml:space="preserve">VRoid Studio(제작), three-vrm(웹에서 제어)</w:t>
+                    <w:t>VRoid Studio(제작), three-vrm(웹에서 제어)</w:t>
                   </w:r>
                 </w:p>
               </w:tc>
@@ -7744,7 +7821,7 @@
                       <w:sz w:val="16"/>
                       <w:szCs w:val="16"/>
                     </w:rPr>
-                    <w:t xml:space="preserve">3D 에셋</w:t>
+                    <w:t>3D 에셋</w:t>
                   </w:r>
                 </w:p>
               </w:tc>
@@ -7763,7 +7840,7 @@
                       <w:sz w:val="16"/>
                       <w:szCs w:val="16"/>
                     </w:rPr>
-                    <w:t xml:space="preserve">Kenney, Quaternius 무료 에셋</w:t>
+                    <w:t>Kenney, Quaternius 무료 에셋</w:t>
                   </w:r>
                 </w:p>
               </w:tc>
@@ -7788,7 +7865,7 @@
                       <w:sz w:val="16"/>
                       <w:szCs w:val="16"/>
                     </w:rPr>
-                    <w:t xml:space="preserve">모션 트래킹</w:t>
+                    <w:t>모션 트래킹</w:t>
                   </w:r>
                 </w:p>
               </w:tc>
@@ -7807,7 +7884,7 @@
                       <w:sz w:val="16"/>
                       <w:szCs w:val="16"/>
                     </w:rPr>
-                    <w:t xml:space="preserve">MediaPipe Face Landmarker (고개·눈), MediaPipe Pose Landmarker (카메라 가이드라인), MediaPipe Object Detector (전자기기 감지 전용)</w:t>
+                    <w:t>MediaPipe Face Landmarker (고개·눈), MediaPipe Pose Landmarker (카메라 가이드라인), MediaPipe Object Detector (전자기기 감지 전용)</w:t>
                   </w:r>
                 </w:p>
               </w:tc>
@@ -7851,7 +7928,7 @@
                       <w:sz w:val="16"/>
                       <w:szCs w:val="16"/>
                     </w:rPr>
-                    <w:t xml:space="preserve">Supabase (인증, PostgreSQL 데이터베이스, 실시간 통신, DB 함수로 좌석 배정 처리)</w:t>
+                    <w:t>Supabase (인증, PostgreSQL 데이터베이스, 실시간 통신, DB 함수로 좌석 배정 처리)</w:t>
                   </w:r>
                 </w:p>
               </w:tc>
@@ -7920,7 +7997,7 @@
                       <w:sz w:val="16"/>
                       <w:szCs w:val="16"/>
                     </w:rPr>
-                    <w:t xml:space="preserve">협업·개발 환경</w:t>
+                    <w:t>협업·개발 환경</w:t>
                   </w:r>
                 </w:p>
               </w:tc>
@@ -8073,7 +8150,7 @@
                 <w:sz w:val="19"/>
                 <w:szCs w:val="19"/>
               </w:rPr>
-              <w:t xml:space="preserve">: 문제 정의("카메라를 켜면 내 모습이 신경 쓰이고, 끄면 딴짓을 하게 된다")를 검증하고, 본 서비스가 두 문제를 함께 해결하는지 확인한다. 특히 같은 서비스 안에서 다른 참여자의 캐릭터가 보이는지만 다르게 한 조건(B)과 비교하여, 캠 OFF보다 함께 공부하는 효과가 나타나는지 확인한다.</w:t>
+              <w:t>: 문제 정의("카메라를 켜면 내 모습이 신경 쓰이고, 끄면 딴짓을 하게 된다")를 검증하고, 본 서비스가 두 문제를 함께 해결하는지 확인한다. 특히 같은 서비스 안에서 다른 참여자의 캐릭터가 보이는지만 다르게 한 조건(B)과 비교하여, 캠 OFF보다 함께 공부하는 효과가 나타나는지 확인한다.</w:t>
             </w:r>
           </w:p>
           <w:p>
@@ -8236,7 +8313,7 @@
                       <w:sz w:val="16"/>
                       <w:szCs w:val="16"/>
                     </w:rPr>
-                    <w:t xml:space="preserve">H2 (함께 공부 효과)</w:t>
+                    <w:t>H2 (함께 공부 효과)</w:t>
                   </w:r>
                 </w:p>
               </w:tc>
@@ -8255,7 +8332,7 @@
                       <w:sz w:val="16"/>
                       <w:szCs w:val="16"/>
                     </w:rPr>
-                    <w:t xml:space="preserve">본 서비스(C)는 캐릭터 숨김 모드(B)보다 초록불(공부 중) 시간 비율과 사회적 존재감 점수가 높고, 노란불 전환·전자기기 감지 횟수가 적다.</w:t>
+                    <w:t>본 서비스(C)는 캐릭터 숨김 모드(B)보다 초록불(공부 중) 시간 비율과 사회적 존재감 점수가 높고, 노란불 전환·전자기기 감지 횟수가 적다.</w:t>
                   </w:r>
                 </w:p>
               </w:tc>
@@ -8299,7 +8376,7 @@
                       <w:sz w:val="16"/>
                       <w:szCs w:val="16"/>
                     </w:rPr>
-                    <w:t xml:space="preserve">본 서비스(C)는 캐릭터 숨김 모드(B)보다 공부 성과가 높거나 같고, 캠 ON(A)과 비슷하거나 높다.</w:t>
+                    <w:t>본 서비스(C)는 캐릭터 숨김 모드(B)보다 공부 성과가 높거나 같고, 캠 ON(A)과 비슷하거나 높다.</w:t>
                   </w:r>
                 </w:p>
               </w:tc>
@@ -8474,7 +8551,7 @@
                       <w:sz w:val="16"/>
                       <w:szCs w:val="16"/>
                     </w:rPr>
-                    <w:t xml:space="preserve">B. 캠 OFF (캐릭터 숨김 모드)</w:t>
+                    <w:t>B. 캠 OFF (캐릭터 숨김 모드)</w:t>
                   </w:r>
                 </w:p>
               </w:tc>
@@ -8493,7 +8570,7 @@
                       <w:sz w:val="16"/>
                       <w:szCs w:val="16"/>
                     </w:rPr>
-                    <w:t xml:space="preserve">본 서비스의 같은 지점에 조원이 함께 접속하지만, 다른 참여자의 캐릭터와 상태 표시등은 보이지 않고 접속 인원 수만 표시 (Zoom에서 카메라를 끈 상황에 대응). 트래킹은 측정용으로 동작</w:t>
+                    <w:t>본 서비스의 같은 지점에 조원이 함께 접속하지만, 다른 참여자의 캐릭터와 상태 표시등은 보이지 않고 접속 인원 수만 표시 (Zoom에서 카메라를 끈 상황에 대응). 트래킹은 측정용으로 동작</w:t>
                   </w:r>
                 </w:p>
               </w:tc>
@@ -8518,6 +8595,7 @@
                       <w:sz w:val="16"/>
                       <w:szCs w:val="16"/>
                     </w:rPr>
+                    <w:lastRenderedPageBreak/>
                     <w:t>C. 본 서비스</w:t>
                   </w:r>
                 </w:p>
@@ -8537,7 +8615,7 @@
                       <w:sz w:val="16"/>
                       <w:szCs w:val="16"/>
                     </w:rPr>
-                    <w:t xml:space="preserve">같은 지점 라운지에 조원이 함께 앉아 3D 좌석 모드로 공부 (서로의 캐릭터와 상태 표시등이 보임)</w:t>
+                    <w:t>같은 지점 라운지에 조원이 함께 앉아 3D 좌석 모드로 공부 (서로의 캐릭터와 상태 표시등이 보임)</w:t>
                   </w:r>
                 </w:p>
               </w:tc>
@@ -8587,8 +8665,7 @@
                 <w:sz w:val="19"/>
                 <w:szCs w:val="19"/>
               </w:rPr>
-              <w:lastRenderedPageBreak/>
-              <w:t xml:space="preserve">• 참가자: 대학생 24명 (지인·교내 모집)</w:t>
+              <w:t>• 참가자: 대학생 24명 (지인·교내 모집)</w:t>
             </w:r>
           </w:p>
           <w:p>
@@ -9260,8 +9337,7 @@
                 <w:sz w:val="19"/>
                 <w:szCs w:val="19"/>
               </w:rPr>
-              <w:lastRenderedPageBreak/>
-              <w:t xml:space="preserve">• 학습 기기 조건 통일: 모든 참가자는 학습 기기 ‘미사용’으로 참여하여, 조건 간 전자기기 사용 기준을 같게 한다.</w:t>
+              <w:t>• 학습 기기 조건 통일: 모든 참가자는 학습 기기 ‘미사용’으로 참여하여, 조건 간 전자기기 사용 기준을 같게 한다.</w:t>
             </w:r>
           </w:p>
           <w:p>
@@ -9279,8 +9355,7 @@
                 <w:sz w:val="19"/>
                 <w:szCs w:val="19"/>
               </w:rPr>
-              <w:lastRenderedPageBreak/>
-              <w:t xml:space="preserve">• 비교 공정성: B와 C는 같은 화면·타이머·트래킹 측정을 사용하고 다른 참여자의 캐릭터가 보이는지만 다르게 하여, 두 조건의 차이를 ‘함께 공부하는 효과’로 해석한다. A(캠 ON, Zoom)는 트래킹 측정이 불가하므로 설문과 공부 성과로만 비교한다.</w:t>
+              <w:t>• 비교 공정성: B와 C는 같은 화면·타이머·트래킹 측정을 사용하고 다른 참여자의 캐릭터가 보이는지만 다르게 하여, 두 조건의 차이를 ‘함께 공부하는 효과’로 해석한다. A(캠 ON, Zoom)는 트래킹 측정이 불가하므로 설문과 공부 성과로만 비교한다.</w:t>
             </w:r>
           </w:p>
           <w:p>
@@ -9356,6 +9431,7 @@
                 <w:sz w:val="19"/>
                 <w:szCs w:val="19"/>
               </w:rPr>
+              <w:lastRenderedPageBreak/>
               <w:t>진행 절차 (1인 약 100분)</w:t>
             </w:r>
           </w:p>
@@ -9518,7 +9594,7 @@
                       <w:sz w:val="16"/>
                       <w:szCs w:val="16"/>
                     </w:rPr>
-                    <w:t xml:space="preserve">실험 설명, 동의서 작성, 웹캠 설정, 사전 설문(평소 공부 습관, 캠스터디 경험)</w:t>
+                    <w:t>실험 설명, 동의서 작성, 웹캠 설정, 사전 설문(평소 공부 습관, 캠스터디 경험)</w:t>
                   </w:r>
                 </w:p>
               </w:tc>
@@ -9934,7 +10010,6 @@
                 <w:sz w:val="19"/>
                 <w:szCs w:val="19"/>
               </w:rPr>
-              <w:lastRenderedPageBreak/>
               <w:t>측정 지표</w:t>
             </w:r>
           </w:p>
@@ -10077,7 +10152,7 @@
                       <w:sz w:val="16"/>
                       <w:szCs w:val="16"/>
                     </w:rPr>
-                    <w:t xml:space="preserve">푼 문제 수, 정답 수, 정답률</w:t>
+                    <w:t>푼 문제 수, 정답 수, 정답률</w:t>
                   </w:r>
                 </w:p>
               </w:tc>
@@ -10159,7 +10234,7 @@
                       <w:sz w:val="16"/>
                       <w:szCs w:val="16"/>
                     </w:rPr>
-                    <w:t xml:space="preserve">20분 중 초록불(공부 중) 상태였던 시간의 비율 (B·C 조건, 트래킹 측정)</w:t>
+                    <w:t>20분 중 초록불(공부 중) 상태였던 시간의 비율 (B·C 조건, 트래킹 측정)</w:t>
                   </w:r>
                 </w:p>
               </w:tc>
@@ -10203,7 +10278,7 @@
                       <w:sz w:val="16"/>
                       <w:szCs w:val="16"/>
                     </w:rPr>
-                    <w:t xml:space="preserve">딴짓 횟수·시간</w:t>
+                    <w:t>딴짓 횟수·시간</w:t>
                   </w:r>
                 </w:p>
               </w:tc>
@@ -10222,7 +10297,7 @@
                       <w:sz w:val="16"/>
                       <w:szCs w:val="16"/>
                     </w:rPr>
-                    <w:t xml:space="preserve">노란불 전환·전자기기 감지·자리 이탈 횟수와 총 시간 (B·C 조건, 트래킹·물체 인식 측정)</w:t>
+                    <w:t>노란불 전환·전자기기 감지·자리 이탈 횟수와 총 시간 (B·C 조건, 트래킹·물체 인식 측정)</w:t>
                   </w:r>
                 </w:p>
               </w:tc>
@@ -10587,7 +10662,7 @@
                 <w:sz w:val="19"/>
                 <w:szCs w:val="19"/>
               </w:rPr>
-              <w:t xml:space="preserve">• 조건별 평균·표준편차를 구하고 막대그래프로 비교한다.</w:t>
+              <w:t>• 조건별 평균·표준편차를 구하고 막대그래프로 비교한다.</w:t>
             </w:r>
           </w:p>
           <w:p>
@@ -10605,7 +10680,7 @@
                 <w:sz w:val="19"/>
                 <w:szCs w:val="19"/>
               </w:rPr>
-              <w:t xml:space="preserve">• 핵심 비교(함께 공부 효과): 참가자별로 C − B 차이를 계산해 윌콕슨 부호순위 검정으로 확인하고, 개인별 차이를 점·막대 그래프로 제시한다. 트래킹 지표는 B·C 두 조건으로, 설문·공부 성과는 세 조건으로 비교한다.</w:t>
+              <w:t>• 핵심 비교(함께 공부 효과): 참가자별로 C − B 차이를 계산해 윌콕슨 부호순위 검정으로 확인하고, 개인별 차이를 점·막대 그래프로 제시한다. 트래킹 지표는 B·C 두 조건으로, 설문·공부 성과는 세 조건으로 비교한다.</w:t>
             </w:r>
           </w:p>
           <w:p>
@@ -10651,15 +10726,15 @@
                 <w:sz w:val="19"/>
                 <w:szCs w:val="19"/>
               </w:rPr>
-              <w:t xml:space="preserve">윌콕슨 부호순위 검정</w:t>
-            </w:r>
-            <w:r>
-              <w:rPr>
-                <w:rFonts w:ascii="맑은 고딕" w:eastAsia="맑은 고딕" w:hAnsi="맑은 고딕" w:cs="맑은 고딕" w:hint="eastAsia"/>
-                <w:sz w:val="19"/>
-                <w:szCs w:val="19"/>
-              </w:rPr>
-              <w:t xml:space="preserve">(본페로니 보정)으로 확인한다.</w:t>
+              <w:t>윌콕슨 부호순위 검정</w:t>
+            </w:r>
+            <w:r>
+              <w:rPr>
+                <w:rFonts w:ascii="맑은 고딕" w:eastAsia="맑은 고딕" w:hAnsi="맑은 고딕" w:cs="맑은 고딕" w:hint="eastAsia"/>
+                <w:sz w:val="19"/>
+                <w:szCs w:val="19"/>
+              </w:rPr>
+              <w:t>(본페로니 보정)으로 확인한다.</w:t>
             </w:r>
           </w:p>
           <w:p>
@@ -10733,7 +10808,8 @@
                 <w:sz w:val="19"/>
                 <w:szCs w:val="19"/>
               </w:rPr>
-              <w:t xml:space="preserve">• 참가 전 동의서를 받고, 영상은 녹화·저장하지 않으며 수치 데이터와 설문 응답만 익명으로 수집한다.</w:t>
+              <w:lastRenderedPageBreak/>
+              <w:t>• 참가 전 동의서를 받고, 영상은 녹화·저장하지 않으며 수치 데이터와 설문 응답만 익명으로 수집한다.</w:t>
             </w:r>
           </w:p>
           <w:p>
@@ -10918,7 +10994,7 @@
                       <w:sz w:val="16"/>
                       <w:szCs w:val="16"/>
                     </w:rPr>
-                    <w:t xml:space="preserve">트래킹 반응성</w:t>
+                    <w:t>트래킹 반응성</w:t>
                   </w:r>
                 </w:p>
               </w:tc>
@@ -11059,7 +11135,7 @@
                       <w:sz w:val="16"/>
                       <w:szCs w:val="16"/>
                     </w:rPr>
-                    <w:t xml:space="preserve">송신·수신 타임스탬프 비교</w:t>
+                    <w:t>송신·수신 타임스탬프 비교</w:t>
                   </w:r>
                 </w:p>
               </w:tc>
@@ -11250,7 +11326,7 @@
                       <w:sz w:val="16"/>
                       <w:szCs w:val="16"/>
                     </w:rPr>
-                    <w:t xml:space="preserve">배정 동시성</w:t>
+                    <w:t>배정 동시성</w:t>
                   </w:r>
                 </w:p>
               </w:tc>
@@ -11269,7 +11345,7 @@
                       <w:sz w:val="16"/>
                       <w:szCs w:val="16"/>
                     </w:rPr>
-                    <w:t xml:space="preserve">동시 지정 시 중복 배정 건수</w:t>
+                    <w:t>동시 지정 시 중복 배정 건수</w:t>
                   </w:r>
                 </w:p>
               </w:tc>
@@ -11308,7 +11384,7 @@
                       <w:sz w:val="16"/>
                       <w:szCs w:val="16"/>
                     </w:rPr>
-                    <w:t xml:space="preserve">두 브라우저의 키오스크에서 같은 좌석을 동시에 지정하는 테스트 50회</w:t>
+                    <w:t>두 브라우저의 키오스크에서 같은 좌석을 동시에 지정하는 테스트 50회</w:t>
                   </w:r>
                 </w:p>
               </w:tc>
@@ -11333,7 +11409,6 @@
                       <w:sz w:val="16"/>
                       <w:szCs w:val="16"/>
                     </w:rPr>
-                    <w:lastRenderedPageBreak/>
                     <w:t>판정 정확도</w:t>
                   </w:r>
                 </w:p>
@@ -11353,7 +11428,7 @@
                       <w:sz w:val="16"/>
                       <w:szCs w:val="16"/>
                     </w:rPr>
-                    <w:t xml:space="preserve">자리 이탈·졸음 감지 정확도</w:t>
+                    <w:t>자리 이탈·졸음 감지 정확도</w:t>
                   </w:r>
                 </w:p>
               </w:tc>
@@ -11417,7 +11492,6 @@
                       <w:sz w:val="16"/>
                       <w:szCs w:val="16"/>
                     </w:rPr>
-                    <w:lastRenderedPageBreak/>
                     <w:t>전자기기 감지</w:t>
                   </w:r>
                 </w:p>
@@ -11437,7 +11511,7 @@
                       <w:sz w:val="16"/>
                       <w:szCs w:val="16"/>
                     </w:rPr>
-                    <w:t xml:space="preserve">휴대폰·태블릿 감지 정확도</w:t>
+                    <w:t>휴대폰·태블릿 감지 정확도</w:t>
                   </w:r>
                 </w:p>
               </w:tc>
@@ -11501,7 +11575,6 @@
                       <w:sz w:val="16"/>
                       <w:szCs w:val="16"/>
                     </w:rPr>
-                    <w:lastRenderedPageBreak/>
                     <w:t>필기 오판율</w:t>
                   </w:r>
                 </w:p>
@@ -11521,7 +11594,7 @@
                       <w:sz w:val="16"/>
                       <w:szCs w:val="16"/>
                     </w:rPr>
-                    <w:t xml:space="preserve">필기 중 딴짓으로 잘못 판정된 비율</w:t>
+                    <w:t>필기 중 딴짓으로 잘못 판정된 비율</w:t>
                   </w:r>
                 </w:p>
               </w:tc>
@@ -11973,7 +12046,7 @@
                 <w:sz w:val="19"/>
                 <w:szCs w:val="19"/>
               </w:rPr>
-              <w:t xml:space="preserve">: GitHub 브랜치 기반 개발(기능별 브랜치 → 코드 리뷰 → main 병합), Notion으로 주간 계획·회의록 관리</w:t>
+              <w:t>: GitHub 브랜치 기반 개발(기능별 브랜치 → 코드 리뷰 → main 병합), Notion으로 주간 계획·회의록 관리</w:t>
             </w:r>
           </w:p>
           <w:p>
@@ -12009,7 +12082,16 @@
                 <w:sz w:val="19"/>
                 <w:szCs w:val="19"/>
               </w:rPr>
-              <w:t xml:space="preserve">: 기능 단위로 AI에 구현을 요청하고, 동작 확인 후 커밋하는 방식으로 개발 속도를 높인다.</w:t>
+              <w:t>: 기능 단위로 AI에 구현을 요청하고, 동작 확인 후 커밋하는 방</w:t>
+            </w:r>
+            <w:r>
+              <w:rPr>
+                <w:rFonts w:ascii="맑은 고딕" w:eastAsia="맑은 고딕" w:hAnsi="맑은 고딕" w:cs="맑은 고딕" w:hint="eastAsia"/>
+                <w:sz w:val="19"/>
+                <w:szCs w:val="19"/>
+              </w:rPr>
+              <w:lastRenderedPageBreak/>
+              <w:t>식으로 개발 속도를 높인다.</w:t>
             </w:r>
           </w:p>
           <w:p>
@@ -12073,7 +12155,7 @@
                 <w:sz w:val="19"/>
                 <w:szCs w:val="19"/>
               </w:rPr>
-              <w:t xml:space="preserve">- 사용자 평가: Google Forms(설문), Excel·Python(통계 분석, 대응표본 t검정 또는 윌콕슨 검정)</w:t>
+              <w:t>- 사용자 평가: Google Forms(설문), Excel·Python(통계 분석, 대응표본 t검정 또는 윌콕슨 검정)</w:t>
             </w:r>
           </w:p>
           <w:p>
@@ -12467,7 +12549,6 @@
                 <w:sz w:val="19"/>
                 <w:szCs w:val="19"/>
               </w:rPr>
-              <w:lastRenderedPageBreak/>
               <w:t>② 화면 표현 방식 (2D 이동 + 3D 좌석)</w:t>
             </w:r>
           </w:p>
@@ -12624,7 +12705,7 @@
                       <w:sz w:val="16"/>
                       <w:szCs w:val="16"/>
                     </w:rPr>
-                    <w:t xml:space="preserve">캐릭터와 공간 에셋을 한 번만 만들면 됨, 앉을 때 카메라가 눈높이로 내려오는 자연스러운 전환, 개발할 그래픽 시스템이 하나</w:t>
+                    <w:t>캐릭터와 공간 에셋을 한 번만 만들면 됨, 앉을 때 카메라가 눈높이로 내려오는 자연스러운 전환, 개발할 그래픽 시스템이 하나</w:t>
                   </w:r>
                 </w:p>
               </w:tc>
@@ -12705,7 +12786,7 @@
                       <w:sz w:val="16"/>
                       <w:szCs w:val="16"/>
                     </w:rPr>
-                    <w:t xml:space="preserve">캐릭터를 2D용·3D용으로 따로 만들어야 함, 두 엔진 간 전환·상태 연동이 복잡, 개발량 두 배</w:t>
+                    <w:t>캐릭터를 2D용·3D용으로 따로 만들어야 함, 두 엔진 간 전환·상태 연동이 복잡, 개발량 두 배</w:t>
                   </w:r>
                 </w:p>
               </w:tc>
@@ -12767,7 +12848,7 @@
                       <w:sz w:val="16"/>
                       <w:szCs w:val="16"/>
                     </w:rPr>
-                    <w:t xml:space="preserve">차별점인 "마주 보는 3D 좌석 시점" 불가, 고개 트래킹이 뚝뚝 끊겨 보임</w:t>
+                    <w:t>차별점인 "마주 보는 3D 좌석 시점" 불가, 고개 트래킹이 뚝뚝 끊겨 보임</w:t>
                   </w:r>
                 </w:p>
               </w:tc>
@@ -12810,7 +12891,7 @@
                       <w:sz w:val="16"/>
                       <w:szCs w:val="16"/>
                     </w:rPr>
-                    <w:t xml:space="preserve">몰입감 높음</w:t>
+                    <w:t>몰입감 높음</w:t>
                   </w:r>
                 </w:p>
               </w:tc>
@@ -12829,7 +12910,7 @@
                       <w:sz w:val="16"/>
                       <w:szCs w:val="16"/>
                     </w:rPr>
-                    <w:t xml:space="preserve">이동·카메라 조작이 어려워 조작 부담, 구현 난이도 높음</w:t>
+                    <w:t>이동·카메라 조작이 어려워 조작 부담, 구현 난이도 높음</w:t>
                   </w:r>
                 </w:p>
               </w:tc>
@@ -12877,7 +12958,7 @@
                 <w:sz w:val="19"/>
                 <w:szCs w:val="19"/>
               </w:rPr>
-              <w:t xml:space="preserve">: Gather처럼 익숙한 2D 이동과 본 서비스의 차별점인 3D 좌석 시점을 모두 제공하면서도, 그래픽 시스템과 캐릭터를 하나로 통일해 개발 기간(5~10주 차) 안에 구현 가능한 범위로 줄일 수 있다. 팀 내 디자이너가 없어 2D 그림을 따로 그리기 어려운 상황에도 적합하다.</w:t>
+              <w:t>: Gather처럼 익숙한 2D 이동과 본 서비스의 차별점인 3D 좌석 시점을 모두 제공하면서도, 그래픽 시스템과 캐릭터를 하나로 통일해 개발 기간(5~10주 차) 안에 구현 가능한 범위로 줄일 수 있다. 팀 내 디자이너가 없어 2D 그림을 따로 그리기 어려운 상황에도 적합하다.</w:t>
             </w:r>
           </w:p>
           <w:p>
@@ -12897,6 +12978,7 @@
                 <w:sz w:val="19"/>
                 <w:szCs w:val="19"/>
               </w:rPr>
+              <w:lastRenderedPageBreak/>
               <w:t>③ 3D 그래픽 엔진</w:t>
             </w:r>
           </w:p>
@@ -13183,7 +13265,7 @@
                       <w:sz w:val="16"/>
                       <w:szCs w:val="16"/>
                     </w:rPr>
-                    <w:t xml:space="preserve">Three.js보다 자료·예제가 적음</w:t>
+                    <w:t>Three.js보다 자료·예제가 적음</w:t>
                   </w:r>
                 </w:p>
               </w:tc>
@@ -13231,7 +13313,7 @@
                 <w:sz w:val="19"/>
                 <w:szCs w:val="19"/>
               </w:rPr>
-              <w:t xml:space="preserve">: 팀원 모두 게임 개발 경험이 없어 별도 엔진 학습 부담이 없는 웹 기술을 택했으며, VRM 캐릭터 제어 라이브러리(three-vrm)를 바로 활용할 수 있다.</w:t>
+              <w:t>: 팀원 모두 게임 개발 경험이 없어 별도 엔진 학습 부담이 없는 웹 기술을 택했으며, VRM 캐릭터 제어 라이브러리(three-vrm)를 바로 활용할 수 있다.</w:t>
             </w:r>
           </w:p>
           <w:p>
@@ -13251,7 +13333,7 @@
                 <w:sz w:val="19"/>
                 <w:szCs w:val="19"/>
               </w:rPr>
-              <w:t xml:space="preserve">④ 모션 트래킹, 카메라 가이드라인 및 물체 인식</w:t>
+              <w:t>④ 모션 트래킹, 카메라 가이드라인 및 물체 인식</w:t>
             </w:r>
           </w:p>
           <w:tbl>
@@ -13375,7 +13457,7 @@
                       <w:sz w:val="16"/>
                       <w:szCs w:val="16"/>
                     </w:rPr>
-                    <w:t xml:space="preserve">MediaPipe (Face Landmarker + Pose Landmarker + Object Detector) ✔</w:t>
+                    <w:t>MediaPipe (Face Landmarker + Pose Landmarker + Object Detector) ✔</w:t>
                   </w:r>
                 </w:p>
               </w:tc>
@@ -13394,7 +13476,7 @@
                       <w:sz w:val="16"/>
                       <w:szCs w:val="16"/>
                     </w:rPr>
-                    <w:t xml:space="preserve">브라우저에서 동작, 얼굴 방향·눈 깜빡임, 어깨 위치, 휴대폰 등 전자기기 위치를 바로 제공, 무료, 기기 내 처리로 개인정보 보호</w:t>
+                    <w:t>브라우저에서 동작, 얼굴 방향·눈 깜빡임, 어깨 위치, 휴대폰 등 전자기기 위치를 바로 제공, 무료, 기기 내 처리로 개인정보 보호</w:t>
                   </w:r>
                 </w:p>
               </w:tc>
@@ -13413,7 +13495,7 @@
                       <w:sz w:val="16"/>
                       <w:szCs w:val="16"/>
                     </w:rPr>
-                    <w:t xml:space="preserve">조명이 어둡거나 몸이 가려지면 정확도 저하, 세 모델을 함께 쓰면 연산 부담 증가, 기본 모델에 태블릿 분류가 따로 없어 휴대폰·노트북으로 인식될 수 있음</w:t>
+                    <w:t>조명이 어둡거나 몸이 가려지면 정확도 저하, 세 모델을 함께 쓰면 연산 부담 증가, 기본 모델에 태블릿 분류가 따로 없어 휴대폰·노트북으로 인식될 수 있음</w:t>
                   </w:r>
                 </w:p>
               </w:tc>
@@ -13437,7 +13519,6 @@
                       <w:sz w:val="16"/>
                       <w:szCs w:val="16"/>
                     </w:rPr>
-                    <w:lastRenderedPageBreak/>
                     <w:t>face-api.js 등 기타 라이브러리</w:t>
                   </w:r>
                 </w:p>
@@ -13476,7 +13557,7 @@
                       <w:sz w:val="16"/>
                       <w:szCs w:val="16"/>
                     </w:rPr>
-                    <w:t xml:space="preserve">제공 정보가 적고 업데이트가 중단된 경우가 많음, 자세·물체 인식 없음</w:t>
+                    <w:t>제공 정보가 적고 업데이트가 중단된 경우가 많음, 자세·물체 인식 없음</w:t>
                   </w:r>
                 </w:p>
               </w:tc>
@@ -13500,7 +13581,7 @@
                       <w:sz w:val="16"/>
                       <w:szCs w:val="16"/>
                     </w:rPr>
-                    <w:t xml:space="preserve">상용 트래킹 SDK</w:t>
+                    <w:t>상용 트래킹 SDK</w:t>
                   </w:r>
                 </w:p>
               </w:tc>
@@ -13586,7 +13667,7 @@
                 <w:sz w:val="19"/>
                 <w:szCs w:val="19"/>
               </w:rPr>
-              <w:t xml:space="preserve">: 고개 방향·눈 감김(트래킹), 가이드라인(자세), 전자기기 감지를 같은 라이브러리 안에서 추가 구현 없이 얻을 수 있고, 영상을 서버로 보내지 않아 보안 요구사항을 만족한다. 연산 부담은 Pose 확인과 물체 인식 주기를 낮게(예: 1초에 1~2회) 설정하여 줄인다. 물체 인식은 전자기기 감지에만 사용하며, 휴대폰·태블릿 등은 한 분류로 묶어 “전자기기”로 판정한다. 책·인쇄물 등 학습 자료는 인식하지 않는다.</w:t>
+              <w:t>: 고개 방향·눈 감김(트래킹), 가이드라인(자세), 전자기기 감지를 같은 라이브러리 안에서 추가 구현 없이 얻을 수 있고, 영상을 서버로 보내지 않아 보안 요구사항을 만족한다. 연산 부담은 Pose 확인과 물체 인식 주기를 낮게(예: 1초에 1~2회) 설정하여 줄인다. 물체 인식은 전자기기 감지에만 사용하며, 휴대폰·태블릿 등은 한 분류로 묶어 “전자기기”로 판정한다. 책·인쇄물 등 학습 자료는 인식하지 않는다.</w:t>
             </w:r>
           </w:p>
           <w:p>
@@ -13730,7 +13811,7 @@
                       <w:sz w:val="16"/>
                       <w:szCs w:val="16"/>
                     </w:rPr>
-                    <w:t xml:space="preserve">VRoid Studio + VRM ✔</w:t>
+                    <w:t>VRoid Studio + VRM ✔</w:t>
                   </w:r>
                 </w:p>
               </w:tc>
@@ -13749,7 +13830,7 @@
                       <w:sz w:val="16"/>
                       <w:szCs w:val="16"/>
                     </w:rPr>
-                    <w:t xml:space="preserve">디자인 경험 없이도 완성도 높은 캐릭터 제작, 머리·눈 뼈대가 표준화되어 트래킹 연동 쉬움, 2D 이동 모드에서도 같은 캐릭터 사용</w:t>
+                    <w:t>디자인 경험 없이도 완성도 높은 캐릭터 제작, 머리·눈 뼈대가 표준화되어 트래킹 연동 쉬움, 2D 이동 모드에서도 같은 캐릭터 사용</w:t>
                   </w:r>
                 </w:p>
               </w:tc>
@@ -13830,7 +13911,7 @@
                       <w:sz w:val="16"/>
                       <w:szCs w:val="16"/>
                     </w:rPr>
-                    <w:t xml:space="preserve">모델링·리깅 학습에 수개월 소요</w:t>
+                    <w:t>모델링·리깅 학습에 수개월 소요</w:t>
                   </w:r>
                 </w:p>
               </w:tc>
@@ -13922,6 +14003,7 @@
                 <w:sz w:val="19"/>
                 <w:szCs w:val="19"/>
               </w:rPr>
+              <w:lastRenderedPageBreak/>
               <w:t xml:space="preserve">→ </w:t>
             </w:r>
             <w:r>
@@ -13940,7 +14022,7 @@
                 <w:sz w:val="19"/>
                 <w:szCs w:val="19"/>
               </w:rPr>
-              <w:t xml:space="preserve">: 팀 내 디자인·모델링 경험이 없는 상황에서 가장 빠르게 일정한 품질을 확보할 수 있다.</w:t>
+              <w:t>: 팀 내 디자인·모델링 경험이 없는 상황에서 가장 빠르게 일정한 품질을 확보할 수 있다.</w:t>
             </w:r>
           </w:p>
           <w:p>
@@ -13960,7 +14042,7 @@
                 <w:sz w:val="19"/>
                 <w:szCs w:val="19"/>
               </w:rPr>
-              <w:t xml:space="preserve">⑥ 서버·데이터베이스</w:t>
+              <w:t>⑥ 서버·데이터베이스</w:t>
             </w:r>
           </w:p>
           <w:tbl>
@@ -14084,7 +14166,7 @@
                       <w:sz w:val="16"/>
                       <w:szCs w:val="16"/>
                     </w:rPr>
-                    <w:t xml:space="preserve">Supabase ✔</w:t>
+                    <w:t>Supabase ✔</w:t>
                   </w:r>
                 </w:p>
               </w:tc>
@@ -14103,7 +14185,7 @@
                       <w:sz w:val="16"/>
                       <w:szCs w:val="16"/>
                     </w:rPr>
-                    <w:t xml:space="preserve">인증·DB·실시간 통신을 한 번에 제공, SQL 기반 관계형 DB로 과목별 기록 집계와 좌석 배정 처리(트랜잭션·제약 조건)에 유리, 무료 요금제</w:t>
+                    <w:t>인증·DB·실시간 통신을 한 번에 제공, SQL 기반 관계형 DB로 과목별 기록 집계와 좌석 배정 처리(트랜잭션·제약 조건)에 유리, 무료 요금제</w:t>
                   </w:r>
                 </w:p>
               </w:tc>
@@ -14184,7 +14266,7 @@
                       <w:sz w:val="16"/>
                       <w:szCs w:val="16"/>
                     </w:rPr>
-                    <w:t xml:space="preserve">NoSQL 구조라 일간·월간·연간 통계 같은 집계 쿼리가 불편</w:t>
+                    <w:t>NoSQL 구조라 일간·월간·연간 통계 같은 집계 쿼리가 불편</w:t>
                   </w:r>
                 </w:p>
               </w:tc>
@@ -14246,7 +14328,7 @@
                       <w:sz w:val="16"/>
                       <w:szCs w:val="16"/>
                     </w:rPr>
-                    <w:t xml:space="preserve">서버 개발·운영에 많은 시간 소요</w:t>
+                    <w:t>서버 개발·운영에 많은 시간 소요</w:t>
                   </w:r>
                 </w:p>
               </w:tc>
@@ -14294,7 +14376,7 @@
                 <w:sz w:val="19"/>
                 <w:szCs w:val="19"/>
               </w:rPr>
-              <w:t xml:space="preserve">: 서버를 직접 만들지 않아 핵심 기능 개발에 집중할 수 있고, 좌석 중복 배정 방지(원자적 처리)와 과목별 기록 집계(향후 기간별 통계 확장 포함)에 관계형 DB가 적합하다.</w:t>
+              <w:t>: 서버를 직접 만들지 않아 핵심 기능 개발에 집중할 수 있고, 좌석 중복 배정 방지(원자적 처리)와 과목별 기록 집계(향후 기간별 통계 확장 포함)에 관계형 DB가 적합하다.</w:t>
             </w:r>
           </w:p>
           <w:p>
@@ -14457,7 +14539,7 @@
                       <w:sz w:val="16"/>
                       <w:szCs w:val="16"/>
                     </w:rPr>
-                    <w:t xml:space="preserve">데이터량이 매우 적어 지연이 짧음, 얼굴 영상이 외부로 나가지 않음</w:t>
+                    <w:t>데이터량이 매우 적어 지연이 짧음, 얼굴 영상이 외부로 나가지 않음</w:t>
                   </w:r>
                 </w:p>
               </w:tc>
@@ -14568,7 +14650,6 @@
                 <w:sz w:val="19"/>
                 <w:szCs w:val="19"/>
               </w:rPr>
-              <w:lastRenderedPageBreak/>
               <w:t xml:space="preserve">→ </w:t>
             </w:r>
             <w:r>
@@ -14587,7 +14668,7 @@
                 <w:sz w:val="19"/>
                 <w:szCs w:val="19"/>
               </w:rPr>
-              <w:t xml:space="preserve">: 서비스의 핵심 가치인 "노출 없는 참여"를 기술적으로 보장하면서 성능도 유리하다.</w:t>
+              <w:t>: 서비스의 핵심 가치인 "노출 없는 참여"를 기술적으로 보장하면서 성능도 유리하다.</w:t>
             </w:r>
           </w:p>
           <w:p>
@@ -14607,7 +14688,7 @@
                 <w:sz w:val="19"/>
                 <w:szCs w:val="19"/>
               </w:rPr>
-              <w:t xml:space="preserve">⑧ 좌석·회의실 선택 방식</w:t>
+              <w:t>⑧ 좌석·회의실 선택 방식</w:t>
             </w:r>
           </w:p>
           <w:tbl>
@@ -14729,7 +14810,7 @@
                       <w:sz w:val="16"/>
                       <w:szCs w:val="16"/>
                     </w:rPr>
-                    <w:t xml:space="preserve">키오스크에서 좌석 번호 지정 ✔</w:t>
+                    <w:t>키오스크에서 좌석 번호 지정 ✔</w:t>
                   </w:r>
                 </w:p>
               </w:tc>
@@ -14748,7 +14829,7 @@
                       <w:sz w:val="16"/>
                       <w:szCs w:val="16"/>
                     </w:rPr>
-                    <w:t xml:space="preserve">실제 스터디카페와 동일해 익숙함, 선택을 키오스크 한 곳에서 처리해 구현 범위가 작음</w:t>
+                    <w:t>실제 스터디카페와 동일해 익숙함, 선택을 키오스크 한 곳에서 처리해 구현 범위가 작음</w:t>
                   </w:r>
                 </w:p>
               </w:tc>
@@ -14767,7 +14848,7 @@
                       <w:sz w:val="16"/>
                       <w:szCs w:val="16"/>
                     </w:rPr>
-                    <w:t xml:space="preserve">좌석 위치를 번호로만 보고 골라야 해 직관성이 낮음 (키오스크에 좌석 배치도를 함께 표시해 보완)</w:t>
+                    <w:t>좌석 위치를 번호로만 보고 골라야 해 직관성이 낮음 (키오스크에 좌석 배치도를 함께 표시해 보완)</w:t>
                   </w:r>
                 </w:p>
               </w:tc>
@@ -14793,7 +14874,7 @@
                       <w:sz w:val="16"/>
                       <w:szCs w:val="16"/>
                     </w:rPr>
-                    <w:t xml:space="preserve">맵에서 "+" 버튼으로 선점</w:t>
+                    <w:t>맵에서 "+" 버튼으로 선점</w:t>
                   </w:r>
                 </w:p>
               </w:tc>
@@ -14831,7 +14912,7 @@
                       <w:sz w:val="16"/>
                       <w:szCs w:val="16"/>
                     </w:rPr>
-                    <w:t xml:space="preserve">동시 클릭 대비 필요, 2D 공간과 버튼 상태를 실시간 연동해야 해 구현량 증가</w:t>
+                    <w:t>동시 클릭 대비 필요, 2D 공간과 버튼 상태를 실시간 연동해야 해 구현량 증가</w:t>
                   </w:r>
                 </w:p>
               </w:tc>
@@ -14879,7 +14960,16 @@
                 <w:sz w:val="19"/>
                 <w:szCs w:val="19"/>
               </w:rPr>
-              <w:t>가 필요하다. 본 서비스는 좌석별로 "사용 중인 배정은 1개만" 허용하는 제약 조건과 DB 함수로 이를 보장하고, 결과를 실시간으로 다른 사용자의 키오스크 화면에 반영해 해당 번호를 비활성화한다.</w:t>
+              <w:t>가 필요하다. 본 서비스는 좌석별로 "사용 중인 배정은 1개만" 허용하는 제약 조건과 DB 함수로 이를 보장하</w:t>
+            </w:r>
+            <w:r>
+              <w:rPr>
+                <w:rFonts w:ascii="맑은 고딕" w:eastAsia="맑은 고딕" w:hAnsi="맑은 고딕" w:cs="맑은 고딕" w:hint="eastAsia"/>
+                <w:sz w:val="19"/>
+                <w:szCs w:val="19"/>
+              </w:rPr>
+              <w:lastRenderedPageBreak/>
+              <w:t>고, 결과를 실시간으로 다른 사용자의 키오스크 화면에 반영해 해당 번호를 비활성화한다.</w:t>
             </w:r>
           </w:p>
           <w:p>
@@ -14915,7 +15005,7 @@
                 <w:sz w:val="19"/>
                 <w:szCs w:val="19"/>
               </w:rPr>
-              <w:t xml:space="preserve">: 실제 스터디카페의 키오스크 이용 흐름과 같아 익숙하고, 좌석 선택을 키오스크 한 곳에서 처리해 개발 범위를 줄일 수 있다. 번호로만 고르는 불편은 좌석 배치도로 보완하고, 동시성 문제는 DB 처리로 해결한다. 맵에서 직접 고르는 "+" 방식은 향후 확장으로 둔다.</w:t>
+              <w:t>: 실제 스터디카페의 키오스크 이용 흐름과 같아 익숙하고, 좌석 선택을 키오스크 한 곳에서 처리해 개발 범위를 줄일 수 있다. 번호로만 고르는 불편은 좌석 배치도로 보완하고, 동시성 문제는 DB 처리로 해결한다. 맵에서 직접 고르는 "+" 방식은 향후 확장으로 둔다.</w:t>
             </w:r>
           </w:p>
           <w:p>
@@ -14935,7 +15025,7 @@
                 <w:sz w:val="19"/>
                 <w:szCs w:val="19"/>
               </w:rPr>
-              <w:t xml:space="preserve">⑨ 회의실 음성 (향후 확장)</w:t>
+              <w:t>⑨ 회의실 음성 (향후 확장)</w:t>
             </w:r>
           </w:p>
           <w:tbl>
@@ -15269,7 +15359,7 @@
                 <w:sz w:val="19"/>
                 <w:szCs w:val="19"/>
               </w:rPr>
-              <w:t xml:space="preserve">: 회의실 정원이 최대 6명이라 P2P로 충분하며, 라운지에서는 음성을 쓰지 않아 부담이 제한된다. 이번 개발 범위에서는 제외하고, 향후 확장 시 이 방식을 적용한다.</w:t>
+              <w:t>: 회의실 정원이 최대 6명이라 P2P로 충분하며, 라운지에서는 음성을 쓰지 않아 부담이 제한된다. 이번 개발 범위에서는 제외하고, 향후 확장 시 이 방식을 적용한다.</w:t>
             </w:r>
           </w:p>
           <w:p>
@@ -15453,7 +15543,15 @@
                       <w:sz w:val="16"/>
                       <w:szCs w:val="16"/>
                     </w:rPr>
-                    <w:t xml:space="preserve">팀장 / 트래킹·집중·기록 로직</w:t>
+                    <w:t xml:space="preserve">팀장 / </w:t>
+                  </w:r>
+                  <w:r>
+                    <w:rPr>
+                      <w:rFonts w:ascii="맑은 고딕" w:eastAsia="맑은 고딕" w:hAnsi="맑은 고딕" w:cs="맑은 고딕" w:hint="eastAsia"/>
+                      <w:sz w:val="16"/>
+                      <w:szCs w:val="16"/>
+                    </w:rPr>
+                    <w:t>화면·캐릭터</w:t>
                   </w:r>
                 </w:p>
               </w:tc>
@@ -15472,7 +15570,7 @@
                       <w:sz w:val="16"/>
                       <w:szCs w:val="16"/>
                     </w:rPr>
-                    <w:t xml:space="preserve">일정 관리, 모션 트래킹, 떨림 보정, 카메라 가이드라인(Pose), 전자기기 감지(물체 인식), 집중 상태 판정, 과목별 자동 타이머, 성능 측정</w:t>
+                    <w:t>VRoid 캐릭터 제작, 지점 공간 구성, 2D 이동 모드(이동·충돌), 2D → 3D 전환, 1인칭 120도 시점·내 모습 화면, 집중 상태 시각 효과</w:t>
                   </w:r>
                 </w:p>
               </w:tc>
@@ -15517,7 +15615,7 @@
                       <w:sz w:val="16"/>
                       <w:szCs w:val="16"/>
                     </w:rPr>
-                    <w:t>화면·캐릭터</w:t>
+                    <w:t>트래킹·집중·기록 로직</w:t>
                   </w:r>
                 </w:p>
               </w:tc>
@@ -15536,7 +15634,7 @@
                       <w:sz w:val="16"/>
                       <w:szCs w:val="16"/>
                     </w:rPr>
-                    <w:t xml:space="preserve">VRoid 캐릭터 제작, 지점 공간 구성, 2D 이동 모드(이동·충돌), 2D → 3D 전환, 1인칭 120도 시점·내 모습 화면, 집중 상태 시각 효과</w:t>
+                    <w:t>일정 관리, 모션 트래킹, 떨림 보정, 카메라 가이드라인(Pose), 전자기기 감지(물체 인식), 집중 상태 판정, 과목별 자동 타이머, 성능 측정</w:t>
                   </w:r>
                 </w:p>
               </w:tc>
@@ -15561,7 +15659,6 @@
                       <w:sz w:val="16"/>
                       <w:szCs w:val="16"/>
                     </w:rPr>
-                    <w:lastRenderedPageBreak/>
                     <w:t>육심호</w:t>
                   </w:r>
                 </w:p>
@@ -15601,7 +15698,7 @@
                       <w:sz w:val="16"/>
                       <w:szCs w:val="16"/>
                     </w:rPr>
-                    <w:t xml:space="preserve">Supabase 설계(인증·DB·실시간), 키오스크·이용권·좌석 번호 지정, 좌석·회의실 배정과 예외 처리, 참여자 위치·상태 동기화, 공부 기록 저장, 배포</w:t>
+                    <w:t>Supabase 설계(인증·DB·실시간), 키오스크·이용권·좌석 번호 지정, 좌석·회의실 배정과 예외 처리, 참여자 위치·상태 동기화, 공부 기록 저장, 배포</w:t>
                   </w:r>
                 </w:p>
               </w:tc>
@@ -15632,7 +15729,7 @@
                 <w:sz w:val="17"/>
                 <w:szCs w:val="17"/>
               </w:rPr>
-              <w:t xml:space="preserve">공통: 주 1회 정기 회의 및 통합 테스트, 사용자 실험 진행, 최종 보고서·발표 준비</w:t>
+              <w:t>공통: 주 1회 정기 회의 및 통합 테스트, 사용자 실험 진행, 최종 보고서·발표 준비</w:t>
             </w:r>
           </w:p>
           <w:p>
@@ -16038,7 +16135,7 @@
                       <w:sz w:val="15"/>
                       <w:szCs w:val="15"/>
                     </w:rPr>
-                    <w:t xml:space="preserve">개발 환경 구축, 저장소 생성</w:t>
+                    <w:t>개발 환경 구축, 저장소 생성</w:t>
                   </w:r>
                 </w:p>
               </w:tc>
@@ -16235,7 +16332,8 @@
                       <w:sz w:val="15"/>
                       <w:szCs w:val="15"/>
                     </w:rPr>
-                    <w:t xml:space="preserve">웹캠 트래킹 구현 (고개 방향·눈 깜빡임)</w:t>
+                    <w:lastRenderedPageBreak/>
+                    <w:t>웹캠 트래킹 구현 (고개 방향·눈 깜빡임)</w:t>
                   </w:r>
                 </w:p>
               </w:tc>
@@ -16248,6 +16346,9 @@
                   <w:pPr>
                     <w:spacing w:after="0"/>
                     <w:jc w:val="center"/>
+                    <w:rPr>
+                      <w:rFonts w:hint="eastAsia"/>
+                    </w:rPr>
                   </w:pPr>
                   <w:r>
                     <w:rPr>
@@ -16255,7 +16356,7 @@
                       <w:sz w:val="15"/>
                       <w:szCs w:val="15"/>
                     </w:rPr>
-                    <w:t>김현</w:t>
+                    <w:t>최원준</w:t>
                   </w:r>
                 </w:p>
               </w:tc>
@@ -16433,7 +16534,7 @@
                       <w:sz w:val="15"/>
                       <w:szCs w:val="15"/>
                     </w:rPr>
-                    <w:t xml:space="preserve">캐릭터 제작·웹 로딩, 지점 공간 초안</w:t>
+                    <w:t>캐릭터 제작·웹 로딩, 지점 공간 초안</w:t>
                   </w:r>
                 </w:p>
               </w:tc>
@@ -16453,7 +16554,7 @@
                       <w:sz w:val="15"/>
                       <w:szCs w:val="15"/>
                     </w:rPr>
-                    <w:t>최원준</w:t>
+                    <w:t>김현</w:t>
                   </w:r>
                 </w:p>
               </w:tc>
@@ -16631,7 +16732,7 @@
                       <w:sz w:val="15"/>
                       <w:szCs w:val="15"/>
                     </w:rPr>
-                    <w:t xml:space="preserve">Supabase 설정, 회원가입·로그인</w:t>
+                    <w:t>Supabase 설정, 회원가입·로그인</w:t>
                   </w:r>
                 </w:p>
               </w:tc>
@@ -16829,7 +16930,7 @@
                       <w:sz w:val="15"/>
                       <w:szCs w:val="15"/>
                     </w:rPr>
-                    <w:t xml:space="preserve">기술 검증 통합 (트래킹 → 캐릭터, 탑다운 이동 시제품)</w:t>
+                    <w:t>기술 검증 통합 (트래킹 → 캐릭터, 탑다운 이동 시제품)</w:t>
                   </w:r>
                 </w:p>
               </w:tc>
@@ -17026,7 +17127,7 @@
                       <w:sz w:val="15"/>
                       <w:szCs w:val="15"/>
                     </w:rPr>
-                    <w:t xml:space="preserve">떨림 보정, 카메라 가이드라인(Pose)</w:t>
+                    <w:t>떨림 보정, 카메라 가이드라인(Pose)</w:t>
                   </w:r>
                 </w:p>
               </w:tc>
@@ -17046,7 +17147,7 @@
                       <w:sz w:val="15"/>
                       <w:szCs w:val="15"/>
                     </w:rPr>
-                    <w:t>김현</w:t>
+                    <w:t>최원준</w:t>
                   </w:r>
                 </w:p>
               </w:tc>
@@ -17223,7 +17324,7 @@
                       <w:sz w:val="15"/>
                       <w:szCs w:val="15"/>
                     </w:rPr>
-                    <w:t xml:space="preserve">2D 이동 모드 (이동·충돌)</w:t>
+                    <w:t>2D 이동 모드 (이동·충돌)</w:t>
                   </w:r>
                 </w:p>
               </w:tc>
@@ -17243,7 +17344,7 @@
                       <w:sz w:val="15"/>
                       <w:szCs w:val="15"/>
                     </w:rPr>
-                    <w:t>최원준</w:t>
+                    <w:t>김현</w:t>
                   </w:r>
                 </w:p>
               </w:tc>
@@ -17420,7 +17521,7 @@
                       <w:sz w:val="15"/>
                       <w:szCs w:val="15"/>
                     </w:rPr>
-                    <w:t xml:space="preserve">DB 설계, 지점 선택·키오스크·이용권·좌석 번호 지정</w:t>
+                    <w:t>DB 설계, 지점 선택·키오스크·이용권·좌석 번호 지정</w:t>
                   </w:r>
                 </w:p>
               </w:tc>
@@ -17618,7 +17719,7 @@
                       <w:sz w:val="15"/>
                       <w:szCs w:val="15"/>
                     </w:rPr>
-                    <w:t xml:space="preserve">2D → 3D 전환, 1인칭 120도 시점, 내 모습 화면</w:t>
+                    <w:t>2D → 3D 전환, 1인칭 120도 시점, 내 모습 화면</w:t>
                   </w:r>
                 </w:p>
               </w:tc>
@@ -17638,7 +17739,7 @@
                       <w:sz w:val="15"/>
                       <w:szCs w:val="15"/>
                     </w:rPr>
-                    <w:t>최원준</w:t>
+                    <w:t>김현</w:t>
                   </w:r>
                 </w:p>
               </w:tc>
@@ -17816,7 +17917,7 @@
                       <w:sz w:val="15"/>
                       <w:szCs w:val="15"/>
                     </w:rPr>
-                    <w:t xml:space="preserve">좌석·회의실 배정(동시성 처리), 예외 처리</w:t>
+                    <w:t>좌석·회의실 배정(동시성 처리), 예외 처리</w:t>
                   </w:r>
                 </w:p>
               </w:tc>
@@ -18013,7 +18114,7 @@
                       <w:sz w:val="15"/>
                       <w:szCs w:val="15"/>
                     </w:rPr>
-                    <w:t xml:space="preserve">집중 상태 판정, 전자기기 감지(물체 인식)</w:t>
+                    <w:t>집중 상태 판정, 전자기기 감지(물체 인식)</w:t>
                   </w:r>
                 </w:p>
               </w:tc>
@@ -18033,7 +18134,7 @@
                       <w:sz w:val="15"/>
                       <w:szCs w:val="15"/>
                     </w:rPr>
-                    <w:t>김현</w:t>
+                    <w:t>최원준</w:t>
                   </w:r>
                 </w:p>
               </w:tc>
@@ -18211,7 +18312,7 @@
                       <w:sz w:val="15"/>
                       <w:szCs w:val="15"/>
                     </w:rPr>
-                    <w:t xml:space="preserve">위치·고개 각도·상태 실시간 동기화</w:t>
+                    <w:t>위치·고개 각도·상태 실시간 동기화</w:t>
                   </w:r>
                 </w:p>
               </w:tc>
@@ -18408,7 +18509,7 @@
                       <w:sz w:val="15"/>
                       <w:szCs w:val="15"/>
                     </w:rPr>
-                    <w:t xml:space="preserve">과목별 자동 타이머(학습 기기 사용 여부 선택 포함), 기록 저장</w:t>
+                    <w:t>과목별 자동 타이머(학습 기기 사용 여부 선택 포함), 기록 저장</w:t>
                   </w:r>
                 </w:p>
               </w:tc>
@@ -18428,7 +18529,23 @@
                       <w:sz w:val="15"/>
                       <w:szCs w:val="15"/>
                     </w:rPr>
-                    <w:t>김현·육심호</w:t>
+                    <w:t>최원준</w:t>
+                  </w:r>
+                  <w:r>
+                    <w:rPr>
+                      <w:rFonts w:ascii="맑은 고딕" w:eastAsia="맑은 고딕" w:hAnsi="맑은 고딕" w:cs="맑은 고딕" w:hint="eastAsia"/>
+                      <w:sz w:val="15"/>
+                      <w:szCs w:val="15"/>
+                    </w:rPr>
+                    <w:t xml:space="preserve"> </w:t>
+                  </w:r>
+                  <w:r>
+                    <w:rPr>
+                      <w:rFonts w:ascii="맑은 고딕" w:eastAsia="맑은 고딕" w:hAnsi="맑은 고딕" w:cs="맑은 고딕" w:hint="eastAsia"/>
+                      <w:sz w:val="15"/>
+                      <w:szCs w:val="15"/>
+                    </w:rPr>
+                    <w:t>·육심호</w:t>
                   </w:r>
                 </w:p>
               </w:tc>
@@ -18606,7 +18723,7 @@
                       <w:sz w:val="15"/>
                       <w:szCs w:val="15"/>
                     </w:rPr>
-                    <w:t xml:space="preserve">집중 상태 캐릭터 표시 효과, 캐릭터 숨김 모드(실험용)</w:t>
+                    <w:t>집중 상태 캐릭터 표시 효과, 캐릭터 숨김 모드(실험용)</w:t>
                   </w:r>
                 </w:p>
               </w:tc>
@@ -18626,7 +18743,7 @@
                       <w:sz w:val="15"/>
                       <w:szCs w:val="15"/>
                     </w:rPr>
-                    <w:t>최원준</w:t>
+                    <w:t>김현</w:t>
                   </w:r>
                 </w:p>
               </w:tc>
@@ -18803,7 +18920,7 @@
                       <w:sz w:val="15"/>
                       <w:szCs w:val="15"/>
                     </w:rPr>
-                    <w:t xml:space="preserve">회의실 입장·정원 관리</w:t>
+                    <w:t>회의실 입장·정원 관리</w:t>
                   </w:r>
                 </w:p>
               </w:tc>
@@ -19000,7 +19117,7 @@
                       <w:sz w:val="15"/>
                       <w:szCs w:val="15"/>
                     </w:rPr>
-                    <w:t xml:space="preserve">통합 테스트, 동시성·성능 측정·최적화</w:t>
+                    <w:t>통합 테스트, 동시성·성능 측정·최적화</w:t>
                   </w:r>
                 </w:p>
               </w:tc>
@@ -19199,7 +19316,7 @@
                       <w:sz w:val="15"/>
                       <w:szCs w:val="15"/>
                     </w:rPr>
-                    <w:t xml:space="preserve">배포 (Vercel)</w:t>
+                    <w:t>배포 (Vercel)</w:t>
                   </w:r>
                 </w:p>
               </w:tc>
@@ -19396,7 +19513,7 @@
                       <w:sz w:val="15"/>
                       <w:szCs w:val="15"/>
                     </w:rPr>
-                    <w:t xml:space="preserve">파일럿 테스트(팀·지인 소규모, 실험 조건 점검), 사용성 개선</w:t>
+                    <w:t>파일럿 테스트(팀·지인 소규모, 실험 조건 점검), 사용성 개선</w:t>
                   </w:r>
                 </w:p>
               </w:tc>
@@ -19594,7 +19711,7 @@
                       <w:sz w:val="15"/>
                       <w:szCs w:val="15"/>
                     </w:rPr>
-                    <w:t xml:space="preserve">사용자 비교 실험 (24명, 6개 조)</w:t>
+                    <w:t>사용자 비교 실험 (24명, 6개 조)</w:t>
                   </w:r>
                 </w:p>
               </w:tc>
@@ -19791,7 +19908,7 @@
                       <w:sz w:val="15"/>
                       <w:szCs w:val="15"/>
                     </w:rPr>
-                    <w:t xml:space="preserve">버그 수정, 결과 분석</w:t>
+                    <w:t>버그 수정, 결과 분석</w:t>
                   </w:r>
                 </w:p>
               </w:tc>
@@ -19989,7 +20106,7 @@
                       <w:sz w:val="15"/>
                       <w:szCs w:val="15"/>
                     </w:rPr>
-                    <w:t xml:space="preserve">최종 보고서, 발표 준비</w:t>
+                    <w:t>최종 보고서, 발표 준비</w:t>
                   </w:r>
                 </w:p>
               </w:tc>
@@ -20211,7 +20328,7 @@
                 <w:sz w:val="19"/>
                 <w:szCs w:val="19"/>
               </w:rPr>
-              <w:t xml:space="preserve">이 중요한 분기점이다. 트래킹 캐릭터와 위에서 내려다보는 이동이 한 화면에서 동작하는지 확인한다.</w:t>
+              <w:t>이 중요한 분기점이다. 트래킹 캐릭터와 위에서 내려다보는 이동이 한 화면에서 동작하는지 확인한다.</w:t>
             </w:r>
           </w:p>
           <w:p>
@@ -20247,7 +20364,16 @@
                 <w:sz w:val="19"/>
                 <w:szCs w:val="19"/>
               </w:rPr>
-              <w:t>한다. 10~12주 차는 통합 테스트·성능 측정과 파일럿 테스트로 안정화하고, 13주 차 이후에는 사용자 실험과 평가에 집중한다.</w:t>
+              <w:t xml:space="preserve">한다. 10~12주 </w:t>
+            </w:r>
+            <w:r>
+              <w:rPr>
+                <w:rFonts w:ascii="맑은 고딕" w:eastAsia="맑은 고딕" w:hAnsi="맑은 고딕" w:cs="맑은 고딕" w:hint="eastAsia"/>
+                <w:sz w:val="19"/>
+                <w:szCs w:val="19"/>
+              </w:rPr>
+              <w:lastRenderedPageBreak/>
+              <w:t>차는 통합 테스트·성능 측정과 파일럿 테스트로 안정화하고, 13주 차 이후에는 사용자 실험과 평가에 집중한다.</w:t>
             </w:r>
           </w:p>
           <w:p>
@@ -20436,7 +20562,7 @@
                 <w:sz w:val="19"/>
                 <w:szCs w:val="19"/>
               </w:rPr>
-              <w:t xml:space="preserve">웹 브라우저에서 링크로 접속해 이용하는 아바타 스터디카페 웹 서비스</w:t>
+              <w:t>웹 브라우저에서 링크로 접속해 이용하는 아바타 스터디카페 웹 서비스</w:t>
             </w:r>
             <w:r>
               <w:rPr>
@@ -20606,7 +20732,7 @@
                       <w:sz w:val="16"/>
                       <w:szCs w:val="16"/>
                     </w:rPr>
-                    <w:t xml:space="preserve">웹캠 입력 모듈</w:t>
+                    <w:t>웹캠 입력 모듈</w:t>
                   </w:r>
                 </w:p>
               </w:tc>
@@ -20625,7 +20751,7 @@
                       <w:sz w:val="16"/>
                       <w:szCs w:val="16"/>
                     </w:rPr>
-                    <w:t xml:space="preserve">브라우저에서 웹캠 영상을 받아옴</w:t>
+                    <w:t>브라우저에서 웹캠 영상을 받아옴</w:t>
                   </w:r>
                 </w:p>
               </w:tc>
@@ -20644,7 +20770,7 @@
                       <w:sz w:val="16"/>
                       <w:szCs w:val="16"/>
                     </w:rPr>
-                    <w:t xml:space="preserve">WebRTC getUserMedia API</w:t>
+                    <w:t>WebRTC getUserMedia API</w:t>
                   </w:r>
                 </w:p>
               </w:tc>
@@ -20668,7 +20794,7 @@
                       <w:sz w:val="16"/>
                       <w:szCs w:val="16"/>
                     </w:rPr>
-                    <w:t xml:space="preserve">얼굴·자세·물체 인식 모듈</w:t>
+                    <w:t>얼굴·자세·물체 인식 모듈</w:t>
                   </w:r>
                 </w:p>
               </w:tc>
@@ -20687,7 +20813,7 @@
                       <w:sz w:val="16"/>
                       <w:szCs w:val="16"/>
                     </w:rPr>
-                    <w:t xml:space="preserve">영상에서 얼굴 랜드마크, 어깨 위치, 전자기기(휴대폰·태블릿 등) 추출 (기기 안에서만 처리)</w:t>
+                    <w:t>영상에서 얼굴 랜드마크, 어깨 위치, 전자기기(휴대폰·태블릿 등) 추출 (기기 안에서만 처리)</w:t>
                   </w:r>
                 </w:p>
               </w:tc>
@@ -20706,7 +20832,7 @@
                       <w:sz w:val="16"/>
                       <w:szCs w:val="16"/>
                     </w:rPr>
-                    <w:t xml:space="preserve">MediaPipe Face Landmarker, Pose Landmarker, Object Detector</w:t>
+                    <w:t>MediaPipe Face Landmarker, Pose Landmarker, Object Detector</w:t>
                   </w:r>
                 </w:p>
               </w:tc>
@@ -20730,7 +20856,7 @@
                       <w:sz w:val="16"/>
                       <w:szCs w:val="16"/>
                     </w:rPr>
-                    <w:t xml:space="preserve">트래킹 처리 모듈</w:t>
+                    <w:t>트래킹 처리 모듈</w:t>
                   </w:r>
                 </w:p>
               </w:tc>
@@ -20749,7 +20875,7 @@
                       <w:sz w:val="16"/>
                       <w:szCs w:val="16"/>
                     </w:rPr>
-                    <w:t xml:space="preserve">고개 좌우·위아래 각도, 눈 감김 정도 계산 및 떨림 보정</w:t>
+                    <w:t>고개 좌우·위아래 각도, 눈 감김 정도 계산 및 떨림 보정</w:t>
                   </w:r>
                 </w:p>
               </w:tc>
@@ -20811,7 +20937,7 @@
                       <w:sz w:val="16"/>
                       <w:szCs w:val="16"/>
                     </w:rPr>
-                    <w:t xml:space="preserve">머리부터 책상까지의 촬영 범위를 착석 전 가이드 틀로 맞추고, 머리~가슴 이탈 여부를 자세 인식으로 판정</w:t>
+                    <w:t>머리부터 책상까지의 촬영 범위를 착석 전 가이드 틀로 맞추고, 머리~가슴 이탈 여부를 자세 인식으로 판정</w:t>
                   </w:r>
                 </w:p>
               </w:tc>
@@ -20873,7 +20999,7 @@
                       <w:sz w:val="16"/>
                       <w:szCs w:val="16"/>
                     </w:rPr>
-                    <w:t xml:space="preserve">자리 이탈, 졸음, 가이드라인 이탈, 전자기기 감지 판정</w:t>
+                    <w:t>자리 이탈, 졸음, 가이드라인 이탈, 전자기기 감지 판정</w:t>
                   </w:r>
                 </w:p>
               </w:tc>
@@ -20935,7 +21061,7 @@
                       <w:sz w:val="16"/>
                       <w:szCs w:val="16"/>
                     </w:rPr>
-                    <w:t xml:space="preserve">선택한 과목으로 초록불(공부 중)일 때만 시간 누적, 학습 기기 미사용 선택 시 전자기기가 감지되면 정지</w:t>
+                    <w:t>선택한 과목으로 초록불(공부 중)일 때만 시간 누적, 학습 기기 미사용 선택 시 전자기기가 감지되면 정지</w:t>
                   </w:r>
                 </w:p>
               </w:tc>
@@ -20997,7 +21123,7 @@
                       <w:sz w:val="16"/>
                       <w:szCs w:val="16"/>
                     </w:rPr>
-                    <w:t xml:space="preserve">2D 이동 모드(탑다운 카메라, 이동·충돌), 3D 좌석 모드(1인칭 120도, 내 모습 화면), 참여자 캐릭터·상태 표시등, 실험용 캐릭터 숨김 모드</w:t>
+                    <w:t>2D 이동 모드(탑다운 카메라, 이동·충돌), 3D 좌석 모드(1인칭 120도, 내 모습 화면), 참여자 캐릭터·상태 표시등, 실험용 캐릭터 숨김 모드</w:t>
                   </w:r>
                 </w:p>
               </w:tc>
@@ -21040,7 +21166,6 @@
                       <w:sz w:val="16"/>
                       <w:szCs w:val="16"/>
                     </w:rPr>
-                    <w:lastRenderedPageBreak/>
                     <w:t>UI 화면</w:t>
                   </w:r>
                 </w:p>
@@ -21060,7 +21185,7 @@
                       <w:sz w:val="16"/>
                       <w:szCs w:val="16"/>
                     </w:rPr>
-                    <w:t xml:space="preserve">로그인, 지점 선택, 키오스크(좌석 배치도·번호 지정), 과목·학습 기기 선택, 집중 타이머</w:t>
+                    <w:t>로그인, 지점 선택, 키오스크(좌석 배치도·번호 지정), 과목·학습 기기 선택, 집중 타이머</w:t>
                   </w:r>
                 </w:p>
               </w:tc>
@@ -21079,7 +21204,7 @@
                       <w:sz w:val="16"/>
                       <w:szCs w:val="16"/>
                     </w:rPr>
-                    <w:t xml:space="preserve">React, TypeScript</w:t>
+                    <w:t>React, TypeScript</w:t>
                   </w:r>
                 </w:p>
               </w:tc>
@@ -21111,7 +21236,7 @@
                 <w:sz w:val="19"/>
                 <w:szCs w:val="19"/>
               </w:rPr>
-              <w:t xml:space="preserve">② 백엔드 (Supabase)</w:t>
+              <w:t>② 백엔드 (Supabase)</w:t>
             </w:r>
           </w:p>
           <w:tbl>
@@ -21252,6 +21377,7 @@
                       <w:sz w:val="16"/>
                       <w:szCs w:val="16"/>
                     </w:rPr>
+                    <w:lastRenderedPageBreak/>
                     <w:t>Realtime – Broadcast</w:t>
                   </w:r>
                 </w:p>
@@ -21271,7 +21397,7 @@
                       <w:sz w:val="16"/>
                       <w:szCs w:val="16"/>
                     </w:rPr>
-                    <w:t xml:space="preserve">같은 지점 사용자끼리 캐릭터 위치(2D), 고개 각도·눈 감김·집중 상태(3D) 실시간 중계</w:t>
+                    <w:t>같은 지점 사용자끼리 캐릭터 위치(2D), 고개 각도·눈 감김·집중 상태(3D) 실시간 중계</w:t>
                   </w:r>
                 </w:p>
               </w:tc>
@@ -21314,7 +21440,7 @@
                       <w:sz w:val="16"/>
                       <w:szCs w:val="16"/>
                     </w:rPr>
-                    <w:t xml:space="preserve">같은 지점 접속 여부(빨간불 판단)와 좌석·회의실 사용 현황 관리</w:t>
+                    <w:t>같은 지점 접속 여부(빨간불 판단)와 좌석·회의실 사용 현황 관리</w:t>
                   </w:r>
                 </w:p>
               </w:tc>
@@ -21357,7 +21483,7 @@
                       <w:sz w:val="16"/>
                       <w:szCs w:val="16"/>
                     </w:rPr>
-                    <w:t xml:space="preserve">좌석·회의실 배정과 반납을 원자적으로 처리, 이용권 확인</w:t>
+                    <w:t>좌석·회의실 배정과 반납을 원자적으로 처리, 이용권 확인</w:t>
                   </w:r>
                 </w:p>
               </w:tc>
@@ -21400,7 +21526,7 @@
                       <w:sz w:val="16"/>
                       <w:szCs w:val="16"/>
                     </w:rPr>
-                    <w:t xml:space="preserve">사용자, 지점, 좌석, 이용권, 공부 기록 저장 및 RLS(행 단위 보안) 적용</w:t>
+                    <w:t>사용자, 지점, 좌석, 이용권, 공부 기록 저장 및 RLS(행 단위 보안) 적용</w:t>
                   </w:r>
                 </w:p>
               </w:tc>
@@ -21549,7 +21675,7 @@
                       <w:sz w:val="16"/>
                       <w:szCs w:val="16"/>
                     </w:rPr>
-                    <w:t xml:space="preserve">사용자 id, 닉네임, 캐릭터 종류</w:t>
+                    <w:t>사용자 id, 닉네임, 캐릭터 종류</w:t>
                   </w:r>
                 </w:p>
               </w:tc>
@@ -21721,7 +21847,7 @@
                       <w:sz w:val="16"/>
                       <w:szCs w:val="16"/>
                     </w:rPr>
-                    <w:t xml:space="preserve">이용권 id, 사용자 id, 지점 id, 이용 유형(라운지/회의실), 시작·종료 시각</w:t>
+                    <w:t>이용권 id, 사용자 id, 지점 id, 이용 유형(라운지/회의실), 시작·종료 시각</w:t>
                   </w:r>
                 </w:p>
               </w:tc>
@@ -21764,7 +21890,7 @@
                       <w:sz w:val="16"/>
                       <w:szCs w:val="16"/>
                     </w:rPr>
-                    <w:t xml:space="preserve">좌석 id, 사용자 id, 이용권 id, 배정 시각, 반납 시각 (좌석당 사용 중인 배정 1개만 허용)</w:t>
+                    <w:t>좌석 id, 사용자 id, 이용권 id, 배정 시각, 반납 시각 (좌석당 사용 중인 배정 1개만 허용)</w:t>
                   </w:r>
                 </w:p>
               </w:tc>
@@ -21807,7 +21933,7 @@
                       <w:sz w:val="16"/>
                       <w:szCs w:val="16"/>
                     </w:rPr>
-                    <w:t xml:space="preserve">회의실 id, 시작·종료 시각 (회의실당 사용 중인 세션 1개만 허용)</w:t>
+                    <w:t>회의실 id, 시작·종료 시각 (회의실당 사용 중인 세션 1개만 허용)</w:t>
                   </w:r>
                 </w:p>
               </w:tc>
@@ -21936,7 +22062,7 @@
                       <w:sz w:val="16"/>
                       <w:szCs w:val="16"/>
                     </w:rPr>
-                    <w:t xml:space="preserve">사용자 id, 과목 id, 날짜, 시작·종료 시각, 학습 기기 사용 여부, 집중 시간, 자리 이탈 횟수, 전자기기 감지 횟수</w:t>
+                    <w:t>사용자 id, 과목 id, 날짜, 시작·종료 시각, 학습 기기 사용 여부, 집중 시간, 자리 이탈 횟수, 전자기기 감지 횟수</w:t>
                   </w:r>
                 </w:p>
               </w:tc>
@@ -21968,7 +22094,7 @@
                 <w:sz w:val="19"/>
                 <w:szCs w:val="19"/>
               </w:rPr>
-              <w:t xml:space="preserve">④ 리소스 및 개발·배포 환경</w:t>
+              <w:t>④ 리소스 및 개발·배포 환경</w:t>
             </w:r>
           </w:p>
           <w:tbl>
@@ -22085,7 +22211,7 @@
                       <w:sz w:val="16"/>
                       <w:szCs w:val="16"/>
                     </w:rPr>
-                    <w:t xml:space="preserve">VRoid Studio로 제작한 기본 캐릭터 4~6종 (VRM 파일)</w:t>
+                    <w:t>VRoid Studio로 제작한 기본 캐릭터 4~6종 (VRM 파일)</w:t>
                   </w:r>
                 </w:p>
               </w:tc>
@@ -22109,7 +22235,7 @@
                       <w:sz w:val="16"/>
                       <w:szCs w:val="16"/>
                     </w:rPr>
-                    <w:t xml:space="preserve">3D 공간 에셋</w:t>
+                    <w:t>3D 공간 에셋</w:t>
                   </w:r>
                 </w:p>
               </w:tc>
@@ -22128,7 +22254,7 @@
                       <w:sz w:val="16"/>
                       <w:szCs w:val="16"/>
                     </w:rPr>
-                    <w:t xml:space="preserve">Kenney, Quaternius 무료 에셋(책상, 의자, 책장, 조명, 회의 테이블 등, glb 파일)</w:t>
+                    <w:t>Kenney, Quaternius 무료 에셋(책상, 의자, 책장, 조명, 회의 테이블 등, glb 파일)</w:t>
                   </w:r>
                 </w:p>
               </w:tc>
@@ -22171,7 +22297,7 @@
                       <w:sz w:val="16"/>
                       <w:szCs w:val="16"/>
                     </w:rPr>
-                    <w:t xml:space="preserve">좌석·회의실·벽 위치를 정의한 JSON 파일 (지점마다 1개)</w:t>
+                    <w:t>좌석·회의실·벽 위치를 정의한 JSON 파일 (지점마다 1개)</w:t>
                   </w:r>
                 </w:p>
               </w:tc>
@@ -22195,7 +22321,6 @@
                       <w:sz w:val="16"/>
                       <w:szCs w:val="16"/>
                     </w:rPr>
-                    <w:lastRenderedPageBreak/>
                     <w:t>개발 환경</w:t>
                   </w:r>
                 </w:p>
@@ -22301,7 +22426,7 @@
                       <w:sz w:val="16"/>
                       <w:szCs w:val="16"/>
                     </w:rPr>
-                    <w:t xml:space="preserve">Vercel (GitHub에 반영하면 자동 배포)</w:t>
+                    <w:t>Vercel (GitHub에 반영하면 자동 배포)</w:t>
                   </w:r>
                 </w:p>
               </w:tc>
@@ -22333,6 +22458,7 @@
                 <w:sz w:val="19"/>
                 <w:szCs w:val="19"/>
               </w:rPr>
+              <w:lastRenderedPageBreak/>
               <w:t>(2) 결과물의 전체 구성도</w:t>
             </w:r>
           </w:p>
@@ -22361,7 +22487,7 @@
                           <pic:cNvPicPr/>
                         </pic:nvPicPr>
                         <pic:blipFill>
-                          <a:blip r:embed="rId11"/>
+                          <a:blip r:embed="rId12"/>
                           <a:stretch>
                             <a:fillRect/>
                           </a:stretch>
@@ -22417,7 +22543,7 @@
                 <w:sz w:val="19"/>
                 <w:szCs w:val="19"/>
               </w:rPr>
-              <w:t xml:space="preserve">1. 사용자가 Vercel에 배포된 웹에 접속하고, Supabase Auth로 로그인한다.</w:t>
+              <w:t>1. 사용자가 Vercel에 배포된 웹에 접속하고, Supabase Auth로 로그인한다.</w:t>
             </w:r>
           </w:p>
           <w:p>
@@ -22435,7 +22561,7 @@
                 <w:sz w:val="19"/>
                 <w:szCs w:val="19"/>
               </w:rPr>
-              <w:t xml:space="preserve">2. 지점을 선택하고 키오스크에서 이용 유형·시간과 좌석(또는 회의실) 번호를 고르면, DB 함수가 배정을 원자적으로 처리한 뒤 이용권(passes)을 발급하고 다른 사용자의 키오스크 화면에서 해당 번호를 비활성화한다.</w:t>
+              <w:t>2. 지점을 선택하고 키오스크에서 이용 유형·시간과 좌석(또는 회의실) 번호를 고르면, DB 함수가 배정을 원자적으로 처리한 뒤 이용권(passes)을 발급하고 다른 사용자의 키오스크 화면에서 해당 번호를 비활성화한다.</w:t>
             </w:r>
           </w:p>
           <w:p>
@@ -22453,7 +22579,7 @@
                 <w:sz w:val="19"/>
                 <w:szCs w:val="19"/>
               </w:rPr>
-              <w:t xml:space="preserve">3. 2D 이동 모드에서 캐릭터 위치가 Realtime으로 같은 지점 사용자에게 공유되고, 사용자는 배정받은 자리로 이동해 착석한다.</w:t>
+              <w:t>3. 2D 이동 모드에서 캐릭터 위치가 Realtime으로 같은 지점 사용자에게 공유되고, 사용자는 배정받은 자리로 이동해 착석한다.</w:t>
             </w:r>
           </w:p>
           <w:p>
@@ -22471,7 +22597,7 @@
                 <w:sz w:val="19"/>
                 <w:szCs w:val="19"/>
               </w:rPr>
-              <w:t xml:space="preserve">4. 착석하면 카메라 가이드라인을 확인하고 과목과 학습 기기 사용 여부를 선택한 뒤 3D 좌석 모드로 전환된다.</w:t>
+              <w:t>4. 착석하면 카메라 가이드라인을 확인하고 과목과 학습 기기 사용 여부를 선택한 뒤 3D 좌석 모드로 전환된다.</w:t>
             </w:r>
           </w:p>
           <w:p>
@@ -22489,7 +22615,7 @@
                 <w:sz w:val="19"/>
                 <w:szCs w:val="19"/>
               </w:rPr>
-              <w:t xml:space="preserve">5. 웹캠 영상은 브라우저 안에서 MediaPipe로 분석되어 고개 각도·눈 감김·가이드라인 여부·전자기기 감지 여부로 바뀌고, 내 캐릭터에 반영되며 집중 상태(초록불/노란불)가 판정된다.</w:t>
+              <w:t>5. 웹캠 영상은 브라우저 안에서 MediaPipe로 분석되어 고개 각도·눈 감김·가이드라인 여부·전자기기 감지 여부로 바뀌고, 내 캐릭터에 반영되며 집중 상태(초록불/노란불)가 판정된다.</w:t>
             </w:r>
           </w:p>
           <w:p>
@@ -22543,7 +22669,7 @@
                 <w:sz w:val="19"/>
                 <w:szCs w:val="19"/>
               </w:rPr>
-              <w:t xml:space="preserve">7. 집중한 시간은 과목별로 study_logs에 저장된다. (기간별 통계 화면은 향후 확장)</w:t>
+              <w:t>7. 집중한 시간은 과목별로 study_logs에 저장된다. (기간별 통계 화면은 향후 확장)</w:t>
             </w:r>
           </w:p>
           <w:p>
@@ -22561,7 +22687,7 @@
                 <w:sz w:val="19"/>
                 <w:szCs w:val="19"/>
               </w:rPr>
-              <w:t xml:space="preserve">8. 같은 지점 접속 여부와 좌석·회의실 사용 현황은 Presence로 관리되어 상태 표시등과 키오스크 화면에 반영되며, 접속이 3분 이상 끊기면 좌석이 자동 반납된다.</w:t>
+              <w:t>8. 같은 지점 접속 여부와 좌석·회의실 사용 현황은 Presence로 관리되어 상태 표시등과 키오스크 화면에 반영되며, 접속이 3분 이상 끊기면 좌석이 자동 반납된다.</w:t>
             </w:r>
           </w:p>
           <w:p>
@@ -22589,7 +22715,7 @@
                 <w:sz w:val="19"/>
                 <w:szCs w:val="19"/>
               </w:rPr>
-              <w:t xml:space="preserve">웹캠 영상은 어디에도 저장·전송되지 않아</w:t>
+              <w:t>웹캠 영상은 어디에도 저장·전송되지 않아</w:t>
             </w:r>
             <w:r>
               <w:rPr>
@@ -22786,7 +22912,7 @@
                       <w:sz w:val="16"/>
                       <w:szCs w:val="16"/>
                     </w:rPr>
-                    <w:t xml:space="preserve">혼자서는 집중이 어려운 학생 (중고등학생, 대학생, 수험생, 취준생)</w:t>
+                    <w:t>혼자서는 집중이 어려운 학생 (중고등학생, 대학생, 수험생, 취준생)</w:t>
                   </w:r>
                 </w:p>
               </w:tc>
@@ -22805,7 +22931,7 @@
                       <w:sz w:val="16"/>
                       <w:szCs w:val="16"/>
                     </w:rPr>
-                    <w:t xml:space="preserve">실제 스터디카페처럼 다른 사람들 사이에 앉아 공부하는 긴장감을 느낄 수 있고, 과목별로 실제 집중한 시간이 자동 기록되어 자신의 공부 습관을 객관적으로 확인할 수 있다.</w:t>
+                    <w:t>실제 스터디카페처럼 다른 사람들 사이에 앉아 공부하는 긴장감을 느낄 수 있고, 과목별로 실제 집중한 시간이 자동 기록되어 자신의 공부 습관을 객관적으로 확인할 수 있다.</w:t>
                   </w:r>
                 </w:p>
               </w:tc>
@@ -22829,7 +22955,7 @@
                       <w:sz w:val="16"/>
                       <w:szCs w:val="16"/>
                     </w:rPr>
-                    <w:t xml:space="preserve">얼굴·공간 노출이 부담스러운 학생</w:t>
+                    <w:t>얼굴·공간 노출이 부담스러운 학생</w:t>
                   </w:r>
                 </w:p>
               </w:tc>
@@ -22848,7 +22974,7 @@
                       <w:sz w:val="16"/>
                       <w:szCs w:val="16"/>
                     </w:rPr>
-                    <w:t xml:space="preserve">외모, 옷차림, 방 배경을 드러내지 않고 캐릭터로 참여할 수 있어, 캠스터디를 망설이던 사람도 부담 없이 온라인 공부에 참여할 수 있다.</w:t>
+                    <w:t>외모, 옷차림, 방 배경을 드러내지 않고 캐릭터로 참여할 수 있어, 캠스터디를 망설이던 사람도 부담 없이 온라인 공부에 참여할 수 있다.</w:t>
                   </w:r>
                 </w:p>
               </w:tc>
@@ -22872,7 +22998,7 @@
                       <w:sz w:val="16"/>
                       <w:szCs w:val="16"/>
                     </w:rPr>
-                    <w:t xml:space="preserve">친구·스터디 그룹</w:t>
+                    <w:t>친구·스터디 그룹</w:t>
                   </w:r>
                 </w:p>
               </w:tc>
@@ -22891,7 +23017,7 @@
                       <w:sz w:val="16"/>
                       <w:szCs w:val="16"/>
                     </w:rPr>
-                    <w:t xml:space="preserve">같은 지점의 옆자리나 같은 회의실을 지정해 함께 공부할 수 있다. 향후 친구 목록·위치 확인과 회의실 음성으로 확장할 수 있다.</w:t>
+                    <w:t>같은 지점의 옆자리나 같은 회의실을 지정해 함께 공부할 수 있다. 향후 친구 목록·위치 확인과 회의실 음성으로 확장할 수 있다.</w:t>
                   </w:r>
                 </w:p>
               </w:tc>
@@ -22915,7 +23041,7 @@
                       <w:sz w:val="16"/>
                       <w:szCs w:val="16"/>
                     </w:rPr>
-                    <w:t xml:space="preserve">학원·스터디카페 등 교육 기관 (확장)</w:t>
+                    <w:t>학원·스터디카페 등 교육 기관 (확장)</w:t>
                   </w:r>
                 </w:p>
               </w:tc>
@@ -23003,7 +23129,7 @@
                 <w:sz w:val="19"/>
                 <w:szCs w:val="19"/>
               </w:rPr>
-              <w:t xml:space="preserve">: 스터디카페 이용료는 시간당 1,500원에서 3,000원 수준으로, 예를 들어 하루 3시간씩 월 20일을 시간당 2,000원에 이용하면 약 12만 원이 든다. 본 서비스는 집에서 비슷한 학습 환경을 무료로 제공하여 이러한 비용을 줄일 수 있다.</w:t>
+              <w:t>: 스터디카페 이용료는 시간당 1,500원에서 3,000원 수준으로, 예를 들어 하루 3시간씩 월 20일을 시간당 2,000원에 이용하면 약 12만 원이 든다. 본 서비스는 집에서 비슷한 학습 환경을 무료로 제공하여 이러한 비용을 줄일 수 있다.</w:t>
             </w:r>
           </w:p>
           <w:p>
@@ -23031,15 +23157,15 @@
                 <w:sz w:val="19"/>
                 <w:szCs w:val="19"/>
               </w:rPr>
-              <w:t xml:space="preserve">이동 시간·비용 절감</w:t>
-            </w:r>
-            <w:r>
-              <w:rPr>
-                <w:rFonts w:ascii="맑은 고딕" w:eastAsia="맑은 고딕" w:hAnsi="맑은 고딕" w:cs="맑은 고딕" w:hint="eastAsia"/>
-                <w:sz w:val="19"/>
-                <w:szCs w:val="19"/>
-              </w:rPr>
-              <w:t xml:space="preserve">: 학원, 독서실, 스터디카페까지 오가는 시간과 교통비를 아껴 그만큼을 학습에 쓸 수 있다.</w:t>
+              <w:t>이동 시간·비용 절감</w:t>
+            </w:r>
+            <w:r>
+              <w:rPr>
+                <w:rFonts w:ascii="맑은 고딕" w:eastAsia="맑은 고딕" w:hAnsi="맑은 고딕" w:cs="맑은 고딕" w:hint="eastAsia"/>
+                <w:sz w:val="19"/>
+                <w:szCs w:val="19"/>
+              </w:rPr>
+              <w:t>: 학원, 독서실, 스터디카페까지 오가는 시간과 교통비를 아껴 그만큼을 학습에 쓸 수 있다.</w:t>
             </w:r>
           </w:p>
           <w:p>
@@ -23093,7 +23219,7 @@
                 <w:sz w:val="19"/>
                 <w:szCs w:val="19"/>
               </w:rPr>
-              <w:t xml:space="preserve">- 꾸미기 아이템: 공부 보상으로 받는 무료 코스튬 외에 유료 코스튬·테마 판매</w:t>
+              <w:t>- 꾸미기 아이템: 공부 보상으로 받는 무료 코스튬 외에 유료 코스튬·테마 판매</w:t>
             </w:r>
           </w:p>
           <w:p>
@@ -23111,7 +23237,7 @@
                 <w:sz w:val="19"/>
                 <w:szCs w:val="19"/>
               </w:rPr>
-              <w:t xml:space="preserve">- 프리미엄 구독: 상세 통계·리포트, 회의실 장시간 이용, 인원 확대</w:t>
+              <w:t>- 프리미엄 구독: 상세 통계·리포트, 회의실 장시간 이용, 인원 확대</w:t>
             </w:r>
           </w:p>
           <w:p>
@@ -23129,7 +23255,7 @@
                 <w:sz w:val="19"/>
                 <w:szCs w:val="19"/>
               </w:rPr>
-              <w:t xml:space="preserve">- 테마 지점: 실제 카페·문구·교육 브랜드와 제휴한 콜라보 지점 운영</w:t>
+              <w:t>- 테마 지점: 실제 카페·문구·교육 브랜드와 제휴한 콜라보 지점 운영</w:t>
             </w:r>
           </w:p>
           <w:p>
@@ -23147,7 +23273,7 @@
                 <w:sz w:val="19"/>
                 <w:szCs w:val="19"/>
               </w:rPr>
-              <w:t xml:space="preserve">- B2B: 학원·스터디카페 대상 전용 지점과 관리 도구 제공</w:t>
+              <w:t>- B2B: 학원·스터디카페 대상 전용 지점과 관리 도구 제공</w:t>
             </w:r>
           </w:p>
           <w:p>
@@ -23204,9 +23330,7 @@
                 <w:sz w:val="19"/>
                 <w:szCs w:val="19"/>
               </w:rPr>
-              <w:t>: 유료 학습 공간이나 관리형 학원을 이용하기 어려운 학생도 무료로 외부 제약의 효과를 누릴 수 있어, 경제적 여건에 따른 학습 환경 격차를 줄이</w:t>
-              <w:lastRenderedPageBreak/>
-              <w:t xml:space="preserve">는 데 기여한다. 일부 지자체가 취약계층 학생의 스터디카페 이용료를 지원하고 있을 만큼, 학습 공간 비용은 사회적으로 해결이 필요한 문제로 인식되고 있다.</w:t>
+              <w:t>: 유료 학습 공간이나 관리형 학원을 이용하기 어려운 학생도 무료로 외부 제약의 효과를 누릴 수 있어, 경제적 여건에 따른 학습 환경 격차를 줄이는 데 기여한다. 일부 지자체가 취약계층 학생의 스터디카페 이용료를 지원하고 있을 만큼, 학습 공간 비용은 사회적으로 해결이 필요한 문제로 인식되고 있다.</w:t>
             </w:r>
           </w:p>
           <w:p>
@@ -23234,15 +23358,24 @@
                 <w:sz w:val="19"/>
                 <w:szCs w:val="19"/>
               </w:rPr>
-              <w:t xml:space="preserve">개인정보·사생활 보호</w:t>
-            </w:r>
-            <w:r>
-              <w:rPr>
-                <w:rFonts w:ascii="맑은 고딕" w:eastAsia="맑은 고딕" w:hAnsi="맑은 고딕" w:cs="맑은 고딕" w:hint="eastAsia"/>
-                <w:sz w:val="19"/>
-                <w:szCs w:val="19"/>
-              </w:rPr>
-              <w:t xml:space="preserve">: 웹캠 영상을 기기 안에서만 처리하고 수치 데이터만 전송하여, 온라인 공간에서 얼굴이 녹화·캡처되어 퍼질 위험을 원천적으로 막는다. 모습을 캐릭터로 추상화해도 함께 있다는 느낌은 유지될 수 있으므로[1], 사생활 보호와 함께 공부하는 효과를 동시에 얻을 수 있다.</w:t>
+              <w:t>개인정보·사생활 보호</w:t>
+            </w:r>
+            <w:r>
+              <w:rPr>
+                <w:rFonts w:ascii="맑은 고딕" w:eastAsia="맑은 고딕" w:hAnsi="맑은 고딕" w:cs="맑은 고딕" w:hint="eastAsia"/>
+                <w:sz w:val="19"/>
+                <w:szCs w:val="19"/>
+              </w:rPr>
+              <w:t>: 웹캠 영상을 기기 안에서만 처리하고 수치 데이터만 전송하</w:t>
+            </w:r>
+            <w:r>
+              <w:rPr>
+                <w:rFonts w:ascii="맑은 고딕" w:eastAsia="맑은 고딕" w:hAnsi="맑은 고딕" w:cs="맑은 고딕" w:hint="eastAsia"/>
+                <w:sz w:val="19"/>
+                <w:szCs w:val="19"/>
+              </w:rPr>
+              <w:lastRenderedPageBreak/>
+              <w:t>여, 온라인 공간에서 얼굴이 녹화·캡처되어 퍼질 위험을 원천적으로 막는다. 모습을 캐릭터로 추상화해도 함께 있다는 느낌은 유지될 수 있으므로[1], 사생활 보호와 함께 공부하는 효과를 동시에 얻을 수 있다.</w:t>
             </w:r>
           </w:p>
           <w:p>
@@ -23278,7 +23411,7 @@
                 <w:sz w:val="19"/>
                 <w:szCs w:val="19"/>
               </w:rPr>
-              <w:t xml:space="preserve">: 혼자 공부하는 시간이 긴 수험생·취준생에게 "함께 공부하는 사람이 있다"는 연결감을 주어 고립감을 줄이고, 과목별 자동 기록으로 꾸준한 학습을 돕는다. 실제 사람이 조종하는 아바타도 실제 사람처럼 사회적 영향을 준다는 연구 결과[2]처럼, 화면 속 캐릭터가 실제 참여자라는 점이 이러한 연결감과 긴장감의 근거가 된다.</w:t>
+              <w:t>: 혼자 공부하는 시간이 긴 수험생·취준생에게 "함께 공부하는 사람이 있다"는 연결감을 주어 고립감을 줄이고, 과목별 자동 기록으로 꾸준한 학습을 돕는다. 실제 사람이 조종하는 아바타도 실제 사람처럼 사회적 영향을 준다는 연구 결과[2]처럼, 화면 속 캐릭터가 실제 참여자라는 점이 이러한 연결감과 긴장감의 근거가 된다.</w:t>
             </w:r>
           </w:p>
           <w:p>
@@ -23306,15 +23439,15 @@
                 <w:sz w:val="19"/>
                 <w:szCs w:val="19"/>
               </w:rPr>
-              <w:t xml:space="preserve">캠스터디 인식 개선</w:t>
-            </w:r>
-            <w:r>
-              <w:rPr>
-                <w:rFonts w:ascii="맑은 고딕" w:eastAsia="맑은 고딕" w:hAnsi="맑은 고딕" w:cs="맑은 고딕" w:hint="eastAsia"/>
-                <w:sz w:val="19"/>
-                <w:szCs w:val="19"/>
-              </w:rPr>
-              <w:t xml:space="preserve">: "얼굴을 보여줘야 한다", "감시받아야 공부가 된다"는 기존 인식을 부담 없는 함께함으로 바꾸어, 온라인 학습 문화의 새로운 형태를 제시한다.</w:t>
+              <w:t>캠스터디 인식 개선</w:t>
+            </w:r>
+            <w:r>
+              <w:rPr>
+                <w:rFonts w:ascii="맑은 고딕" w:eastAsia="맑은 고딕" w:hAnsi="맑은 고딕" w:cs="맑은 고딕" w:hint="eastAsia"/>
+                <w:sz w:val="19"/>
+                <w:szCs w:val="19"/>
+              </w:rPr>
+              <w:t>: "얼굴을 보여줘야 한다", "감시받아야 공부가 된다"는 기존 인식을 부담 없는 함께함으로 바꾸어, 온라인 학습 문화의 새로운 형태를 제시한다.</w:t>
             </w:r>
           </w:p>
           <w:p>
@@ -23353,7 +23486,7 @@
                 <w:sz w:val="19"/>
                 <w:szCs w:val="19"/>
               </w:rPr>
-              <w:t xml:space="preserve">• 별도 설치 없이 웹 브라우저만으로 얼굴 트래킹, 2D·3D 전환 공간, 실시간 동기화를 구현하여, 가벼운 웹 기반 가상 공존 서비스의 가능성을 보인다.</w:t>
+              <w:t>• 별도 설치 없이 웹 브라우저만으로 얼굴 트래킹, 2D·3D 전환 공간, 실시간 동기화를 구현하여, 가벼운 웹 기반 가상 공존 서비스의 가능성을 보인다.</w:t>
             </w:r>
           </w:p>
           <w:p>
@@ -23389,7 +23522,7 @@
                 <w:sz w:val="19"/>
                 <w:szCs w:val="19"/>
               </w:rPr>
-              <w:t xml:space="preserve">• 같은 구조를 재택근무자의 가상 공동 작업 공간, 온라인 수업 참여도 확인, 독서 모임 등 "함께 있는 느낌이 필요한 비대면 활동" 전반으로 확장할 수 있다.</w:t>
+              <w:t>• 같은 구조를 재택근무자의 가상 공동 작업 공간, 온라인 수업 참여도 확인, 독서 모임 등 "함께 있는 느낌이 필요한 비대면 활동" 전반으로 확장할 수 있다.</w:t>
             </w:r>
           </w:p>
           <w:p>
@@ -23417,7 +23550,7 @@
                 <w:sz w:val="19"/>
                 <w:szCs w:val="19"/>
               </w:rPr>
-              <w:t xml:space="preserve">: 얼굴과 공간을 드러내지 않으면서도 실제 스터디카페처럼 함께 공부하는 긴장감을 유지하게 하여, 학생의 학습 공간 비용과 노출 부담을 줄이고 누구나 집중할 수 있는 온라인 학습 환경을 제공한다.</w:t>
+              <w:t>: 얼굴과 공간을 드러내지 않으면서도 실제 스터디카페처럼 함께 공부하는 긴장감을 유지하게 하여, 학생의 학습 공간 비용과 노출 부담을 줄이고 누구나 집중할 수 있는 온라인 학습 환경을 제공한다.</w:t>
             </w:r>
           </w:p>
           <w:p>
@@ -23455,7 +23588,7 @@
                 <w:sz w:val="19"/>
                 <w:szCs w:val="19"/>
               </w:rPr>
-              <w:t xml:space="preserve">[1] Lee, Y., Chung, J. J. Y., Song, J. Y., Chang, M., &amp; Kim, J. (2021). Personalizing ambience and illusionary presence: How people use "study with me" videos to create effective studying environments. Proceedings of the 2021 CHI Conference on Human Factors in Computing Systems (CHI ’21), 1–13. https://doi.org/10.1145/3411764.3445222</w:t>
+              <w:t>[1] Lee, Y., Chung, J. J. Y., Song, J. Y., Chang, M., &amp; Kim, J. (2021). Personalizing ambience and illusionary presence: How people use "study with me" videos to create effective studying environments. Proceedings of the 2021 CHI Conference on Human Factors in Computing Systems (CHI ’21), 1–13. https://doi.org/10.1145/3411764.3445222</w:t>
             </w:r>
           </w:p>
           <w:p>
@@ -23473,7 +23606,7 @@
                 <w:sz w:val="19"/>
                 <w:szCs w:val="19"/>
               </w:rPr>
-              <w:t xml:space="preserve">[2] Hoyt, C. L., Blascovich, J., &amp; Swinth, K. R. (2003). Social inhibition in immersive virtual environments. Presence: Teleoperators and Virtual Environments, 12(2), 183–195. https://doi.org/10.1162/105474603321640932</w:t>
+              <w:t>[2] Hoyt, C. L., Blascovich, J., &amp; Swinth, K. R. (2003). Social inhibition in immersive virtual environments. Presence: Teleoperators and Virtual Environments, 12(2), 183–195. https://doi.org/10.1162/105474603321640932</w:t>
             </w:r>
           </w:p>
           <w:p>
@@ -23530,7 +23663,6 @@
                 <w:sz w:val="20"/>
                 <w:szCs w:val="20"/>
               </w:rPr>
-              <w:lastRenderedPageBreak/>
               <w:t>예산사용</w:t>
             </w:r>
             <w:r>
@@ -23574,6 +23706,7 @@
                 <w:sz w:val="20"/>
                 <w:szCs w:val="20"/>
               </w:rPr>
+              <w:lastRenderedPageBreak/>
               <w:t>R&amp;D</w:t>
             </w:r>
             <w:r>
@@ -23661,6 +23794,7 @@
                 <w:b/>
                 <w:bCs/>
               </w:rPr>
+              <w:lastRenderedPageBreak/>
               <w:t>항목</w:t>
             </w:r>
           </w:p>
@@ -24067,6 +24201,7 @@
                 <w:sz w:val="20"/>
                 <w:szCs w:val="20"/>
               </w:rPr>
+              <w:lastRenderedPageBreak/>
               <w:t>예산사용</w:t>
             </w:r>
             <w:r>
@@ -24219,7 +24354,7 @@
                 <w:sz w:val="20"/>
                 <w:szCs w:val="20"/>
               </w:rPr>
-              <w:t xml:space="preserve">사용자 행동 인식 및 시스템 테스트용 웹캠 2개</w:t>
+              <w:t>사용자 행동 인식 및 시스템 테스트용 웹캠 2개</w:t>
             </w:r>
           </w:p>
         </w:tc>
@@ -24545,7 +24680,7 @@
               <w:rPr>
                 <w:rFonts w:ascii="맑은 고딕" w:eastAsia="맑은 고딕" w:hAnsi="맑은 고딕" w:cs="맑은 고딕"/>
               </w:rPr>
-              <w:t xml:space="preserve">교내 캡스톤디자인 및 졸업작품 발표회 참가</w:t>
+              <w:t>교내 캡스톤디자인 및 졸업작품 발표회 참가</w:t>
             </w:r>
           </w:p>
         </w:tc>
@@ -24768,7 +24903,7 @@
               <w:rPr>
                 <w:rFonts w:ascii="맑은 고딕" w:eastAsia="맑은 고딕" w:hAnsi="맑은 고딕" w:cs="맑은 고딕"/>
               </w:rPr>
-              <w:t xml:space="preserve">행동반영 아바타 기반 메타버스 스터디카페 시스템 관련 특허 출원</w:t>
+              <w:t>행동반영 아바타 기반 메타버스 스터디카페 시스템 관련 특허 출원</w:t>
             </w:r>
           </w:p>
         </w:tc>
@@ -24837,7 +24972,6 @@
                 <w:sz w:val="20"/>
                 <w:szCs w:val="20"/>
               </w:rPr>
-              <w:lastRenderedPageBreak/>
               <w:t>예산사용</w:t>
             </w:r>
             <w:r>
@@ -24998,7 +25132,7 @@
               <w:rPr>
                 <w:rFonts w:ascii="맑은 고딕" w:eastAsia="맑은 고딕" w:hAnsi="맑은 고딕" w:cs="맑은 고딕"/>
               </w:rPr>
-              <w:t xml:space="preserve">행동반영 아바타 기반 메타버스 스터디카페 웹 소프트웨어 등록</w:t>
+              <w:t>행동반영 아바타 기반 메타버스 스터디카페 웹 소프트웨어 등록</w:t>
             </w:r>
           </w:p>
         </w:tc>
@@ -25297,12 +25431,12 @@
     </w:tbl>
     <w:p/>
     <w:sectPr>
-      <w:headerReference w:type="even" r:id="rId12"/>
-      <w:headerReference w:type="default" r:id="rId13"/>
-      <w:footerReference w:type="even" r:id="rId14"/>
-      <w:footerReference w:type="default" r:id="rId15"/>
-      <w:headerReference w:type="first" r:id="rId16"/>
-      <w:footerReference w:type="first" r:id="rId17"/>
+      <w:headerReference w:type="even" r:id="rId13"/>
+      <w:headerReference w:type="default" r:id="rId14"/>
+      <w:footerReference w:type="even" r:id="rId15"/>
+      <w:footerReference w:type="default" r:id="rId16"/>
+      <w:headerReference w:type="first" r:id="rId17"/>
+      <w:footerReference w:type="first" r:id="rId18"/>
       <w:pgSz w:w="11906" w:h="16838"/>
       <w:pgMar w:top="1701" w:right="1440" w:bottom="1440" w:left="1440" w:header="851" w:footer="992" w:gutter="0"/>
       <w:cols w:space="425"/>
@@ -25313,7 +25447,7 @@
 </file>
 
 <file path=word/comments.xml><?xml version="1.0" encoding="utf-8"?>
-<w:comments xmlns:wpc="http://schemas.microsoft.com/office/word/2010/wordprocessingCanvas" xmlns:cx="http://schemas.microsoft.com/office/drawing/2014/chartex" xmlns:cx1="http://schemas.microsoft.com/office/drawing/2015/9/8/chartex" xmlns:cx2="http://schemas.microsoft.com/office/drawing/2015/10/21/chartex" xmlns:cx3="http://schemas.microsoft.com/office/drawing/2016/5/9/chartex" xmlns:cx4="http://schemas.microsoft.com/office/drawing/2016/5/10/chartex" xmlns:cx5="http://schemas.microsoft.com/office/drawing/2016/5/11/chartex" xmlns:cx6="http://schemas.microsoft.com/office/drawing/2016/5/12/chartex" xmlns:cx7="http://schemas.microsoft.com/office/drawing/2016/5/13/chartex" xmlns:cx8="http://schemas.microsoft.com/office/drawing/2016/5/14/chartex" xmlns:mc="http://schemas.openxmlformats.org/markup-compatibility/2006" xmlns:aink="http://schemas.microsoft.com/office/drawing/2016/ink" xmlns:am3d="http://schemas.microsoft.com/office/drawing/2017/model3d" xmlns:o="urn:schemas-microsoft-com:office:office" xmlns:oel="http://schemas.microsoft.com/office/2019/extlst" xmlns:r="http://schemas.openxmlformats.org/officeDocument/2006/relationships" xmlns:m="http://schemas.openxmlformats.org/officeDocument/2006/math" xmlns:v="urn:schemas-microsoft-com:vml" xmlns:wp14="http://schemas.microsoft.com/office/word/2010/wordprocessingDrawing" xmlns:wp="http://schemas.openxmlformats.org/drawingml/2006/wordprocessingDrawing" xmlns:w10="urn:schemas-microsoft-com:office:word" xmlns:w="http://schemas.openxmlformats.org/wordprocessingml/2006/main" xmlns:w14="http://schemas.microsoft.com/office/word/2010/wordml" xmlns:w15="http://schemas.microsoft.com/office/word/2012/wordml" xmlns:w16cex="http://schemas.microsoft.com/office/word/2018/wordml/cex" xmlns:w16cid="http://schemas.microsoft.com/office/word/2016/wordml/cid" xmlns:w16="http://schemas.microsoft.com/office/word/2018/wordml" xmlns:w16du="http://schemas.microsoft.com/office/word/2023/wordml/word16du" xmlns:w16sdtdh="http://schemas.microsoft.com/office/word/2020/wordml/sdtdatahash" xmlns:w16sdtfl="http://schemas.microsoft.com/office/word/2024/wordml/sdtformatlock" xmlns:w16se="http://schemas.microsoft.com/office/word/2015/wordml/symex" xmlns:wpg="http://schemas.microsoft.com/office/word/2010/wordprocessingGroup" xmlns:wpi="http://schemas.microsoft.com/office/word/2010/wordprocessingInk" xmlns:wne="http://schemas.microsoft.com/office/word/2006/wordml" xmlns:wps="http://schemas.microsoft.com/office/word/2010/wordprocessingShape" mc:Ignorable="w14 w15 w16se w16cid w16 w16cex w16sdtdh w16sdtfl w16du wp14">
+<w:comments xmlns:wpc="http://schemas.microsoft.com/office/word/2010/wordprocessingCanvas" xmlns:cx="http://schemas.microsoft.com/office/drawing/2014/chartex" xmlns:cx1="http://schemas.microsoft.com/office/drawing/2015/9/8/chartex" xmlns:cx2="http://schemas.microsoft.com/office/drawing/2015/10/21/chartex" xmlns:cx3="http://schemas.microsoft.com/office/drawing/2016/5/9/chartex" xmlns:cx4="http://schemas.microsoft.com/office/drawing/2016/5/10/chartex" xmlns:cx5="http://schemas.microsoft.com/office/drawing/2016/5/11/chartex" xmlns:cx6="http://schemas.microsoft.com/office/drawing/2016/5/12/chartex" xmlns:cx7="http://schemas.microsoft.com/office/drawing/2016/5/13/chartex" xmlns:cx8="http://schemas.microsoft.com/office/drawing/2016/5/14/chartex" xmlns:mc="http://schemas.openxmlformats.org/markup-compatibility/2006" xmlns:m="http://schemas.openxmlformats.org/officeDocument/2006/math" xmlns:aink="http://schemas.microsoft.com/office/drawing/2016/ink" xmlns:am3d="http://schemas.microsoft.com/office/drawing/2017/model3d" xmlns:oel="http://schemas.microsoft.com/office/2019/extlst" xmlns:r="http://schemas.openxmlformats.org/officeDocument/2006/relationships" xmlns:wp14="http://schemas.microsoft.com/office/word/2010/wordprocessingDrawing" xmlns:wp="http://schemas.openxmlformats.org/drawingml/2006/wordprocessingDrawing" xmlns:wpg="http://schemas.microsoft.com/office/word/2010/wordprocessingGroup" xmlns:wpi="http://schemas.microsoft.com/office/word/2010/wordprocessingInk" xmlns:wps="http://schemas.microsoft.com/office/word/2010/wordprocessingShape" xmlns:o="urn:schemas-microsoft-com:office:office" xmlns:v="urn:schemas-microsoft-com:vml" xmlns:w10="urn:schemas-microsoft-com:office:word" xmlns:w="http://schemas.openxmlformats.org/wordprocessingml/2006/main" xmlns:w14="http://schemas.microsoft.com/office/word/2010/wordml" xmlns:w15="http://schemas.microsoft.com/office/word/2012/wordml" xmlns:w16cex="http://schemas.microsoft.com/office/word/2018/wordml/cex" xmlns:w16cid="http://schemas.microsoft.com/office/word/2016/wordml/cid" xmlns:w16="http://schemas.microsoft.com/office/word/2018/wordml" xmlns:w16sdtdh="http://schemas.microsoft.com/office/word/2020/wordml/sdtdatahash" xmlns:w16sdtfl="http://schemas.microsoft.com/office/word/2024/wordml/sdtformatlock" xmlns:w16se="http://schemas.microsoft.com/office/word/2015/wordml/symex" xmlns:w16du="http://schemas.microsoft.com/office/word/2023/wordml/word16du" xmlns:wne="http://schemas.microsoft.com/office/word/2006/wordml" mc:Ignorable="w14 w15 w16se w16cid w16 w16cex w16sdtdh w16sdtfl w16du wp14">
   <w:comment w:id="0" w:author="김연비/정치외교학전공(2023110707)" w:date="2026-09-23T17:52:00Z" w:initials="김">
     <w:p>
       <w:r>
@@ -25337,25 +25471,25 @@
 </file>
 
 <file path=word/commentsExtended.xml><?xml version="1.0" encoding="utf-8"?>
-<w15:commentsEx xmlns:wpc="http://schemas.microsoft.com/office/word/2010/wordprocessingCanvas" xmlns:cx="http://schemas.microsoft.com/office/drawing/2014/chartex" xmlns:cx1="http://schemas.microsoft.com/office/drawing/2015/9/8/chartex" xmlns:cx2="http://schemas.microsoft.com/office/drawing/2015/10/21/chartex" xmlns:cx3="http://schemas.microsoft.com/office/drawing/2016/5/9/chartex" xmlns:cx4="http://schemas.microsoft.com/office/drawing/2016/5/10/chartex" xmlns:cx5="http://schemas.microsoft.com/office/drawing/2016/5/11/chartex" xmlns:cx6="http://schemas.microsoft.com/office/drawing/2016/5/12/chartex" xmlns:cx7="http://schemas.microsoft.com/office/drawing/2016/5/13/chartex" xmlns:cx8="http://schemas.microsoft.com/office/drawing/2016/5/14/chartex" xmlns:mc="http://schemas.openxmlformats.org/markup-compatibility/2006" xmlns:aink="http://schemas.microsoft.com/office/drawing/2016/ink" xmlns:am3d="http://schemas.microsoft.com/office/drawing/2017/model3d" xmlns:o="urn:schemas-microsoft-com:office:office" xmlns:oel="http://schemas.microsoft.com/office/2019/extlst" xmlns:r="http://schemas.openxmlformats.org/officeDocument/2006/relationships" xmlns:m="http://schemas.openxmlformats.org/officeDocument/2006/math" xmlns:v="urn:schemas-microsoft-com:vml" xmlns:wp14="http://schemas.microsoft.com/office/word/2010/wordprocessingDrawing" xmlns:wp="http://schemas.openxmlformats.org/drawingml/2006/wordprocessingDrawing" xmlns:w10="urn:schemas-microsoft-com:office:word" xmlns:w="http://schemas.openxmlformats.org/wordprocessingml/2006/main" xmlns:w14="http://schemas.microsoft.com/office/word/2010/wordml" xmlns:w15="http://schemas.microsoft.com/office/word/2012/wordml" xmlns:w16cex="http://schemas.microsoft.com/office/word/2018/wordml/cex" xmlns:w16cid="http://schemas.microsoft.com/office/word/2016/wordml/cid" xmlns:w16="http://schemas.microsoft.com/office/word/2018/wordml" xmlns:w16du="http://schemas.microsoft.com/office/word/2023/wordml/word16du" xmlns:w16sdtdh="http://schemas.microsoft.com/office/word/2020/wordml/sdtdatahash" xmlns:w16sdtfl="http://schemas.microsoft.com/office/word/2024/wordml/sdtformatlock" xmlns:w16se="http://schemas.microsoft.com/office/word/2015/wordml/symex" xmlns:wpg="http://schemas.microsoft.com/office/word/2010/wordprocessingGroup" xmlns:wpi="http://schemas.microsoft.com/office/word/2010/wordprocessingInk" xmlns:wne="http://schemas.microsoft.com/office/word/2006/wordml" xmlns:wps="http://schemas.microsoft.com/office/word/2010/wordprocessingShape" mc:Ignorable="w14 w15 w16se w16cid w16 w16cex w16sdtdh w16sdtfl w16du wp14">
+<w15:commentsEx xmlns:wpc="http://schemas.microsoft.com/office/word/2010/wordprocessingCanvas" xmlns:cx="http://schemas.microsoft.com/office/drawing/2014/chartex" xmlns:cx1="http://schemas.microsoft.com/office/drawing/2015/9/8/chartex" xmlns:cx2="http://schemas.microsoft.com/office/drawing/2015/10/21/chartex" xmlns:cx3="http://schemas.microsoft.com/office/drawing/2016/5/9/chartex" xmlns:cx4="http://schemas.microsoft.com/office/drawing/2016/5/10/chartex" xmlns:cx5="http://schemas.microsoft.com/office/drawing/2016/5/11/chartex" xmlns:cx6="http://schemas.microsoft.com/office/drawing/2016/5/12/chartex" xmlns:cx7="http://schemas.microsoft.com/office/drawing/2016/5/13/chartex" xmlns:cx8="http://schemas.microsoft.com/office/drawing/2016/5/14/chartex" xmlns:mc="http://schemas.openxmlformats.org/markup-compatibility/2006" xmlns:m="http://schemas.openxmlformats.org/officeDocument/2006/math" xmlns:aink="http://schemas.microsoft.com/office/drawing/2016/ink" xmlns:am3d="http://schemas.microsoft.com/office/drawing/2017/model3d" xmlns:oel="http://schemas.microsoft.com/office/2019/extlst" xmlns:r="http://schemas.openxmlformats.org/officeDocument/2006/relationships" xmlns:wp14="http://schemas.microsoft.com/office/word/2010/wordprocessingDrawing" xmlns:wp="http://schemas.openxmlformats.org/drawingml/2006/wordprocessingDrawing" xmlns:wpg="http://schemas.microsoft.com/office/word/2010/wordprocessingGroup" xmlns:wpi="http://schemas.microsoft.com/office/word/2010/wordprocessingInk" xmlns:wps="http://schemas.microsoft.com/office/word/2010/wordprocessingShape" xmlns:o="urn:schemas-microsoft-com:office:office" xmlns:v="urn:schemas-microsoft-com:vml" xmlns:w10="urn:schemas-microsoft-com:office:word" xmlns:w="http://schemas.openxmlformats.org/wordprocessingml/2006/main" xmlns:w14="http://schemas.microsoft.com/office/word/2010/wordml" xmlns:w15="http://schemas.microsoft.com/office/word/2012/wordml" xmlns:w16cex="http://schemas.microsoft.com/office/word/2018/wordml/cex" xmlns:w16cid="http://schemas.microsoft.com/office/word/2016/wordml/cid" xmlns:w16="http://schemas.microsoft.com/office/word/2018/wordml" xmlns:w16sdtdh="http://schemas.microsoft.com/office/word/2020/wordml/sdtdatahash" xmlns:w16sdtfl="http://schemas.microsoft.com/office/word/2024/wordml/sdtformatlock" xmlns:w16se="http://schemas.microsoft.com/office/word/2015/wordml/symex" xmlns:w16du="http://schemas.microsoft.com/office/word/2023/wordml/word16du" xmlns:wne="http://schemas.microsoft.com/office/word/2006/wordml" mc:Ignorable="w14 w15 w16se w16cid w16 w16cex w16sdtdh w16sdtfl w16du wp14">
   <w15:commentEx w15:paraId="17AD54AF" w15:done="0"/>
 </w15:commentsEx>
 </file>
 
 <file path=word/commentsExtensible.xml><?xml version="1.0" encoding="utf-8"?>
-<w16cex:commentsExtensible xmlns:wpc="http://schemas.microsoft.com/office/word/2010/wordprocessingCanvas" xmlns:cx="http://schemas.microsoft.com/office/drawing/2014/chartex" xmlns:cx1="http://schemas.microsoft.com/office/drawing/2015/9/8/chartex" xmlns:cx2="http://schemas.microsoft.com/office/drawing/2015/10/21/chartex" xmlns:cx3="http://schemas.microsoft.com/office/drawing/2016/5/9/chartex" xmlns:cx4="http://schemas.microsoft.com/office/drawing/2016/5/10/chartex" xmlns:cx5="http://schemas.microsoft.com/office/drawing/2016/5/11/chartex" xmlns:cx6="http://schemas.microsoft.com/office/drawing/2016/5/12/chartex" xmlns:cx7="http://schemas.microsoft.com/office/drawing/2016/5/13/chartex" xmlns:cx8="http://schemas.microsoft.com/office/drawing/2016/5/14/chartex" xmlns:cr="http://schemas.microsoft.com/office/comments/2020/reactions" xmlns:mc="http://schemas.openxmlformats.org/markup-compatibility/2006" xmlns:aink="http://schemas.microsoft.com/office/drawing/2016/ink" xmlns:am3d="http://schemas.microsoft.com/office/drawing/2017/model3d" xmlns:o="urn:schemas-microsoft-com:office:office" xmlns:oel="http://schemas.microsoft.com/office/2019/extlst" xmlns:r="http://schemas.openxmlformats.org/officeDocument/2006/relationships" xmlns:m="http://schemas.openxmlformats.org/officeDocument/2006/math" xmlns:v="urn:schemas-microsoft-com:vml" xmlns:wp14="http://schemas.microsoft.com/office/word/2010/wordprocessingDrawing" xmlns:wp="http://schemas.openxmlformats.org/drawingml/2006/wordprocessingDrawing" xmlns:w10="urn:schemas-microsoft-com:office:word" xmlns:w="http://schemas.openxmlformats.org/wordprocessingml/2006/main" xmlns:w14="http://schemas.microsoft.com/office/word/2010/wordml" xmlns:w15="http://schemas.microsoft.com/office/word/2012/wordml" xmlns:w16cex="http://schemas.microsoft.com/office/word/2018/wordml/cex" xmlns:w16cid="http://schemas.microsoft.com/office/word/2016/wordml/cid" xmlns:w16="http://schemas.microsoft.com/office/word/2018/wordml" xmlns:w16du="http://schemas.microsoft.com/office/word/2023/wordml/word16du" xmlns:w16sdtdh="http://schemas.microsoft.com/office/word/2020/wordml/sdtdatahash" xmlns:w16sdtfl="http://schemas.microsoft.com/office/word/2024/wordml/sdtformatlock" xmlns:w16se="http://schemas.microsoft.com/office/word/2015/wordml/symex" xmlns:wpg="http://schemas.microsoft.com/office/word/2010/wordprocessingGroup" xmlns:wpi="http://schemas.microsoft.com/office/word/2010/wordprocessingInk" xmlns:wne="http://schemas.microsoft.com/office/word/2006/wordml" xmlns:wps="http://schemas.microsoft.com/office/word/2010/wordprocessingShape" mc:Ignorable="w14 w15 w16se w16cid w16 w16cex w16sdtdh w16sdtfl cr w16du wp14">
+<w16cex:commentsExtensible xmlns:wpc="http://schemas.microsoft.com/office/word/2010/wordprocessingCanvas" xmlns:cx="http://schemas.microsoft.com/office/drawing/2014/chartex" xmlns:cx1="http://schemas.microsoft.com/office/drawing/2015/9/8/chartex" xmlns:cx2="http://schemas.microsoft.com/office/drawing/2015/10/21/chartex" xmlns:cx3="http://schemas.microsoft.com/office/drawing/2016/5/9/chartex" xmlns:cx4="http://schemas.microsoft.com/office/drawing/2016/5/10/chartex" xmlns:cx5="http://schemas.microsoft.com/office/drawing/2016/5/11/chartex" xmlns:cx6="http://schemas.microsoft.com/office/drawing/2016/5/12/chartex" xmlns:cx7="http://schemas.microsoft.com/office/drawing/2016/5/13/chartex" xmlns:cx8="http://schemas.microsoft.com/office/drawing/2016/5/14/chartex" xmlns:cr="http://schemas.microsoft.com/office/comments/2020/reactions" xmlns:mc="http://schemas.openxmlformats.org/markup-compatibility/2006" xmlns:m="http://schemas.openxmlformats.org/officeDocument/2006/math" xmlns:aink="http://schemas.microsoft.com/office/drawing/2016/ink" xmlns:am3d="http://schemas.microsoft.com/office/drawing/2017/model3d" xmlns:oel="http://schemas.microsoft.com/office/2019/extlst" xmlns:r="http://schemas.openxmlformats.org/officeDocument/2006/relationships" xmlns:wp14="http://schemas.microsoft.com/office/word/2010/wordprocessingDrawing" xmlns:wp="http://schemas.openxmlformats.org/drawingml/2006/wordprocessingDrawing" xmlns:wpg="http://schemas.microsoft.com/office/word/2010/wordprocessingGroup" xmlns:wpi="http://schemas.microsoft.com/office/word/2010/wordprocessingInk" xmlns:wps="http://schemas.microsoft.com/office/word/2010/wordprocessingShape" xmlns:o="urn:schemas-microsoft-com:office:office" xmlns:v="urn:schemas-microsoft-com:vml" xmlns:w10="urn:schemas-microsoft-com:office:word" xmlns:w="http://schemas.openxmlformats.org/wordprocessingml/2006/main" xmlns:w14="http://schemas.microsoft.com/office/word/2010/wordml" xmlns:w15="http://schemas.microsoft.com/office/word/2012/wordml" xmlns:w16cex="http://schemas.microsoft.com/office/word/2018/wordml/cex" xmlns:w16cid="http://schemas.microsoft.com/office/word/2016/wordml/cid" xmlns:w16="http://schemas.microsoft.com/office/word/2018/wordml" xmlns:w16sdtdh="http://schemas.microsoft.com/office/word/2020/wordml/sdtdatahash" xmlns:w16sdtfl="http://schemas.microsoft.com/office/word/2024/wordml/sdtformatlock" xmlns:w16se="http://schemas.microsoft.com/office/word/2015/wordml/symex" xmlns:w16du="http://schemas.microsoft.com/office/word/2023/wordml/word16du" xmlns:wne="http://schemas.microsoft.com/office/word/2006/wordml" mc:Ignorable="w14 w15 w16se w16cid w16 w16cex w16sdtdh w16sdtfl cr w16du wp14">
   <w16cex:commentExtensible w16cex:durableId="154E3C38" w16cex:dateUtc="2026-09-23T08:52:00Z"/>
 </w16cex:commentsExtensible>
 </file>
 
 <file path=word/commentsIds.xml><?xml version="1.0" encoding="utf-8"?>
-<w16cid:commentsIds xmlns:wpc="http://schemas.microsoft.com/office/word/2010/wordprocessingCanvas" xmlns:cx="http://schemas.microsoft.com/office/drawing/2014/chartex" xmlns:cx1="http://schemas.microsoft.com/office/drawing/2015/9/8/chartex" xmlns:cx2="http://schemas.microsoft.com/office/drawing/2015/10/21/chartex" xmlns:cx3="http://schemas.microsoft.com/office/drawing/2016/5/9/chartex" xmlns:cx4="http://schemas.microsoft.com/office/drawing/2016/5/10/chartex" xmlns:cx5="http://schemas.microsoft.com/office/drawing/2016/5/11/chartex" xmlns:cx6="http://schemas.microsoft.com/office/drawing/2016/5/12/chartex" xmlns:cx7="http://schemas.microsoft.com/office/drawing/2016/5/13/chartex" xmlns:cx8="http://schemas.microsoft.com/office/drawing/2016/5/14/chartex" xmlns:mc="http://schemas.openxmlformats.org/markup-compatibility/2006" xmlns:aink="http://schemas.microsoft.com/office/drawing/2016/ink" xmlns:am3d="http://schemas.microsoft.com/office/drawing/2017/model3d" xmlns:o="urn:schemas-microsoft-com:office:office" xmlns:oel="http://schemas.microsoft.com/office/2019/extlst" xmlns:r="http://schemas.openxmlformats.org/officeDocument/2006/relationships" xmlns:m="http://schemas.openxmlformats.org/officeDocument/2006/math" xmlns:v="urn:schemas-microsoft-com:vml" xmlns:wp14="http://schemas.microsoft.com/office/word/2010/wordprocessingDrawing" xmlns:wp="http://schemas.openxmlformats.org/drawingml/2006/wordprocessingDrawing" xmlns:w10="urn:schemas-microsoft-com:office:word" xmlns:w="http://schemas.openxmlformats.org/wordprocessingml/2006/main" xmlns:w14="http://schemas.microsoft.com/office/word/2010/wordml" xmlns:w15="http://schemas.microsoft.com/office/word/2012/wordml" xmlns:w16cex="http://schemas.microsoft.com/office/word/2018/wordml/cex" xmlns:w16cid="http://schemas.microsoft.com/office/word/2016/wordml/cid" xmlns:w16="http://schemas.microsoft.com/office/word/2018/wordml" xmlns:w16du="http://schemas.microsoft.com/office/word/2023/wordml/word16du" xmlns:w16sdtdh="http://schemas.microsoft.com/office/word/2020/wordml/sdtdatahash" xmlns:w16sdtfl="http://schemas.microsoft.com/office/word/2024/wordml/sdtformatlock" xmlns:w16se="http://schemas.microsoft.com/office/word/2015/wordml/symex" xmlns:wpg="http://schemas.microsoft.com/office/word/2010/wordprocessingGroup" xmlns:wpi="http://schemas.microsoft.com/office/word/2010/wordprocessingInk" xmlns:wne="http://schemas.microsoft.com/office/word/2006/wordml" xmlns:wps="http://schemas.microsoft.com/office/word/2010/wordprocessingShape" mc:Ignorable="w14 w15 w16se w16cid w16 w16cex w16sdtdh w16sdtfl w16du wp14">
+<w16cid:commentsIds xmlns:wpc="http://schemas.microsoft.com/office/word/2010/wordprocessingCanvas" xmlns:cx="http://schemas.microsoft.com/office/drawing/2014/chartex" xmlns:cx1="http://schemas.microsoft.com/office/drawing/2015/9/8/chartex" xmlns:cx2="http://schemas.microsoft.com/office/drawing/2015/10/21/chartex" xmlns:cx3="http://schemas.microsoft.com/office/drawing/2016/5/9/chartex" xmlns:cx4="http://schemas.microsoft.com/office/drawing/2016/5/10/chartex" xmlns:cx5="http://schemas.microsoft.com/office/drawing/2016/5/11/chartex" xmlns:cx6="http://schemas.microsoft.com/office/drawing/2016/5/12/chartex" xmlns:cx7="http://schemas.microsoft.com/office/drawing/2016/5/13/chartex" xmlns:cx8="http://schemas.microsoft.com/office/drawing/2016/5/14/chartex" xmlns:mc="http://schemas.openxmlformats.org/markup-compatibility/2006" xmlns:m="http://schemas.openxmlformats.org/officeDocument/2006/math" xmlns:aink="http://schemas.microsoft.com/office/drawing/2016/ink" xmlns:am3d="http://schemas.microsoft.com/office/drawing/2017/model3d" xmlns:oel="http://schemas.microsoft.com/office/2019/extlst" xmlns:r="http://schemas.openxmlformats.org/officeDocument/2006/relationships" xmlns:wp14="http://schemas.microsoft.com/office/word/2010/wordprocessingDrawing" xmlns:wp="http://schemas.openxmlformats.org/drawingml/2006/wordprocessingDrawing" xmlns:wpg="http://schemas.microsoft.com/office/word/2010/wordprocessingGroup" xmlns:wpi="http://schemas.microsoft.com/office/word/2010/wordprocessingInk" xmlns:wps="http://schemas.microsoft.com/office/word/2010/wordprocessingShape" xmlns:o="urn:schemas-microsoft-com:office:office" xmlns:v="urn:schemas-microsoft-com:vml" xmlns:w10="urn:schemas-microsoft-com:office:word" xmlns:w="http://schemas.openxmlformats.org/wordprocessingml/2006/main" xmlns:w14="http://schemas.microsoft.com/office/word/2010/wordml" xmlns:w15="http://schemas.microsoft.com/office/word/2012/wordml" xmlns:w16cex="http://schemas.microsoft.com/office/word/2018/wordml/cex" xmlns:w16cid="http://schemas.microsoft.com/office/word/2016/wordml/cid" xmlns:w16="http://schemas.microsoft.com/office/word/2018/wordml" xmlns:w16sdtdh="http://schemas.microsoft.com/office/word/2020/wordml/sdtdatahash" xmlns:w16sdtfl="http://schemas.microsoft.com/office/word/2024/wordml/sdtformatlock" xmlns:w16se="http://schemas.microsoft.com/office/word/2015/wordml/symex" xmlns:w16du="http://schemas.microsoft.com/office/word/2023/wordml/word16du" xmlns:wne="http://schemas.microsoft.com/office/word/2006/wordml" mc:Ignorable="w14 w15 w16se w16cid w16 w16cex w16sdtdh w16sdtfl w16du wp14">
   <w16cid:commentId w16cid:paraId="17AD54AF" w16cid:durableId="154E3C38"/>
 </w16cid:commentsIds>
 </file>
 
 <file path=word/endnotes.xml><?xml version="1.0" encoding="utf-8"?>
-<w:endnotes xmlns:wpc="http://schemas.microsoft.com/office/word/2010/wordprocessingCanvas" xmlns:cx="http://schemas.microsoft.com/office/drawing/2014/chartex" xmlns:cx1="http://schemas.microsoft.com/office/drawing/2015/9/8/chartex" xmlns:cx2="http://schemas.microsoft.com/office/drawing/2015/10/21/chartex" xmlns:cx3="http://schemas.microsoft.com/office/drawing/2016/5/9/chartex" xmlns:cx4="http://schemas.microsoft.com/office/drawing/2016/5/10/chartex" xmlns:cx5="http://schemas.microsoft.com/office/drawing/2016/5/11/chartex" xmlns:cx6="http://schemas.microsoft.com/office/drawing/2016/5/12/chartex" xmlns:cx7="http://schemas.microsoft.com/office/drawing/2016/5/13/chartex" xmlns:cx8="http://schemas.microsoft.com/office/drawing/2016/5/14/chartex" xmlns:mc="http://schemas.openxmlformats.org/markup-compatibility/2006" xmlns:aink="http://schemas.microsoft.com/office/drawing/2016/ink" xmlns:am3d="http://schemas.microsoft.com/office/drawing/2017/model3d" xmlns:o="urn:schemas-microsoft-com:office:office" xmlns:oel="http://schemas.microsoft.com/office/2019/extlst" xmlns:r="http://schemas.openxmlformats.org/officeDocument/2006/relationships" xmlns:m="http://schemas.openxmlformats.org/officeDocument/2006/math" xmlns:v="urn:schemas-microsoft-com:vml" xmlns:wp14="http://schemas.microsoft.com/office/word/2010/wordprocessingDrawing" xmlns:wp="http://schemas.openxmlformats.org/drawingml/2006/wordprocessingDrawing" xmlns:w10="urn:schemas-microsoft-com:office:word" xmlns:w="http://schemas.openxmlformats.org/wordprocessingml/2006/main" xmlns:w14="http://schemas.microsoft.com/office/word/2010/wordml" xmlns:w15="http://schemas.microsoft.com/office/word/2012/wordml" xmlns:w16cex="http://schemas.microsoft.com/office/word/2018/wordml/cex" xmlns:w16cid="http://schemas.microsoft.com/office/word/2016/wordml/cid" xmlns:w16="http://schemas.microsoft.com/office/word/2018/wordml" xmlns:w16du="http://schemas.microsoft.com/office/word/2023/wordml/word16du" xmlns:w16sdtdh="http://schemas.microsoft.com/office/word/2020/wordml/sdtdatahash" xmlns:w16sdtfl="http://schemas.microsoft.com/office/word/2024/wordml/sdtformatlock" xmlns:w16se="http://schemas.microsoft.com/office/word/2015/wordml/symex" xmlns:wpg="http://schemas.microsoft.com/office/word/2010/wordprocessingGroup" xmlns:wpi="http://schemas.microsoft.com/office/word/2010/wordprocessingInk" xmlns:wne="http://schemas.microsoft.com/office/word/2006/wordml" xmlns:wps="http://schemas.microsoft.com/office/word/2010/wordprocessingShape" mc:Ignorable="w14 w15 w16se w16cid w16 w16cex w16sdtdh w16sdtfl w16du wp14">
+<w:endnotes xmlns:wpc="http://schemas.microsoft.com/office/word/2010/wordprocessingCanvas" xmlns:cx="http://schemas.microsoft.com/office/drawing/2014/chartex" xmlns:cx1="http://schemas.microsoft.com/office/drawing/2015/9/8/chartex" xmlns:cx2="http://schemas.microsoft.com/office/drawing/2015/10/21/chartex" xmlns:cx3="http://schemas.microsoft.com/office/drawing/2016/5/9/chartex" xmlns:cx4="http://schemas.microsoft.com/office/drawing/2016/5/10/chartex" xmlns:cx5="http://schemas.microsoft.com/office/drawing/2016/5/11/chartex" xmlns:cx6="http://schemas.microsoft.com/office/drawing/2016/5/12/chartex" xmlns:cx7="http://schemas.microsoft.com/office/drawing/2016/5/13/chartex" xmlns:cx8="http://schemas.microsoft.com/office/drawing/2016/5/14/chartex" xmlns:mc="http://schemas.openxmlformats.org/markup-compatibility/2006" xmlns:m="http://schemas.openxmlformats.org/officeDocument/2006/math" xmlns:aink="http://schemas.microsoft.com/office/drawing/2016/ink" xmlns:am3d="http://schemas.microsoft.com/office/drawing/2017/model3d" xmlns:oel="http://schemas.microsoft.com/office/2019/extlst" xmlns:r="http://schemas.openxmlformats.org/officeDocument/2006/relationships" xmlns:wp14="http://schemas.microsoft.com/office/word/2010/wordprocessingDrawing" xmlns:wp="http://schemas.openxmlformats.org/drawingml/2006/wordprocessingDrawing" xmlns:wpg="http://schemas.microsoft.com/office/word/2010/wordprocessingGroup" xmlns:wpi="http://schemas.microsoft.com/office/word/2010/wordprocessingInk" xmlns:wps="http://schemas.microsoft.com/office/word/2010/wordprocessingShape" xmlns:o="urn:schemas-microsoft-com:office:office" xmlns:v="urn:schemas-microsoft-com:vml" xmlns:w10="urn:schemas-microsoft-com:office:word" xmlns:w="http://schemas.openxmlformats.org/wordprocessingml/2006/main" xmlns:w14="http://schemas.microsoft.com/office/word/2010/wordml" xmlns:w15="http://schemas.microsoft.com/office/word/2012/wordml" xmlns:w16cex="http://schemas.microsoft.com/office/word/2018/wordml/cex" xmlns:w16cid="http://schemas.microsoft.com/office/word/2016/wordml/cid" xmlns:w16="http://schemas.microsoft.com/office/word/2018/wordml" xmlns:w16sdtdh="http://schemas.microsoft.com/office/word/2020/wordml/sdtdatahash" xmlns:w16sdtfl="http://schemas.microsoft.com/office/word/2024/wordml/sdtformatlock" xmlns:w16se="http://schemas.microsoft.com/office/word/2015/wordml/symex" xmlns:w16du="http://schemas.microsoft.com/office/word/2023/wordml/word16du" xmlns:wne="http://schemas.microsoft.com/office/word/2006/wordml" mc:Ignorable="w14 w15 w16se w16cid w16 w16cex w16sdtdh w16sdtfl w16du wp14">
   <w:endnote w:type="separator" w:id="-1">
     <w:p>
       <w:pPr>
@@ -25380,7 +25514,7 @@
 </file>
 
 <file path=word/footer1.xml><?xml version="1.0" encoding="utf-8"?>
-<w:ftr xmlns:wpc="http://schemas.microsoft.com/office/word/2010/wordprocessingCanvas" xmlns:cx="http://schemas.microsoft.com/office/drawing/2014/chartex" xmlns:cx1="http://schemas.microsoft.com/office/drawing/2015/9/8/chartex" xmlns:cx2="http://schemas.microsoft.com/office/drawing/2015/10/21/chartex" xmlns:cx3="http://schemas.microsoft.com/office/drawing/2016/5/9/chartex" xmlns:cx4="http://schemas.microsoft.com/office/drawing/2016/5/10/chartex" xmlns:cx5="http://schemas.microsoft.com/office/drawing/2016/5/11/chartex" xmlns:cx6="http://schemas.microsoft.com/office/drawing/2016/5/12/chartex" xmlns:cx7="http://schemas.microsoft.com/office/drawing/2016/5/13/chartex" xmlns:cx8="http://schemas.microsoft.com/office/drawing/2016/5/14/chartex" xmlns:mc="http://schemas.openxmlformats.org/markup-compatibility/2006" xmlns:aink="http://schemas.microsoft.com/office/drawing/2016/ink" xmlns:am3d="http://schemas.microsoft.com/office/drawing/2017/model3d" xmlns:o="urn:schemas-microsoft-com:office:office" xmlns:oel="http://schemas.microsoft.com/office/2019/extlst" xmlns:r="http://schemas.openxmlformats.org/officeDocument/2006/relationships" xmlns:m="http://schemas.openxmlformats.org/officeDocument/2006/math" xmlns:v="urn:schemas-microsoft-com:vml" xmlns:wp14="http://schemas.microsoft.com/office/word/2010/wordprocessingDrawing" xmlns:wp="http://schemas.openxmlformats.org/drawingml/2006/wordprocessingDrawing" xmlns:w10="urn:schemas-microsoft-com:office:word" xmlns:w="http://schemas.openxmlformats.org/wordprocessingml/2006/main" xmlns:w14="http://schemas.microsoft.com/office/word/2010/wordml" xmlns:w15="http://schemas.microsoft.com/office/word/2012/wordml" xmlns:w16cex="http://schemas.microsoft.com/office/word/2018/wordml/cex" xmlns:w16cid="http://schemas.microsoft.com/office/word/2016/wordml/cid" xmlns:w16="http://schemas.microsoft.com/office/word/2018/wordml" xmlns:w16du="http://schemas.microsoft.com/office/word/2023/wordml/word16du" xmlns:w16sdtdh="http://schemas.microsoft.com/office/word/2020/wordml/sdtdatahash" xmlns:w16sdtfl="http://schemas.microsoft.com/office/word/2024/wordml/sdtformatlock" xmlns:w16se="http://schemas.microsoft.com/office/word/2015/wordml/symex" xmlns:wpg="http://schemas.microsoft.com/office/word/2010/wordprocessingGroup" xmlns:wpi="http://schemas.microsoft.com/office/word/2010/wordprocessingInk" xmlns:wne="http://schemas.microsoft.com/office/word/2006/wordml" xmlns:wps="http://schemas.microsoft.com/office/word/2010/wordprocessingShape" mc:Ignorable="w14 w15 w16se w16cid w16 w16cex w16sdtdh w16sdtfl w16du wp14">
+<w:ftr xmlns:wpc="http://schemas.microsoft.com/office/word/2010/wordprocessingCanvas" xmlns:cx="http://schemas.microsoft.com/office/drawing/2014/chartex" xmlns:cx1="http://schemas.microsoft.com/office/drawing/2015/9/8/chartex" xmlns:cx2="http://schemas.microsoft.com/office/drawing/2015/10/21/chartex" xmlns:cx3="http://schemas.microsoft.com/office/drawing/2016/5/9/chartex" xmlns:cx4="http://schemas.microsoft.com/office/drawing/2016/5/10/chartex" xmlns:cx5="http://schemas.microsoft.com/office/drawing/2016/5/11/chartex" xmlns:cx6="http://schemas.microsoft.com/office/drawing/2016/5/12/chartex" xmlns:cx7="http://schemas.microsoft.com/office/drawing/2016/5/13/chartex" xmlns:cx8="http://schemas.microsoft.com/office/drawing/2016/5/14/chartex" xmlns:mc="http://schemas.openxmlformats.org/markup-compatibility/2006" xmlns:m="http://schemas.openxmlformats.org/officeDocument/2006/math" xmlns:aink="http://schemas.microsoft.com/office/drawing/2016/ink" xmlns:am3d="http://schemas.microsoft.com/office/drawing/2017/model3d" xmlns:oel="http://schemas.microsoft.com/office/2019/extlst" xmlns:r="http://schemas.openxmlformats.org/officeDocument/2006/relationships" xmlns:wp14="http://schemas.microsoft.com/office/word/2010/wordprocessingDrawing" xmlns:wp="http://schemas.openxmlformats.org/drawingml/2006/wordprocessingDrawing" xmlns:wpg="http://schemas.microsoft.com/office/word/2010/wordprocessingGroup" xmlns:wpi="http://schemas.microsoft.com/office/word/2010/wordprocessingInk" xmlns:wps="http://schemas.microsoft.com/office/word/2010/wordprocessingShape" xmlns:o="urn:schemas-microsoft-com:office:office" xmlns:v="urn:schemas-microsoft-com:vml" xmlns:w10="urn:schemas-microsoft-com:office:word" xmlns:w="http://schemas.openxmlformats.org/wordprocessingml/2006/main" xmlns:w14="http://schemas.microsoft.com/office/word/2010/wordml" xmlns:w15="http://schemas.microsoft.com/office/word/2012/wordml" xmlns:w16cex="http://schemas.microsoft.com/office/word/2018/wordml/cex" xmlns:w16cid="http://schemas.microsoft.com/office/word/2016/wordml/cid" xmlns:w16="http://schemas.microsoft.com/office/word/2018/wordml" xmlns:w16sdtdh="http://schemas.microsoft.com/office/word/2020/wordml/sdtdatahash" xmlns:w16sdtfl="http://schemas.microsoft.com/office/word/2024/wordml/sdtformatlock" xmlns:w16se="http://schemas.microsoft.com/office/word/2015/wordml/symex" xmlns:w16du="http://schemas.microsoft.com/office/word/2023/wordml/word16du" xmlns:wne="http://schemas.microsoft.com/office/word/2006/wordml" mc:Ignorable="w14 w15 w16se w16cid w16 w16cex w16sdtdh w16sdtfl w16du wp14">
   <w:p>
     <w:pPr>
       <w:pStyle w:val="ab"/>
@@ -25390,7 +25524,7 @@
 </file>
 
 <file path=word/footer2.xml><?xml version="1.0" encoding="utf-8"?>
-<w:ftr xmlns:wpc="http://schemas.microsoft.com/office/word/2010/wordprocessingCanvas" xmlns:cx="http://schemas.microsoft.com/office/drawing/2014/chartex" xmlns:cx1="http://schemas.microsoft.com/office/drawing/2015/9/8/chartex" xmlns:cx2="http://schemas.microsoft.com/office/drawing/2015/10/21/chartex" xmlns:cx3="http://schemas.microsoft.com/office/drawing/2016/5/9/chartex" xmlns:cx4="http://schemas.microsoft.com/office/drawing/2016/5/10/chartex" xmlns:cx5="http://schemas.microsoft.com/office/drawing/2016/5/11/chartex" xmlns:cx6="http://schemas.microsoft.com/office/drawing/2016/5/12/chartex" xmlns:cx7="http://schemas.microsoft.com/office/drawing/2016/5/13/chartex" xmlns:cx8="http://schemas.microsoft.com/office/drawing/2016/5/14/chartex" xmlns:mc="http://schemas.openxmlformats.org/markup-compatibility/2006" xmlns:aink="http://schemas.microsoft.com/office/drawing/2016/ink" xmlns:am3d="http://schemas.microsoft.com/office/drawing/2017/model3d" xmlns:o="urn:schemas-microsoft-com:office:office" xmlns:oel="http://schemas.microsoft.com/office/2019/extlst" xmlns:r="http://schemas.openxmlformats.org/officeDocument/2006/relationships" xmlns:m="http://schemas.openxmlformats.org/officeDocument/2006/math" xmlns:v="urn:schemas-microsoft-com:vml" xmlns:wp14="http://schemas.microsoft.com/office/word/2010/wordprocessingDrawing" xmlns:wp="http://schemas.openxmlformats.org/drawingml/2006/wordprocessingDrawing" xmlns:w10="urn:schemas-microsoft-com:office:word" xmlns:w="http://schemas.openxmlformats.org/wordprocessingml/2006/main" xmlns:w14="http://schemas.microsoft.com/office/word/2010/wordml" xmlns:w15="http://schemas.microsoft.com/office/word/2012/wordml" xmlns:w16cex="http://schemas.microsoft.com/office/word/2018/wordml/cex" xmlns:w16cid="http://schemas.microsoft.com/office/word/2016/wordml/cid" xmlns:w16="http://schemas.microsoft.com/office/word/2018/wordml" xmlns:w16du="http://schemas.microsoft.com/office/word/2023/wordml/word16du" xmlns:w16sdtdh="http://schemas.microsoft.com/office/word/2020/wordml/sdtdatahash" xmlns:w16sdtfl="http://schemas.microsoft.com/office/word/2024/wordml/sdtformatlock" xmlns:w16se="http://schemas.microsoft.com/office/word/2015/wordml/symex" xmlns:wpg="http://schemas.microsoft.com/office/word/2010/wordprocessingGroup" xmlns:wpi="http://schemas.microsoft.com/office/word/2010/wordprocessingInk" xmlns:wne="http://schemas.microsoft.com/office/word/2006/wordml" xmlns:wps="http://schemas.microsoft.com/office/word/2010/wordprocessingShape" mc:Ignorable="w14 w15 w16se w16cid w16 w16cex w16sdtdh w16sdtfl w16du wp14">
+<w:ftr xmlns:wpc="http://schemas.microsoft.com/office/word/2010/wordprocessingCanvas" xmlns:cx="http://schemas.microsoft.com/office/drawing/2014/chartex" xmlns:cx1="http://schemas.microsoft.com/office/drawing/2015/9/8/chartex" xmlns:cx2="http://schemas.microsoft.com/office/drawing/2015/10/21/chartex" xmlns:cx3="http://schemas.microsoft.com/office/drawing/2016/5/9/chartex" xmlns:cx4="http://schemas.microsoft.com/office/drawing/2016/5/10/chartex" xmlns:cx5="http://schemas.microsoft.com/office/drawing/2016/5/11/chartex" xmlns:cx6="http://schemas.microsoft.com/office/drawing/2016/5/12/chartex" xmlns:cx7="http://schemas.microsoft.com/office/drawing/2016/5/13/chartex" xmlns:cx8="http://schemas.microsoft.com/office/drawing/2016/5/14/chartex" xmlns:mc="http://schemas.openxmlformats.org/markup-compatibility/2006" xmlns:m="http://schemas.openxmlformats.org/officeDocument/2006/math" xmlns:aink="http://schemas.microsoft.com/office/drawing/2016/ink" xmlns:am3d="http://schemas.microsoft.com/office/drawing/2017/model3d" xmlns:oel="http://schemas.microsoft.com/office/2019/extlst" xmlns:r="http://schemas.openxmlformats.org/officeDocument/2006/relationships" xmlns:wp14="http://schemas.microsoft.com/office/word/2010/wordprocessingDrawing" xmlns:wp="http://schemas.openxmlformats.org/drawingml/2006/wordprocessingDrawing" xmlns:wpg="http://schemas.microsoft.com/office/word/2010/wordprocessingGroup" xmlns:wpi="http://schemas.microsoft.com/office/word/2010/wordprocessingInk" xmlns:wps="http://schemas.microsoft.com/office/word/2010/wordprocessingShape" xmlns:o="urn:schemas-microsoft-com:office:office" xmlns:v="urn:schemas-microsoft-com:vml" xmlns:w10="urn:schemas-microsoft-com:office:word" xmlns:w="http://schemas.openxmlformats.org/wordprocessingml/2006/main" xmlns:w14="http://schemas.microsoft.com/office/word/2010/wordml" xmlns:w15="http://schemas.microsoft.com/office/word/2012/wordml" xmlns:w16cex="http://schemas.microsoft.com/office/word/2018/wordml/cex" xmlns:w16cid="http://schemas.microsoft.com/office/word/2016/wordml/cid" xmlns:w16="http://schemas.microsoft.com/office/word/2018/wordml" xmlns:w16sdtdh="http://schemas.microsoft.com/office/word/2020/wordml/sdtdatahash" xmlns:w16sdtfl="http://schemas.microsoft.com/office/word/2024/wordml/sdtformatlock" xmlns:w16se="http://schemas.microsoft.com/office/word/2015/wordml/symex" xmlns:w16du="http://schemas.microsoft.com/office/word/2023/wordml/word16du" xmlns:wne="http://schemas.microsoft.com/office/word/2006/wordml" mc:Ignorable="w14 w15 w16se w16cid w16 w16cex w16sdtdh w16sdtfl w16du wp14">
   <w:p>
     <w:pPr>
       <w:pStyle w:val="ab"/>
@@ -25400,7 +25534,7 @@
 </file>
 
 <file path=word/footer3.xml><?xml version="1.0" encoding="utf-8"?>
-<w:ftr xmlns:wpc="http://schemas.microsoft.com/office/word/2010/wordprocessingCanvas" xmlns:cx="http://schemas.microsoft.com/office/drawing/2014/chartex" xmlns:cx1="http://schemas.microsoft.com/office/drawing/2015/9/8/chartex" xmlns:cx2="http://schemas.microsoft.com/office/drawing/2015/10/21/chartex" xmlns:cx3="http://schemas.microsoft.com/office/drawing/2016/5/9/chartex" xmlns:cx4="http://schemas.microsoft.com/office/drawing/2016/5/10/chartex" xmlns:cx5="http://schemas.microsoft.com/office/drawing/2016/5/11/chartex" xmlns:cx6="http://schemas.microsoft.com/office/drawing/2016/5/12/chartex" xmlns:cx7="http://schemas.microsoft.com/office/drawing/2016/5/13/chartex" xmlns:cx8="http://schemas.microsoft.com/office/drawing/2016/5/14/chartex" xmlns:mc="http://schemas.openxmlformats.org/markup-compatibility/2006" xmlns:aink="http://schemas.microsoft.com/office/drawing/2016/ink" xmlns:am3d="http://schemas.microsoft.com/office/drawing/2017/model3d" xmlns:o="urn:schemas-microsoft-com:office:office" xmlns:oel="http://schemas.microsoft.com/office/2019/extlst" xmlns:r="http://schemas.openxmlformats.org/officeDocument/2006/relationships" xmlns:m="http://schemas.openxmlformats.org/officeDocument/2006/math" xmlns:v="urn:schemas-microsoft-com:vml" xmlns:wp14="http://schemas.microsoft.com/office/word/2010/wordprocessingDrawing" xmlns:wp="http://schemas.openxmlformats.org/drawingml/2006/wordprocessingDrawing" xmlns:w10="urn:schemas-microsoft-com:office:word" xmlns:w="http://schemas.openxmlformats.org/wordprocessingml/2006/main" xmlns:w14="http://schemas.microsoft.com/office/word/2010/wordml" xmlns:w15="http://schemas.microsoft.com/office/word/2012/wordml" xmlns:w16cex="http://schemas.microsoft.com/office/word/2018/wordml/cex" xmlns:w16cid="http://schemas.microsoft.com/office/word/2016/wordml/cid" xmlns:w16="http://schemas.microsoft.com/office/word/2018/wordml" xmlns:w16du="http://schemas.microsoft.com/office/word/2023/wordml/word16du" xmlns:w16sdtdh="http://schemas.microsoft.com/office/word/2020/wordml/sdtdatahash" xmlns:w16sdtfl="http://schemas.microsoft.com/office/word/2024/wordml/sdtformatlock" xmlns:w16se="http://schemas.microsoft.com/office/word/2015/wordml/symex" xmlns:wpg="http://schemas.microsoft.com/office/word/2010/wordprocessingGroup" xmlns:wpi="http://schemas.microsoft.com/office/word/2010/wordprocessingInk" xmlns:wne="http://schemas.microsoft.com/office/word/2006/wordml" xmlns:wps="http://schemas.microsoft.com/office/word/2010/wordprocessingShape" mc:Ignorable="w14 w15 w16se w16cid w16 w16cex w16sdtdh w16sdtfl w16du wp14">
+<w:ftr xmlns:wpc="http://schemas.microsoft.com/office/word/2010/wordprocessingCanvas" xmlns:cx="http://schemas.microsoft.com/office/drawing/2014/chartex" xmlns:cx1="http://schemas.microsoft.com/office/drawing/2015/9/8/chartex" xmlns:cx2="http://schemas.microsoft.com/office/drawing/2015/10/21/chartex" xmlns:cx3="http://schemas.microsoft.com/office/drawing/2016/5/9/chartex" xmlns:cx4="http://schemas.microsoft.com/office/drawing/2016/5/10/chartex" xmlns:cx5="http://schemas.microsoft.com/office/drawing/2016/5/11/chartex" xmlns:cx6="http://schemas.microsoft.com/office/drawing/2016/5/12/chartex" xmlns:cx7="http://schemas.microsoft.com/office/drawing/2016/5/13/chartex" xmlns:cx8="http://schemas.microsoft.com/office/drawing/2016/5/14/chartex" xmlns:mc="http://schemas.openxmlformats.org/markup-compatibility/2006" xmlns:m="http://schemas.openxmlformats.org/officeDocument/2006/math" xmlns:aink="http://schemas.microsoft.com/office/drawing/2016/ink" xmlns:am3d="http://schemas.microsoft.com/office/drawing/2017/model3d" xmlns:oel="http://schemas.microsoft.com/office/2019/extlst" xmlns:r="http://schemas.openxmlformats.org/officeDocument/2006/relationships" xmlns:wp14="http://schemas.microsoft.com/office/word/2010/wordprocessingDrawing" xmlns:wp="http://schemas.openxmlformats.org/drawingml/2006/wordprocessingDrawing" xmlns:wpg="http://schemas.microsoft.com/office/word/2010/wordprocessingGroup" xmlns:wpi="http://schemas.microsoft.com/office/word/2010/wordprocessingInk" xmlns:wps="http://schemas.microsoft.com/office/word/2010/wordprocessingShape" xmlns:o="urn:schemas-microsoft-com:office:office" xmlns:v="urn:schemas-microsoft-com:vml" xmlns:w10="urn:schemas-microsoft-com:office:word" xmlns:w="http://schemas.openxmlformats.org/wordprocessingml/2006/main" xmlns:w14="http://schemas.microsoft.com/office/word/2010/wordml" xmlns:w15="http://schemas.microsoft.com/office/word/2012/wordml" xmlns:w16cex="http://schemas.microsoft.com/office/word/2018/wordml/cex" xmlns:w16cid="http://schemas.microsoft.com/office/word/2016/wordml/cid" xmlns:w16="http://schemas.microsoft.com/office/word/2018/wordml" xmlns:w16sdtdh="http://schemas.microsoft.com/office/word/2020/wordml/sdtdatahash" xmlns:w16sdtfl="http://schemas.microsoft.com/office/word/2024/wordml/sdtformatlock" xmlns:w16se="http://schemas.microsoft.com/office/word/2015/wordml/symex" xmlns:w16du="http://schemas.microsoft.com/office/word/2023/wordml/word16du" xmlns:wne="http://schemas.microsoft.com/office/word/2006/wordml" mc:Ignorable="w14 w15 w16se w16cid w16 w16cex w16sdtdh w16sdtfl w16du wp14">
   <w:p>
     <w:pPr>
       <w:pStyle w:val="ab"/>
@@ -25410,7 +25544,7 @@
 </file>
 
 <file path=word/footnotes.xml><?xml version="1.0" encoding="utf-8"?>
-<w:footnotes xmlns:wpc="http://schemas.microsoft.com/office/word/2010/wordprocessingCanvas" xmlns:cx="http://schemas.microsoft.com/office/drawing/2014/chartex" xmlns:cx1="http://schemas.microsoft.com/office/drawing/2015/9/8/chartex" xmlns:cx2="http://schemas.microsoft.com/office/drawing/2015/10/21/chartex" xmlns:cx3="http://schemas.microsoft.com/office/drawing/2016/5/9/chartex" xmlns:cx4="http://schemas.microsoft.com/office/drawing/2016/5/10/chartex" xmlns:cx5="http://schemas.microsoft.com/office/drawing/2016/5/11/chartex" xmlns:cx6="http://schemas.microsoft.com/office/drawing/2016/5/12/chartex" xmlns:cx7="http://schemas.microsoft.com/office/drawing/2016/5/13/chartex" xmlns:cx8="http://schemas.microsoft.com/office/drawing/2016/5/14/chartex" xmlns:mc="http://schemas.openxmlformats.org/markup-compatibility/2006" xmlns:aink="http://schemas.microsoft.com/office/drawing/2016/ink" xmlns:am3d="http://schemas.microsoft.com/office/drawing/2017/model3d" xmlns:o="urn:schemas-microsoft-com:office:office" xmlns:oel="http://schemas.microsoft.com/office/2019/extlst" xmlns:r="http://schemas.openxmlformats.org/officeDocument/2006/relationships" xmlns:m="http://schemas.openxmlformats.org/officeDocument/2006/math" xmlns:v="urn:schemas-microsoft-com:vml" xmlns:wp14="http://schemas.microsoft.com/office/word/2010/wordprocessingDrawing" xmlns:wp="http://schemas.openxmlformats.org/drawingml/2006/wordprocessingDrawing" xmlns:w10="urn:schemas-microsoft-com:office:word" xmlns:w="http://schemas.openxmlformats.org/wordprocessingml/2006/main" xmlns:w14="http://schemas.microsoft.com/office/word/2010/wordml" xmlns:w15="http://schemas.microsoft.com/office/word/2012/wordml" xmlns:w16cex="http://schemas.microsoft.com/office/word/2018/wordml/cex" xmlns:w16cid="http://schemas.microsoft.com/office/word/2016/wordml/cid" xmlns:w16="http://schemas.microsoft.com/office/word/2018/wordml" xmlns:w16du="http://schemas.microsoft.com/office/word/2023/wordml/word16du" xmlns:w16sdtdh="http://schemas.microsoft.com/office/word/2020/wordml/sdtdatahash" xmlns:w16sdtfl="http://schemas.microsoft.com/office/word/2024/wordml/sdtformatlock" xmlns:w16se="http://schemas.microsoft.com/office/word/2015/wordml/symex" xmlns:wpg="http://schemas.microsoft.com/office/word/2010/wordprocessingGroup" xmlns:wpi="http://schemas.microsoft.com/office/word/2010/wordprocessingInk" xmlns:wne="http://schemas.microsoft.com/office/word/2006/wordml" xmlns:wps="http://schemas.microsoft.com/office/word/2010/wordprocessingShape" mc:Ignorable="w14 w15 w16se w16cid w16 w16cex w16sdtdh w16sdtfl w16du wp14">
+<w:footnotes xmlns:wpc="http://schemas.microsoft.com/office/word/2010/wordprocessingCanvas" xmlns:cx="http://schemas.microsoft.com/office/drawing/2014/chartex" xmlns:cx1="http://schemas.microsoft.com/office/drawing/2015/9/8/chartex" xmlns:cx2="http://schemas.microsoft.com/office/drawing/2015/10/21/chartex" xmlns:cx3="http://schemas.microsoft.com/office/drawing/2016/5/9/chartex" xmlns:cx4="http://schemas.microsoft.com/office/drawing/2016/5/10/chartex" xmlns:cx5="http://schemas.microsoft.com/office/drawing/2016/5/11/chartex" xmlns:cx6="http://schemas.microsoft.com/office/drawing/2016/5/12/chartex" xmlns:cx7="http://schemas.microsoft.com/office/drawing/2016/5/13/chartex" xmlns:cx8="http://schemas.microsoft.com/office/drawing/2016/5/14/chartex" xmlns:mc="http://schemas.openxmlformats.org/markup-compatibility/2006" xmlns:m="http://schemas.openxmlformats.org/officeDocument/2006/math" xmlns:aink="http://schemas.microsoft.com/office/drawing/2016/ink" xmlns:am3d="http://schemas.microsoft.com/office/drawing/2017/model3d" xmlns:oel="http://schemas.microsoft.com/office/2019/extlst" xmlns:r="http://schemas.openxmlformats.org/officeDocument/2006/relationships" xmlns:wp14="http://schemas.microsoft.com/office/word/2010/wordprocessingDrawing" xmlns:wp="http://schemas.openxmlformats.org/drawingml/2006/wordprocessingDrawing" xmlns:wpg="http://schemas.microsoft.com/office/word/2010/wordprocessingGroup" xmlns:wpi="http://schemas.microsoft.com/office/word/2010/wordprocessingInk" xmlns:wps="http://schemas.microsoft.com/office/word/2010/wordprocessingShape" xmlns:o="urn:schemas-microsoft-com:office:office" xmlns:v="urn:schemas-microsoft-com:vml" xmlns:w10="urn:schemas-microsoft-com:office:word" xmlns:w="http://schemas.openxmlformats.org/wordprocessingml/2006/main" xmlns:w14="http://schemas.microsoft.com/office/word/2010/wordml" xmlns:w15="http://schemas.microsoft.com/office/word/2012/wordml" xmlns:w16cex="http://schemas.microsoft.com/office/word/2018/wordml/cex" xmlns:w16cid="http://schemas.microsoft.com/office/word/2016/wordml/cid" xmlns:w16="http://schemas.microsoft.com/office/word/2018/wordml" xmlns:w16sdtdh="http://schemas.microsoft.com/office/word/2020/wordml/sdtdatahash" xmlns:w16sdtfl="http://schemas.microsoft.com/office/word/2024/wordml/sdtformatlock" xmlns:w16se="http://schemas.microsoft.com/office/word/2015/wordml/symex" xmlns:w16du="http://schemas.microsoft.com/office/word/2023/wordml/word16du" xmlns:wne="http://schemas.microsoft.com/office/word/2006/wordml" mc:Ignorable="w14 w15 w16se w16cid w16 w16cex w16sdtdh w16sdtfl w16du wp14">
   <w:footnote w:type="separator" w:id="-1">
     <w:p>
       <w:pPr>
@@ -25435,7 +25569,7 @@
 </file>
 
 <file path=word/header1.xml><?xml version="1.0" encoding="utf-8"?>
-<w:hdr xmlns:wpc="http://schemas.microsoft.com/office/word/2010/wordprocessingCanvas" xmlns:cx="http://schemas.microsoft.com/office/drawing/2014/chartex" xmlns:cx1="http://schemas.microsoft.com/office/drawing/2015/9/8/chartex" xmlns:cx2="http://schemas.microsoft.com/office/drawing/2015/10/21/chartex" xmlns:cx3="http://schemas.microsoft.com/office/drawing/2016/5/9/chartex" xmlns:cx4="http://schemas.microsoft.com/office/drawing/2016/5/10/chartex" xmlns:cx5="http://schemas.microsoft.com/office/drawing/2016/5/11/chartex" xmlns:cx6="http://schemas.microsoft.com/office/drawing/2016/5/12/chartex" xmlns:cx7="http://schemas.microsoft.com/office/drawing/2016/5/13/chartex" xmlns:cx8="http://schemas.microsoft.com/office/drawing/2016/5/14/chartex" xmlns:mc="http://schemas.openxmlformats.org/markup-compatibility/2006" xmlns:aink="http://schemas.microsoft.com/office/drawing/2016/ink" xmlns:am3d="http://schemas.microsoft.com/office/drawing/2017/model3d" xmlns:o="urn:schemas-microsoft-com:office:office" xmlns:oel="http://schemas.microsoft.com/office/2019/extlst" xmlns:r="http://schemas.openxmlformats.org/officeDocument/2006/relationships" xmlns:m="http://schemas.openxmlformats.org/officeDocument/2006/math" xmlns:v="urn:schemas-microsoft-com:vml" xmlns:wp14="http://schemas.microsoft.com/office/word/2010/wordprocessingDrawing" xmlns:wp="http://schemas.openxmlformats.org/drawingml/2006/wordprocessingDrawing" xmlns:w10="urn:schemas-microsoft-com:office:word" xmlns:w="http://schemas.openxmlformats.org/wordprocessingml/2006/main" xmlns:w14="http://schemas.microsoft.com/office/word/2010/wordml" xmlns:w15="http://schemas.microsoft.com/office/word/2012/wordml" xmlns:w16cex="http://schemas.microsoft.com/office/word/2018/wordml/cex" xmlns:w16cid="http://schemas.microsoft.com/office/word/2016/wordml/cid" xmlns:w16="http://schemas.microsoft.com/office/word/2018/wordml" xmlns:w16du="http://schemas.microsoft.com/office/word/2023/wordml/word16du" xmlns:w16sdtdh="http://schemas.microsoft.com/office/word/2020/wordml/sdtdatahash" xmlns:w16sdtfl="http://schemas.microsoft.com/office/word/2024/wordml/sdtformatlock" xmlns:w16se="http://schemas.microsoft.com/office/word/2015/wordml/symex" xmlns:wpg="http://schemas.microsoft.com/office/word/2010/wordprocessingGroup" xmlns:wpi="http://schemas.microsoft.com/office/word/2010/wordprocessingInk" xmlns:wne="http://schemas.microsoft.com/office/word/2006/wordml" xmlns:wps="http://schemas.microsoft.com/office/word/2010/wordprocessingShape" mc:Ignorable="w14 w15 w16se w16cid w16 w16cex w16sdtdh w16sdtfl w16du wp14">
+<w:hdr xmlns:wpc="http://schemas.microsoft.com/office/word/2010/wordprocessingCanvas" xmlns:cx="http://schemas.microsoft.com/office/drawing/2014/chartex" xmlns:cx1="http://schemas.microsoft.com/office/drawing/2015/9/8/chartex" xmlns:cx2="http://schemas.microsoft.com/office/drawing/2015/10/21/chartex" xmlns:cx3="http://schemas.microsoft.com/office/drawing/2016/5/9/chartex" xmlns:cx4="http://schemas.microsoft.com/office/drawing/2016/5/10/chartex" xmlns:cx5="http://schemas.microsoft.com/office/drawing/2016/5/11/chartex" xmlns:cx6="http://schemas.microsoft.com/office/drawing/2016/5/12/chartex" xmlns:cx7="http://schemas.microsoft.com/office/drawing/2016/5/13/chartex" xmlns:cx8="http://schemas.microsoft.com/office/drawing/2016/5/14/chartex" xmlns:mc="http://schemas.openxmlformats.org/markup-compatibility/2006" xmlns:m="http://schemas.openxmlformats.org/officeDocument/2006/math" xmlns:aink="http://schemas.microsoft.com/office/drawing/2016/ink" xmlns:am3d="http://schemas.microsoft.com/office/drawing/2017/model3d" xmlns:oel="http://schemas.microsoft.com/office/2019/extlst" xmlns:r="http://schemas.openxmlformats.org/officeDocument/2006/relationships" xmlns:wp14="http://schemas.microsoft.com/office/word/2010/wordprocessingDrawing" xmlns:wp="http://schemas.openxmlformats.org/drawingml/2006/wordprocessingDrawing" xmlns:wpg="http://schemas.microsoft.com/office/word/2010/wordprocessingGroup" xmlns:wpi="http://schemas.microsoft.com/office/word/2010/wordprocessingInk" xmlns:wps="http://schemas.microsoft.com/office/word/2010/wordprocessingShape" xmlns:o="urn:schemas-microsoft-com:office:office" xmlns:v="urn:schemas-microsoft-com:vml" xmlns:w10="urn:schemas-microsoft-com:office:word" xmlns:w="http://schemas.openxmlformats.org/wordprocessingml/2006/main" xmlns:w14="http://schemas.microsoft.com/office/word/2010/wordml" xmlns:w15="http://schemas.microsoft.com/office/word/2012/wordml" xmlns:w16cex="http://schemas.microsoft.com/office/word/2018/wordml/cex" xmlns:w16cid="http://schemas.microsoft.com/office/word/2016/wordml/cid" xmlns:w16="http://schemas.microsoft.com/office/word/2018/wordml" xmlns:w16sdtdh="http://schemas.microsoft.com/office/word/2020/wordml/sdtdatahash" xmlns:w16sdtfl="http://schemas.microsoft.com/office/word/2024/wordml/sdtformatlock" xmlns:w16se="http://schemas.microsoft.com/office/word/2015/wordml/symex" xmlns:w16du="http://schemas.microsoft.com/office/word/2023/wordml/word16du" xmlns:wne="http://schemas.microsoft.com/office/word/2006/wordml" mc:Ignorable="w14 w15 w16se w16cid w16 w16cex w16sdtdh w16sdtfl w16du wp14">
   <w:p>
     <w:pPr>
       <w:pStyle w:val="aa"/>
@@ -25445,7 +25579,7 @@
 </file>
 
 <file path=word/header2.xml><?xml version="1.0" encoding="utf-8"?>
-<w:hdr xmlns:wpc="http://schemas.microsoft.com/office/word/2010/wordprocessingCanvas" xmlns:cx="http://schemas.microsoft.com/office/drawing/2014/chartex" xmlns:cx1="http://schemas.microsoft.com/office/drawing/2015/9/8/chartex" xmlns:cx2="http://schemas.microsoft.com/office/drawing/2015/10/21/chartex" xmlns:cx3="http://schemas.microsoft.com/office/drawing/2016/5/9/chartex" xmlns:cx4="http://schemas.microsoft.com/office/drawing/2016/5/10/chartex" xmlns:cx5="http://schemas.microsoft.com/office/drawing/2016/5/11/chartex" xmlns:cx6="http://schemas.microsoft.com/office/drawing/2016/5/12/chartex" xmlns:cx7="http://schemas.microsoft.com/office/drawing/2016/5/13/chartex" xmlns:cx8="http://schemas.microsoft.com/office/drawing/2016/5/14/chartex" xmlns:mc="http://schemas.openxmlformats.org/markup-compatibility/2006" xmlns:aink="http://schemas.microsoft.com/office/drawing/2016/ink" xmlns:am3d="http://schemas.microsoft.com/office/drawing/2017/model3d" xmlns:o="urn:schemas-microsoft-com:office:office" xmlns:oel="http://schemas.microsoft.com/office/2019/extlst" xmlns:r="http://schemas.openxmlformats.org/officeDocument/2006/relationships" xmlns:m="http://schemas.openxmlformats.org/officeDocument/2006/math" xmlns:v="urn:schemas-microsoft-com:vml" xmlns:wp14="http://schemas.microsoft.com/office/word/2010/wordprocessingDrawing" xmlns:wp="http://schemas.openxmlformats.org/drawingml/2006/wordprocessingDrawing" xmlns:w10="urn:schemas-microsoft-com:office:word" xmlns:w="http://schemas.openxmlformats.org/wordprocessingml/2006/main" xmlns:w14="http://schemas.microsoft.com/office/word/2010/wordml" xmlns:w15="http://schemas.microsoft.com/office/word/2012/wordml" xmlns:w16cex="http://schemas.microsoft.com/office/word/2018/wordml/cex" xmlns:w16cid="http://schemas.microsoft.com/office/word/2016/wordml/cid" xmlns:w16="http://schemas.microsoft.com/office/word/2018/wordml" xmlns:w16du="http://schemas.microsoft.com/office/word/2023/wordml/word16du" xmlns:w16sdtdh="http://schemas.microsoft.com/office/word/2020/wordml/sdtdatahash" xmlns:w16sdtfl="http://schemas.microsoft.com/office/word/2024/wordml/sdtformatlock" xmlns:w16se="http://schemas.microsoft.com/office/word/2015/wordml/symex" xmlns:wpg="http://schemas.microsoft.com/office/word/2010/wordprocessingGroup" xmlns:wpi="http://schemas.microsoft.com/office/word/2010/wordprocessingInk" xmlns:wne="http://schemas.microsoft.com/office/word/2006/wordml" xmlns:wps="http://schemas.microsoft.com/office/word/2010/wordprocessingShape" mc:Ignorable="w14 w15 w16se w16cid w16 w16cex w16sdtdh w16sdtfl w16du wp14">
+<w:hdr xmlns:wpc="http://schemas.microsoft.com/office/word/2010/wordprocessingCanvas" xmlns:cx="http://schemas.microsoft.com/office/drawing/2014/chartex" xmlns:cx1="http://schemas.microsoft.com/office/drawing/2015/9/8/chartex" xmlns:cx2="http://schemas.microsoft.com/office/drawing/2015/10/21/chartex" xmlns:cx3="http://schemas.microsoft.com/office/drawing/2016/5/9/chartex" xmlns:cx4="http://schemas.microsoft.com/office/drawing/2016/5/10/chartex" xmlns:cx5="http://schemas.microsoft.com/office/drawing/2016/5/11/chartex" xmlns:cx6="http://schemas.microsoft.com/office/drawing/2016/5/12/chartex" xmlns:cx7="http://schemas.microsoft.com/office/drawing/2016/5/13/chartex" xmlns:cx8="http://schemas.microsoft.com/office/drawing/2016/5/14/chartex" xmlns:mc="http://schemas.openxmlformats.org/markup-compatibility/2006" xmlns:m="http://schemas.openxmlformats.org/officeDocument/2006/math" xmlns:aink="http://schemas.microsoft.com/office/drawing/2016/ink" xmlns:am3d="http://schemas.microsoft.com/office/drawing/2017/model3d" xmlns:oel="http://schemas.microsoft.com/office/2019/extlst" xmlns:r="http://schemas.openxmlformats.org/officeDocument/2006/relationships" xmlns:wp14="http://schemas.microsoft.com/office/word/2010/wordprocessingDrawing" xmlns:wp="http://schemas.openxmlformats.org/drawingml/2006/wordprocessingDrawing" xmlns:wpg="http://schemas.microsoft.com/office/word/2010/wordprocessingGroup" xmlns:wpi="http://schemas.microsoft.com/office/word/2010/wordprocessingInk" xmlns:wps="http://schemas.microsoft.com/office/word/2010/wordprocessingShape" xmlns:o="urn:schemas-microsoft-com:office:office" xmlns:v="urn:schemas-microsoft-com:vml" xmlns:w10="urn:schemas-microsoft-com:office:word" xmlns:w="http://schemas.openxmlformats.org/wordprocessingml/2006/main" xmlns:w14="http://schemas.microsoft.com/office/word/2010/wordml" xmlns:w15="http://schemas.microsoft.com/office/word/2012/wordml" xmlns:w16cex="http://schemas.microsoft.com/office/word/2018/wordml/cex" xmlns:w16cid="http://schemas.microsoft.com/office/word/2016/wordml/cid" xmlns:w16="http://schemas.microsoft.com/office/word/2018/wordml" xmlns:w16sdtdh="http://schemas.microsoft.com/office/word/2020/wordml/sdtdatahash" xmlns:w16sdtfl="http://schemas.microsoft.com/office/word/2024/wordml/sdtformatlock" xmlns:w16se="http://schemas.microsoft.com/office/word/2015/wordml/symex" xmlns:w16du="http://schemas.microsoft.com/office/word/2023/wordml/word16du" xmlns:wne="http://schemas.microsoft.com/office/word/2006/wordml" mc:Ignorable="w14 w15 w16se w16cid w16 w16cex w16sdtdh w16sdtfl w16du wp14">
   <w:p>
     <w:pPr>
       <w:pStyle w:val="aa"/>
@@ -25509,7 +25643,7 @@
 </file>
 
 <file path=word/header3.xml><?xml version="1.0" encoding="utf-8"?>
-<w:hdr xmlns:wpc="http://schemas.microsoft.com/office/word/2010/wordprocessingCanvas" xmlns:cx="http://schemas.microsoft.com/office/drawing/2014/chartex" xmlns:cx1="http://schemas.microsoft.com/office/drawing/2015/9/8/chartex" xmlns:cx2="http://schemas.microsoft.com/office/drawing/2015/10/21/chartex" xmlns:cx3="http://schemas.microsoft.com/office/drawing/2016/5/9/chartex" xmlns:cx4="http://schemas.microsoft.com/office/drawing/2016/5/10/chartex" xmlns:cx5="http://schemas.microsoft.com/office/drawing/2016/5/11/chartex" xmlns:cx6="http://schemas.microsoft.com/office/drawing/2016/5/12/chartex" xmlns:cx7="http://schemas.microsoft.com/office/drawing/2016/5/13/chartex" xmlns:cx8="http://schemas.microsoft.com/office/drawing/2016/5/14/chartex" xmlns:mc="http://schemas.openxmlformats.org/markup-compatibility/2006" xmlns:aink="http://schemas.microsoft.com/office/drawing/2016/ink" xmlns:am3d="http://schemas.microsoft.com/office/drawing/2017/model3d" xmlns:o="urn:schemas-microsoft-com:office:office" xmlns:oel="http://schemas.microsoft.com/office/2019/extlst" xmlns:r="http://schemas.openxmlformats.org/officeDocument/2006/relationships" xmlns:m="http://schemas.openxmlformats.org/officeDocument/2006/math" xmlns:v="urn:schemas-microsoft-com:vml" xmlns:wp14="http://schemas.microsoft.com/office/word/2010/wordprocessingDrawing" xmlns:wp="http://schemas.openxmlformats.org/drawingml/2006/wordprocessingDrawing" xmlns:w10="urn:schemas-microsoft-com:office:word" xmlns:w="http://schemas.openxmlformats.org/wordprocessingml/2006/main" xmlns:w14="http://schemas.microsoft.com/office/word/2010/wordml" xmlns:w15="http://schemas.microsoft.com/office/word/2012/wordml" xmlns:w16cex="http://schemas.microsoft.com/office/word/2018/wordml/cex" xmlns:w16cid="http://schemas.microsoft.com/office/word/2016/wordml/cid" xmlns:w16="http://schemas.microsoft.com/office/word/2018/wordml" xmlns:w16du="http://schemas.microsoft.com/office/word/2023/wordml/word16du" xmlns:w16sdtdh="http://schemas.microsoft.com/office/word/2020/wordml/sdtdatahash" xmlns:w16sdtfl="http://schemas.microsoft.com/office/word/2024/wordml/sdtformatlock" xmlns:w16se="http://schemas.microsoft.com/office/word/2015/wordml/symex" xmlns:wpg="http://schemas.microsoft.com/office/word/2010/wordprocessingGroup" xmlns:wpi="http://schemas.microsoft.com/office/word/2010/wordprocessingInk" xmlns:wne="http://schemas.microsoft.com/office/word/2006/wordml" xmlns:wps="http://schemas.microsoft.com/office/word/2010/wordprocessingShape" mc:Ignorable="w14 w15 w16se w16cid w16 w16cex w16sdtdh w16sdtfl w16du wp14">
+<w:hdr xmlns:wpc="http://schemas.microsoft.com/office/word/2010/wordprocessingCanvas" xmlns:cx="http://schemas.microsoft.com/office/drawing/2014/chartex" xmlns:cx1="http://schemas.microsoft.com/office/drawing/2015/9/8/chartex" xmlns:cx2="http://schemas.microsoft.com/office/drawing/2015/10/21/chartex" xmlns:cx3="http://schemas.microsoft.com/office/drawing/2016/5/9/chartex" xmlns:cx4="http://schemas.microsoft.com/office/drawing/2016/5/10/chartex" xmlns:cx5="http://schemas.microsoft.com/office/drawing/2016/5/11/chartex" xmlns:cx6="http://schemas.microsoft.com/office/drawing/2016/5/12/chartex" xmlns:cx7="http://schemas.microsoft.com/office/drawing/2016/5/13/chartex" xmlns:cx8="http://schemas.microsoft.com/office/drawing/2016/5/14/chartex" xmlns:mc="http://schemas.openxmlformats.org/markup-compatibility/2006" xmlns:m="http://schemas.openxmlformats.org/officeDocument/2006/math" xmlns:aink="http://schemas.microsoft.com/office/drawing/2016/ink" xmlns:am3d="http://schemas.microsoft.com/office/drawing/2017/model3d" xmlns:oel="http://schemas.microsoft.com/office/2019/extlst" xmlns:r="http://schemas.openxmlformats.org/officeDocument/2006/relationships" xmlns:wp14="http://schemas.microsoft.com/office/word/2010/wordprocessingDrawing" xmlns:wp="http://schemas.openxmlformats.org/drawingml/2006/wordprocessingDrawing" xmlns:wpg="http://schemas.microsoft.com/office/word/2010/wordprocessingGroup" xmlns:wpi="http://schemas.microsoft.com/office/word/2010/wordprocessingInk" xmlns:wps="http://schemas.microsoft.com/office/word/2010/wordprocessingShape" xmlns:o="urn:schemas-microsoft-com:office:office" xmlns:v="urn:schemas-microsoft-com:vml" xmlns:w10="urn:schemas-microsoft-com:office:word" xmlns:w="http://schemas.openxmlformats.org/wordprocessingml/2006/main" xmlns:w14="http://schemas.microsoft.com/office/word/2010/wordml" xmlns:w15="http://schemas.microsoft.com/office/word/2012/wordml" xmlns:w16cex="http://schemas.microsoft.com/office/word/2018/wordml/cex" xmlns:w16cid="http://schemas.microsoft.com/office/word/2016/wordml/cid" xmlns:w16="http://schemas.microsoft.com/office/word/2018/wordml" xmlns:w16sdtdh="http://schemas.microsoft.com/office/word/2020/wordml/sdtdatahash" xmlns:w16sdtfl="http://schemas.microsoft.com/office/word/2024/wordml/sdtformatlock" xmlns:w16se="http://schemas.microsoft.com/office/word/2015/wordml/symex" xmlns:w16du="http://schemas.microsoft.com/office/word/2023/wordml/word16du" xmlns:wne="http://schemas.microsoft.com/office/word/2006/wordml" mc:Ignorable="w14 w15 w16se w16cid w16 w16cex w16sdtdh w16sdtfl w16du wp14">
   <w:p>
     <w:pPr>
       <w:pStyle w:val="aa"/>
@@ -25519,7 +25653,7 @@
 </file>
 
 <file path=word/people.xml><?xml version="1.0" encoding="utf-8"?>
-<w15:people xmlns:wpc="http://schemas.microsoft.com/office/word/2010/wordprocessingCanvas" xmlns:cx="http://schemas.microsoft.com/office/drawing/2014/chartex" xmlns:cx1="http://schemas.microsoft.com/office/drawing/2015/9/8/chartex" xmlns:cx2="http://schemas.microsoft.com/office/drawing/2015/10/21/chartex" xmlns:cx3="http://schemas.microsoft.com/office/drawing/2016/5/9/chartex" xmlns:cx4="http://schemas.microsoft.com/office/drawing/2016/5/10/chartex" xmlns:cx5="http://schemas.microsoft.com/office/drawing/2016/5/11/chartex" xmlns:cx6="http://schemas.microsoft.com/office/drawing/2016/5/12/chartex" xmlns:cx7="http://schemas.microsoft.com/office/drawing/2016/5/13/chartex" xmlns:cx8="http://schemas.microsoft.com/office/drawing/2016/5/14/chartex" xmlns:mc="http://schemas.openxmlformats.org/markup-compatibility/2006" xmlns:aink="http://schemas.microsoft.com/office/drawing/2016/ink" xmlns:am3d="http://schemas.microsoft.com/office/drawing/2017/model3d" xmlns:o="urn:schemas-microsoft-com:office:office" xmlns:oel="http://schemas.microsoft.com/office/2019/extlst" xmlns:r="http://schemas.openxmlformats.org/officeDocument/2006/relationships" xmlns:m="http://schemas.openxmlformats.org/officeDocument/2006/math" xmlns:v="urn:schemas-microsoft-com:vml" xmlns:wp14="http://schemas.microsoft.com/office/word/2010/wordprocessingDrawing" xmlns:wp="http://schemas.openxmlformats.org/drawingml/2006/wordprocessingDrawing" xmlns:w10="urn:schemas-microsoft-com:office:word" xmlns:w="http://schemas.openxmlformats.org/wordprocessingml/2006/main" xmlns:w14="http://schemas.microsoft.com/office/word/2010/wordml" xmlns:w15="http://schemas.microsoft.com/office/word/2012/wordml" xmlns:w16cex="http://schemas.microsoft.com/office/word/2018/wordml/cex" xmlns:w16cid="http://schemas.microsoft.com/office/word/2016/wordml/cid" xmlns:w16="http://schemas.microsoft.com/office/word/2018/wordml" xmlns:w16du="http://schemas.microsoft.com/office/word/2023/wordml/word16du" xmlns:w16sdtdh="http://schemas.microsoft.com/office/word/2020/wordml/sdtdatahash" xmlns:w16sdtfl="http://schemas.microsoft.com/office/word/2024/wordml/sdtformatlock" xmlns:w16se="http://schemas.microsoft.com/office/word/2015/wordml/symex" xmlns:wpg="http://schemas.microsoft.com/office/word/2010/wordprocessingGroup" xmlns:wpi="http://schemas.microsoft.com/office/word/2010/wordprocessingInk" xmlns:wne="http://schemas.microsoft.com/office/word/2006/wordml" xmlns:wps="http://schemas.microsoft.com/office/word/2010/wordprocessingShape" mc:Ignorable="w14 w15 w16se w16cid w16 w16cex w16sdtdh w16sdtfl w16du wp14">
+<w15:people xmlns:wpc="http://schemas.microsoft.com/office/word/2010/wordprocessingCanvas" xmlns:cx="http://schemas.microsoft.com/office/drawing/2014/chartex" xmlns:cx1="http://schemas.microsoft.com/office/drawing/2015/9/8/chartex" xmlns:cx2="http://schemas.microsoft.com/office/drawing/2015/10/21/chartex" xmlns:cx3="http://schemas.microsoft.com/office/drawing/2016/5/9/chartex" xmlns:cx4="http://schemas.microsoft.com/office/drawing/2016/5/10/chartex" xmlns:cx5="http://schemas.microsoft.com/office/drawing/2016/5/11/chartex" xmlns:cx6="http://schemas.microsoft.com/office/drawing/2016/5/12/chartex" xmlns:cx7="http://schemas.microsoft.com/office/drawing/2016/5/13/chartex" xmlns:cx8="http://schemas.microsoft.com/office/drawing/2016/5/14/chartex" xmlns:mc="http://schemas.openxmlformats.org/markup-compatibility/2006" xmlns:m="http://schemas.openxmlformats.org/officeDocument/2006/math" xmlns:aink="http://schemas.microsoft.com/office/drawing/2016/ink" xmlns:am3d="http://schemas.microsoft.com/office/drawing/2017/model3d" xmlns:oel="http://schemas.microsoft.com/office/2019/extlst" xmlns:r="http://schemas.openxmlformats.org/officeDocument/2006/relationships" xmlns:wp14="http://schemas.microsoft.com/office/word/2010/wordprocessingDrawing" xmlns:wp="http://schemas.openxmlformats.org/drawingml/2006/wordprocessingDrawing" xmlns:wpg="http://schemas.microsoft.com/office/word/2010/wordprocessingGroup" xmlns:wpi="http://schemas.microsoft.com/office/word/2010/wordprocessingInk" xmlns:wps="http://schemas.microsoft.com/office/word/2010/wordprocessingShape" xmlns:o="urn:schemas-microsoft-com:office:office" xmlns:v="urn:schemas-microsoft-com:vml" xmlns:w10="urn:schemas-microsoft-com:office:word" xmlns:w="http://schemas.openxmlformats.org/wordprocessingml/2006/main" xmlns:w14="http://schemas.microsoft.com/office/word/2010/wordml" xmlns:w15="http://schemas.microsoft.com/office/word/2012/wordml" xmlns:w16cex="http://schemas.microsoft.com/office/word/2018/wordml/cex" xmlns:w16cid="http://schemas.microsoft.com/office/word/2016/wordml/cid" xmlns:w16="http://schemas.microsoft.com/office/word/2018/wordml" xmlns:w16sdtdh="http://schemas.microsoft.com/office/word/2020/wordml/sdtdatahash" xmlns:w16sdtfl="http://schemas.microsoft.com/office/word/2024/wordml/sdtformatlock" xmlns:w16se="http://schemas.microsoft.com/office/word/2015/wordml/symex" xmlns:w16du="http://schemas.microsoft.com/office/word/2023/wordml/word16du" xmlns:wne="http://schemas.microsoft.com/office/word/2006/wordml" mc:Ignorable="w14 w15 w16se w16cid w16 w16cex w16sdtdh w16sdtfl w16du wp14">
   <w15:person w15:author="김연비/정치외교학전공(2023110707)">
     <w15:presenceInfo w15:providerId="AD" w15:userId="S::yeonbee0427@student.dongguk.edu::0cdbaf5c-1251-4138-9357-4872149e718e"/>
   </w15:person>
@@ -25527,7 +25661,7 @@
 </file>
 
 <file path=word/styles.xml><?xml version="1.0" encoding="utf-8"?>
-<w:styles xmlns:mc="http://schemas.openxmlformats.org/markup-compatibility/2006" xmlns:r="http://schemas.openxmlformats.org/officeDocument/2006/relationships" xmlns:w="http://schemas.openxmlformats.org/wordprocessingml/2006/main" xmlns:w14="http://schemas.microsoft.com/office/word/2010/wordml" xmlns:w15="http://schemas.microsoft.com/office/word/2012/wordml" xmlns:w16cex="http://schemas.microsoft.com/office/word/2018/wordml/cex" xmlns:w16cid="http://schemas.microsoft.com/office/word/2016/wordml/cid" xmlns:w16="http://schemas.microsoft.com/office/word/2018/wordml" xmlns:w16du="http://schemas.microsoft.com/office/word/2023/wordml/word16du" xmlns:w16sdtdh="http://schemas.microsoft.com/office/word/2020/wordml/sdtdatahash" xmlns:w16sdtfl="http://schemas.microsoft.com/office/word/2024/wordml/sdtformatlock" xmlns:w16se="http://schemas.microsoft.com/office/word/2015/wordml/symex" mc:Ignorable="w14 w15 w16se w16cid w16 w16cex w16sdtdh w16sdtfl w16du">
+<w:styles xmlns:mc="http://schemas.openxmlformats.org/markup-compatibility/2006" xmlns:r="http://schemas.openxmlformats.org/officeDocument/2006/relationships" xmlns:w="http://schemas.openxmlformats.org/wordprocessingml/2006/main" xmlns:w14="http://schemas.microsoft.com/office/word/2010/wordml" xmlns:w15="http://schemas.microsoft.com/office/word/2012/wordml" xmlns:w16cex="http://schemas.microsoft.com/office/word/2018/wordml/cex" xmlns:w16cid="http://schemas.microsoft.com/office/word/2016/wordml/cid" xmlns:w16="http://schemas.microsoft.com/office/word/2018/wordml" xmlns:w16sdtdh="http://schemas.microsoft.com/office/word/2020/wordml/sdtdatahash" xmlns:w16sdtfl="http://schemas.microsoft.com/office/word/2024/wordml/sdtformatlock" xmlns:w16se="http://schemas.microsoft.com/office/word/2015/wordml/symex" xmlns:w16du="http://schemas.microsoft.com/office/word/2023/wordml/word16du" mc:Ignorable="w14 w15 w16se w16cid w16 w16cex w16sdtdh w16sdtfl w16du">
   <w:docDefaults>
     <w:rPrDefault>
       <w:rPr>
